--- a/docs/tables/entire/sec7_lm_d365_c30_surv.docx
+++ b/docs/tables/entire/sec7_lm_d365_c30_surv.docx
@@ -2043,113 +2043,113 @@
                 <w:szCs w:val="22"/>
                 <w:color w:val="000000"/>
               </w:rPr>
-              <w:t xml:space="preserve">-2.4</w:t>
-            </w:r>
-          </w:p>
-        </w:tc>
-        <w:tc>
-          <w:tcPr>
-            <w:tcBorders>
-              <w:bottom w:val="none" w:sz="0" w:space="0" w:color="000000"/>
-              <w:top w:val="none" w:sz="0" w:space="0" w:color="000000"/>
-              <w:left w:val="none" w:sz="0" w:space="0" w:color="000000"/>
-              <w:right w:val="none" w:sz="0" w:space="0" w:color="000000"/>
-            </w:tcBorders>
-            <w:shd w:val="clear" w:color="auto" w:fill="FFFFFF"/>
-            <w:tcMar>
-              <w:top w:w="0" w:type="dxa"/>
-              <w:bottom w:w="0" w:type="dxa"/>
-              <w:left w:w="0" w:type="dxa"/>
-              <w:right w:w="0" w:type="dxa"/>
-            </w:tcMar>
-            <w:vAlign w:val="top"/>
-          </w:tcPr>
-          <w:p>
-            <w:pPr>
-              <w:pStyle w:val="Normal"/>
-              <w:jc w:val="center"/>
-              <w:pBdr>
-                <w:bottom w:val="none" w:sz="0" w:space="0" w:color="000000"/>
-                <w:top w:val="none" w:sz="0" w:space="0" w:color="000000"/>
-                <w:left w:val="none" w:sz="0" w:space="0" w:color="000000"/>
-                <w:right w:val="none" w:sz="0" w:space="0" w:color="000000"/>
-              </w:pBdr>
-              <w:spacing w:after="100" w:before="100" w:line="240"/>
-              <w:ind w:left="100" w:right="100" w:firstLine="0" w:firstLineChars="0"/>
-              <w:rPr>
-                <w:rFonts w:ascii="Helvetica" w:hAnsi="Helvetica" w:eastAsia="Helvetica" w:cs="Helvetica"/>
-                <w:i w:val="false"/>
-                <w:b w:val="false"/>
-                <w:u w:val="none"/>
-                <w:sz w:val="22"/>
-                <w:szCs w:val="22"/>
-                <w:color w:val="000000"/>
-              </w:rPr>
-            </w:pPr>
-            <w:r>
-              <w:rPr>
-                <w:rFonts w:ascii="Helvetica" w:hAnsi="Helvetica" w:eastAsia="Helvetica" w:cs="Helvetica"/>
-                <w:i w:val="false"/>
-                <w:b w:val="false"/>
-                <w:u w:val="none"/>
-                <w:sz w:val="22"/>
-                <w:szCs w:val="22"/>
-                <w:color w:val="000000"/>
-              </w:rPr>
-              <w:t xml:space="preserve">-5.6, 0.88</w:t>
-            </w:r>
-          </w:p>
-        </w:tc>
-        <w:tc>
-          <w:tcPr>
-            <w:tcBorders>
-              <w:bottom w:val="none" w:sz="0" w:space="0" w:color="000000"/>
-              <w:top w:val="none" w:sz="0" w:space="0" w:color="000000"/>
-              <w:left w:val="none" w:sz="0" w:space="0" w:color="000000"/>
-              <w:right w:val="none" w:sz="0" w:space="0" w:color="000000"/>
-            </w:tcBorders>
-            <w:shd w:val="clear" w:color="auto" w:fill="FFFFFF"/>
-            <w:tcMar>
-              <w:top w:w="0" w:type="dxa"/>
-              <w:bottom w:w="0" w:type="dxa"/>
-              <w:left w:w="0" w:type="dxa"/>
-              <w:right w:w="0" w:type="dxa"/>
-            </w:tcMar>
-            <w:vAlign w:val="top"/>
-          </w:tcPr>
-          <w:p>
-            <w:pPr>
-              <w:pStyle w:val="Normal"/>
-              <w:jc w:val="center"/>
-              <w:pBdr>
-                <w:bottom w:val="none" w:sz="0" w:space="0" w:color="000000"/>
-                <w:top w:val="none" w:sz="0" w:space="0" w:color="000000"/>
-                <w:left w:val="none" w:sz="0" w:space="0" w:color="000000"/>
-                <w:right w:val="none" w:sz="0" w:space="0" w:color="000000"/>
-              </w:pBdr>
-              <w:spacing w:after="100" w:before="100" w:line="240"/>
-              <w:ind w:left="100" w:right="100" w:firstLine="0" w:firstLineChars="0"/>
-              <w:rPr>
-                <w:rFonts w:ascii="Helvetica" w:hAnsi="Helvetica" w:eastAsia="Helvetica" w:cs="Helvetica"/>
-                <w:i w:val="false"/>
-                <w:b w:val="false"/>
-                <w:u w:val="none"/>
-                <w:sz w:val="22"/>
-                <w:szCs w:val="22"/>
-                <w:color w:val="000000"/>
-              </w:rPr>
-            </w:pPr>
-            <w:r>
-              <w:rPr>
-                <w:rFonts w:ascii="Helvetica" w:hAnsi="Helvetica" w:eastAsia="Helvetica" w:cs="Helvetica"/>
-                <w:i w:val="false"/>
-                <w:b w:val="false"/>
-                <w:u w:val="none"/>
-                <w:sz w:val="22"/>
-                <w:szCs w:val="22"/>
-                <w:color w:val="000000"/>
-              </w:rPr>
-              <w:t xml:space="preserve">0.154</w:t>
+              <w:t xml:space="preserve">-4.2</w:t>
+            </w:r>
+          </w:p>
+        </w:tc>
+        <w:tc>
+          <w:tcPr>
+            <w:tcBorders>
+              <w:bottom w:val="none" w:sz="0" w:space="0" w:color="000000"/>
+              <w:top w:val="none" w:sz="0" w:space="0" w:color="000000"/>
+              <w:left w:val="none" w:sz="0" w:space="0" w:color="000000"/>
+              <w:right w:val="none" w:sz="0" w:space="0" w:color="000000"/>
+            </w:tcBorders>
+            <w:shd w:val="clear" w:color="auto" w:fill="FFFFFF"/>
+            <w:tcMar>
+              <w:top w:w="0" w:type="dxa"/>
+              <w:bottom w:w="0" w:type="dxa"/>
+              <w:left w:w="0" w:type="dxa"/>
+              <w:right w:w="0" w:type="dxa"/>
+            </w:tcMar>
+            <w:vAlign w:val="top"/>
+          </w:tcPr>
+          <w:p>
+            <w:pPr>
+              <w:pStyle w:val="Normal"/>
+              <w:jc w:val="center"/>
+              <w:pBdr>
+                <w:bottom w:val="none" w:sz="0" w:space="0" w:color="000000"/>
+                <w:top w:val="none" w:sz="0" w:space="0" w:color="000000"/>
+                <w:left w:val="none" w:sz="0" w:space="0" w:color="000000"/>
+                <w:right w:val="none" w:sz="0" w:space="0" w:color="000000"/>
+              </w:pBdr>
+              <w:spacing w:after="100" w:before="100" w:line="240"/>
+              <w:ind w:left="100" w:right="100" w:firstLine="0" w:firstLineChars="0"/>
+              <w:rPr>
+                <w:rFonts w:ascii="Helvetica" w:hAnsi="Helvetica" w:eastAsia="Helvetica" w:cs="Helvetica"/>
+                <w:i w:val="false"/>
+                <w:b w:val="false"/>
+                <w:u w:val="none"/>
+                <w:sz w:val="22"/>
+                <w:szCs w:val="22"/>
+                <w:color w:val="000000"/>
+              </w:rPr>
+            </w:pPr>
+            <w:r>
+              <w:rPr>
+                <w:rFonts w:ascii="Helvetica" w:hAnsi="Helvetica" w:eastAsia="Helvetica" w:cs="Helvetica"/>
+                <w:i w:val="false"/>
+                <w:b w:val="false"/>
+                <w:u w:val="none"/>
+                <w:sz w:val="22"/>
+                <w:szCs w:val="22"/>
+                <w:color w:val="000000"/>
+              </w:rPr>
+              <w:t xml:space="preserve">-7.7, -0.68</w:t>
+            </w:r>
+          </w:p>
+        </w:tc>
+        <w:tc>
+          <w:tcPr>
+            <w:tcBorders>
+              <w:bottom w:val="none" w:sz="0" w:space="0" w:color="000000"/>
+              <w:top w:val="none" w:sz="0" w:space="0" w:color="000000"/>
+              <w:left w:val="none" w:sz="0" w:space="0" w:color="000000"/>
+              <w:right w:val="none" w:sz="0" w:space="0" w:color="000000"/>
+            </w:tcBorders>
+            <w:shd w:val="clear" w:color="auto" w:fill="FFFFFF"/>
+            <w:tcMar>
+              <w:top w:w="0" w:type="dxa"/>
+              <w:bottom w:w="0" w:type="dxa"/>
+              <w:left w:w="0" w:type="dxa"/>
+              <w:right w:w="0" w:type="dxa"/>
+            </w:tcMar>
+            <w:vAlign w:val="top"/>
+          </w:tcPr>
+          <w:p>
+            <w:pPr>
+              <w:pStyle w:val="Normal"/>
+              <w:jc w:val="center"/>
+              <w:pBdr>
+                <w:bottom w:val="none" w:sz="0" w:space="0" w:color="000000"/>
+                <w:top w:val="none" w:sz="0" w:space="0" w:color="000000"/>
+                <w:left w:val="none" w:sz="0" w:space="0" w:color="000000"/>
+                <w:right w:val="none" w:sz="0" w:space="0" w:color="000000"/>
+              </w:pBdr>
+              <w:spacing w:after="100" w:before="100" w:line="240"/>
+              <w:ind w:left="100" w:right="100" w:firstLine="0" w:firstLineChars="0"/>
+              <w:rPr>
+                <w:rFonts w:ascii="Helvetica" w:hAnsi="Helvetica" w:eastAsia="Helvetica" w:cs="Helvetica"/>
+                <w:i w:val="false"/>
+                <w:b w:val="false"/>
+                <w:u w:val="none"/>
+                <w:sz w:val="22"/>
+                <w:szCs w:val="22"/>
+                <w:color w:val="000000"/>
+              </w:rPr>
+            </w:pPr>
+            <w:r>
+              <w:rPr>
+                <w:rFonts w:ascii="Helvetica" w:hAnsi="Helvetica" w:eastAsia="Helvetica" w:cs="Helvetica"/>
+                <w:i w:val="false"/>
+                <w:b w:val="false"/>
+                <w:u w:val="none"/>
+                <w:sz w:val="22"/>
+                <w:szCs w:val="22"/>
+                <w:color w:val="000000"/>
+              </w:rPr>
+              <w:t xml:space="preserve">0.019</w:t>
             </w:r>
           </w:p>
         </w:tc>
@@ -2526,113 +2526,113 @@
                 <w:szCs w:val="22"/>
                 <w:color w:val="000000"/>
               </w:rPr>
-              <w:t xml:space="preserve">-0.21</w:t>
-            </w:r>
-          </w:p>
-        </w:tc>
-        <w:tc>
-          <w:tcPr>
-            <w:tcBorders>
-              <w:bottom w:val="none" w:sz="0" w:space="0" w:color="000000"/>
-              <w:top w:val="none" w:sz="0" w:space="0" w:color="000000"/>
-              <w:left w:val="none" w:sz="0" w:space="0" w:color="000000"/>
-              <w:right w:val="none" w:sz="0" w:space="0" w:color="000000"/>
-            </w:tcBorders>
-            <w:shd w:val="clear" w:color="auto" w:fill="FFFFFF"/>
-            <w:tcMar>
-              <w:top w:w="0" w:type="dxa"/>
-              <w:bottom w:w="0" w:type="dxa"/>
-              <w:left w:w="0" w:type="dxa"/>
-              <w:right w:w="0" w:type="dxa"/>
-            </w:tcMar>
-            <w:vAlign w:val="top"/>
-          </w:tcPr>
-          <w:p>
-            <w:pPr>
-              <w:pStyle w:val="Normal"/>
-              <w:jc w:val="center"/>
-              <w:pBdr>
-                <w:bottom w:val="none" w:sz="0" w:space="0" w:color="000000"/>
-                <w:top w:val="none" w:sz="0" w:space="0" w:color="000000"/>
-                <w:left w:val="none" w:sz="0" w:space="0" w:color="000000"/>
-                <w:right w:val="none" w:sz="0" w:space="0" w:color="000000"/>
-              </w:pBdr>
-              <w:spacing w:after="100" w:before="100" w:line="240"/>
-              <w:ind w:left="100" w:right="100" w:firstLine="0" w:firstLineChars="0"/>
-              <w:rPr>
-                <w:rFonts w:ascii="Helvetica" w:hAnsi="Helvetica" w:eastAsia="Helvetica" w:cs="Helvetica"/>
-                <w:i w:val="false"/>
-                <w:b w:val="false"/>
-                <w:u w:val="none"/>
-                <w:sz w:val="22"/>
-                <w:szCs w:val="22"/>
-                <w:color w:val="000000"/>
-              </w:rPr>
-            </w:pPr>
-            <w:r>
-              <w:rPr>
-                <w:rFonts w:ascii="Helvetica" w:hAnsi="Helvetica" w:eastAsia="Helvetica" w:cs="Helvetica"/>
-                <w:i w:val="false"/>
-                <w:b w:val="false"/>
-                <w:u w:val="none"/>
-                <w:sz w:val="22"/>
-                <w:szCs w:val="22"/>
-                <w:color w:val="000000"/>
-              </w:rPr>
-              <w:t xml:space="preserve">-0.36, -0.06</w:t>
-            </w:r>
-          </w:p>
-        </w:tc>
-        <w:tc>
-          <w:tcPr>
-            <w:tcBorders>
-              <w:bottom w:val="none" w:sz="0" w:space="0" w:color="000000"/>
-              <w:top w:val="none" w:sz="0" w:space="0" w:color="000000"/>
-              <w:left w:val="none" w:sz="0" w:space="0" w:color="000000"/>
-              <w:right w:val="none" w:sz="0" w:space="0" w:color="000000"/>
-            </w:tcBorders>
-            <w:shd w:val="clear" w:color="auto" w:fill="FFFFFF"/>
-            <w:tcMar>
-              <w:top w:w="0" w:type="dxa"/>
-              <w:bottom w:w="0" w:type="dxa"/>
-              <w:left w:w="0" w:type="dxa"/>
-              <w:right w:w="0" w:type="dxa"/>
-            </w:tcMar>
-            <w:vAlign w:val="top"/>
-          </w:tcPr>
-          <w:p>
-            <w:pPr>
-              <w:pStyle w:val="Normal"/>
-              <w:jc w:val="center"/>
-              <w:pBdr>
-                <w:bottom w:val="none" w:sz="0" w:space="0" w:color="000000"/>
-                <w:top w:val="none" w:sz="0" w:space="0" w:color="000000"/>
-                <w:left w:val="none" w:sz="0" w:space="0" w:color="000000"/>
-                <w:right w:val="none" w:sz="0" w:space="0" w:color="000000"/>
-              </w:pBdr>
-              <w:spacing w:after="100" w:before="100" w:line="240"/>
-              <w:ind w:left="100" w:right="100" w:firstLine="0" w:firstLineChars="0"/>
-              <w:rPr>
-                <w:rFonts w:ascii="Helvetica" w:hAnsi="Helvetica" w:eastAsia="Helvetica" w:cs="Helvetica"/>
-                <w:i w:val="false"/>
-                <w:b w:val="false"/>
-                <w:u w:val="none"/>
-                <w:sz w:val="22"/>
-                <w:szCs w:val="22"/>
-                <w:color w:val="000000"/>
-              </w:rPr>
-            </w:pPr>
-            <w:r>
-              <w:rPr>
-                <w:rFonts w:ascii="Helvetica" w:hAnsi="Helvetica" w:eastAsia="Helvetica" w:cs="Helvetica"/>
-                <w:i w:val="false"/>
-                <w:b w:val="false"/>
-                <w:u w:val="none"/>
-                <w:sz w:val="22"/>
-                <w:szCs w:val="22"/>
-                <w:color w:val="000000"/>
-              </w:rPr>
-              <w:t xml:space="preserve">0.006</w:t>
+              <w:t xml:space="preserve">-0.11</w:t>
+            </w:r>
+          </w:p>
+        </w:tc>
+        <w:tc>
+          <w:tcPr>
+            <w:tcBorders>
+              <w:bottom w:val="none" w:sz="0" w:space="0" w:color="000000"/>
+              <w:top w:val="none" w:sz="0" w:space="0" w:color="000000"/>
+              <w:left w:val="none" w:sz="0" w:space="0" w:color="000000"/>
+              <w:right w:val="none" w:sz="0" w:space="0" w:color="000000"/>
+            </w:tcBorders>
+            <w:shd w:val="clear" w:color="auto" w:fill="FFFFFF"/>
+            <w:tcMar>
+              <w:top w:w="0" w:type="dxa"/>
+              <w:bottom w:w="0" w:type="dxa"/>
+              <w:left w:w="0" w:type="dxa"/>
+              <w:right w:w="0" w:type="dxa"/>
+            </w:tcMar>
+            <w:vAlign w:val="top"/>
+          </w:tcPr>
+          <w:p>
+            <w:pPr>
+              <w:pStyle w:val="Normal"/>
+              <w:jc w:val="center"/>
+              <w:pBdr>
+                <w:bottom w:val="none" w:sz="0" w:space="0" w:color="000000"/>
+                <w:top w:val="none" w:sz="0" w:space="0" w:color="000000"/>
+                <w:left w:val="none" w:sz="0" w:space="0" w:color="000000"/>
+                <w:right w:val="none" w:sz="0" w:space="0" w:color="000000"/>
+              </w:pBdr>
+              <w:spacing w:after="100" w:before="100" w:line="240"/>
+              <w:ind w:left="100" w:right="100" w:firstLine="0" w:firstLineChars="0"/>
+              <w:rPr>
+                <w:rFonts w:ascii="Helvetica" w:hAnsi="Helvetica" w:eastAsia="Helvetica" w:cs="Helvetica"/>
+                <w:i w:val="false"/>
+                <w:b w:val="false"/>
+                <w:u w:val="none"/>
+                <w:sz w:val="22"/>
+                <w:szCs w:val="22"/>
+                <w:color w:val="000000"/>
+              </w:rPr>
+            </w:pPr>
+            <w:r>
+              <w:rPr>
+                <w:rFonts w:ascii="Helvetica" w:hAnsi="Helvetica" w:eastAsia="Helvetica" w:cs="Helvetica"/>
+                <w:i w:val="false"/>
+                <w:b w:val="false"/>
+                <w:u w:val="none"/>
+                <w:sz w:val="22"/>
+                <w:szCs w:val="22"/>
+                <w:color w:val="000000"/>
+              </w:rPr>
+              <w:t xml:space="preserve">-0.25, 0.02</w:t>
+            </w:r>
+          </w:p>
+        </w:tc>
+        <w:tc>
+          <w:tcPr>
+            <w:tcBorders>
+              <w:bottom w:val="none" w:sz="0" w:space="0" w:color="000000"/>
+              <w:top w:val="none" w:sz="0" w:space="0" w:color="000000"/>
+              <w:left w:val="none" w:sz="0" w:space="0" w:color="000000"/>
+              <w:right w:val="none" w:sz="0" w:space="0" w:color="000000"/>
+            </w:tcBorders>
+            <w:shd w:val="clear" w:color="auto" w:fill="FFFFFF"/>
+            <w:tcMar>
+              <w:top w:w="0" w:type="dxa"/>
+              <w:bottom w:w="0" w:type="dxa"/>
+              <w:left w:w="0" w:type="dxa"/>
+              <w:right w:w="0" w:type="dxa"/>
+            </w:tcMar>
+            <w:vAlign w:val="top"/>
+          </w:tcPr>
+          <w:p>
+            <w:pPr>
+              <w:pStyle w:val="Normal"/>
+              <w:jc w:val="center"/>
+              <w:pBdr>
+                <w:bottom w:val="none" w:sz="0" w:space="0" w:color="000000"/>
+                <w:top w:val="none" w:sz="0" w:space="0" w:color="000000"/>
+                <w:left w:val="none" w:sz="0" w:space="0" w:color="000000"/>
+                <w:right w:val="none" w:sz="0" w:space="0" w:color="000000"/>
+              </w:pBdr>
+              <w:spacing w:after="100" w:before="100" w:line="240"/>
+              <w:ind w:left="100" w:right="100" w:firstLine="0" w:firstLineChars="0"/>
+              <w:rPr>
+                <w:rFonts w:ascii="Helvetica" w:hAnsi="Helvetica" w:eastAsia="Helvetica" w:cs="Helvetica"/>
+                <w:i w:val="false"/>
+                <w:b w:val="false"/>
+                <w:u w:val="none"/>
+                <w:sz w:val="22"/>
+                <w:szCs w:val="22"/>
+                <w:color w:val="000000"/>
+              </w:rPr>
+            </w:pPr>
+            <w:r>
+              <w:rPr>
+                <w:rFonts w:ascii="Helvetica" w:hAnsi="Helvetica" w:eastAsia="Helvetica" w:cs="Helvetica"/>
+                <w:i w:val="false"/>
+                <w:b w:val="false"/>
+                <w:u w:val="none"/>
+                <w:sz w:val="22"/>
+                <w:szCs w:val="22"/>
+                <w:color w:val="000000"/>
+              </w:rPr>
+              <w:t xml:space="preserve">0.090</w:t>
             </w:r>
           </w:p>
         </w:tc>
@@ -3975,113 +3975,113 @@
                 <w:szCs w:val="22"/>
                 <w:color w:val="000000"/>
               </w:rPr>
-              <w:t xml:space="preserve">-0.54</w:t>
-            </w:r>
-          </w:p>
-        </w:tc>
-        <w:tc>
-          <w:tcPr>
-            <w:tcBorders>
-              <w:bottom w:val="none" w:sz="0" w:space="0" w:color="000000"/>
-              <w:top w:val="none" w:sz="0" w:space="0" w:color="000000"/>
-              <w:left w:val="none" w:sz="0" w:space="0" w:color="000000"/>
-              <w:right w:val="none" w:sz="0" w:space="0" w:color="000000"/>
-            </w:tcBorders>
-            <w:shd w:val="clear" w:color="auto" w:fill="FFFFFF"/>
-            <w:tcMar>
-              <w:top w:w="0" w:type="dxa"/>
-              <w:bottom w:w="0" w:type="dxa"/>
-              <w:left w:w="0" w:type="dxa"/>
-              <w:right w:w="0" w:type="dxa"/>
-            </w:tcMar>
-            <w:vAlign w:val="top"/>
-          </w:tcPr>
-          <w:p>
-            <w:pPr>
-              <w:pStyle w:val="Normal"/>
-              <w:jc w:val="center"/>
-              <w:pBdr>
-                <w:bottom w:val="none" w:sz="0" w:space="0" w:color="000000"/>
-                <w:top w:val="none" w:sz="0" w:space="0" w:color="000000"/>
-                <w:left w:val="none" w:sz="0" w:space="0" w:color="000000"/>
-                <w:right w:val="none" w:sz="0" w:space="0" w:color="000000"/>
-              </w:pBdr>
-              <w:spacing w:after="100" w:before="100" w:line="240"/>
-              <w:ind w:left="100" w:right="100" w:firstLine="0" w:firstLineChars="0"/>
-              <w:rPr>
-                <w:rFonts w:ascii="Helvetica" w:hAnsi="Helvetica" w:eastAsia="Helvetica" w:cs="Helvetica"/>
-                <w:i w:val="false"/>
-                <w:b w:val="false"/>
-                <w:u w:val="none"/>
-                <w:sz w:val="22"/>
-                <w:szCs w:val="22"/>
-                <w:color w:val="000000"/>
-              </w:rPr>
-            </w:pPr>
-            <w:r>
-              <w:rPr>
-                <w:rFonts w:ascii="Helvetica" w:hAnsi="Helvetica" w:eastAsia="Helvetica" w:cs="Helvetica"/>
-                <w:i w:val="false"/>
-                <w:b w:val="false"/>
-                <w:u w:val="none"/>
-                <w:sz w:val="22"/>
-                <w:szCs w:val="22"/>
-                <w:color w:val="000000"/>
-              </w:rPr>
-              <w:t xml:space="preserve">-3.9, 2.8</w:t>
-            </w:r>
-          </w:p>
-        </w:tc>
-        <w:tc>
-          <w:tcPr>
-            <w:tcBorders>
-              <w:bottom w:val="none" w:sz="0" w:space="0" w:color="000000"/>
-              <w:top w:val="none" w:sz="0" w:space="0" w:color="000000"/>
-              <w:left w:val="none" w:sz="0" w:space="0" w:color="000000"/>
-              <w:right w:val="none" w:sz="0" w:space="0" w:color="000000"/>
-            </w:tcBorders>
-            <w:shd w:val="clear" w:color="auto" w:fill="FFFFFF"/>
-            <w:tcMar>
-              <w:top w:w="0" w:type="dxa"/>
-              <w:bottom w:w="0" w:type="dxa"/>
-              <w:left w:w="0" w:type="dxa"/>
-              <w:right w:w="0" w:type="dxa"/>
-            </w:tcMar>
-            <w:vAlign w:val="top"/>
-          </w:tcPr>
-          <w:p>
-            <w:pPr>
-              <w:pStyle w:val="Normal"/>
-              <w:jc w:val="center"/>
-              <w:pBdr>
-                <w:bottom w:val="none" w:sz="0" w:space="0" w:color="000000"/>
-                <w:top w:val="none" w:sz="0" w:space="0" w:color="000000"/>
-                <w:left w:val="none" w:sz="0" w:space="0" w:color="000000"/>
-                <w:right w:val="none" w:sz="0" w:space="0" w:color="000000"/>
-              </w:pBdr>
-              <w:spacing w:after="100" w:before="100" w:line="240"/>
-              <w:ind w:left="100" w:right="100" w:firstLine="0" w:firstLineChars="0"/>
-              <w:rPr>
-                <w:rFonts w:ascii="Helvetica" w:hAnsi="Helvetica" w:eastAsia="Helvetica" w:cs="Helvetica"/>
-                <w:i w:val="false"/>
-                <w:b w:val="false"/>
-                <w:u w:val="none"/>
-                <w:sz w:val="22"/>
-                <w:szCs w:val="22"/>
-                <w:color w:val="000000"/>
-              </w:rPr>
-            </w:pPr>
-            <w:r>
-              <w:rPr>
-                <w:rFonts w:ascii="Helvetica" w:hAnsi="Helvetica" w:eastAsia="Helvetica" w:cs="Helvetica"/>
-                <w:i w:val="false"/>
-                <w:b w:val="false"/>
-                <w:u w:val="none"/>
-                <w:sz w:val="22"/>
-                <w:szCs w:val="22"/>
-                <w:color w:val="000000"/>
-              </w:rPr>
-              <w:t xml:space="preserve">0.751</w:t>
+              <w:t xml:space="preserve">-1.6</w:t>
+            </w:r>
+          </w:p>
+        </w:tc>
+        <w:tc>
+          <w:tcPr>
+            <w:tcBorders>
+              <w:bottom w:val="none" w:sz="0" w:space="0" w:color="000000"/>
+              <w:top w:val="none" w:sz="0" w:space="0" w:color="000000"/>
+              <w:left w:val="none" w:sz="0" w:space="0" w:color="000000"/>
+              <w:right w:val="none" w:sz="0" w:space="0" w:color="000000"/>
+            </w:tcBorders>
+            <w:shd w:val="clear" w:color="auto" w:fill="FFFFFF"/>
+            <w:tcMar>
+              <w:top w:w="0" w:type="dxa"/>
+              <w:bottom w:w="0" w:type="dxa"/>
+              <w:left w:w="0" w:type="dxa"/>
+              <w:right w:w="0" w:type="dxa"/>
+            </w:tcMar>
+            <w:vAlign w:val="top"/>
+          </w:tcPr>
+          <w:p>
+            <w:pPr>
+              <w:pStyle w:val="Normal"/>
+              <w:jc w:val="center"/>
+              <w:pBdr>
+                <w:bottom w:val="none" w:sz="0" w:space="0" w:color="000000"/>
+                <w:top w:val="none" w:sz="0" w:space="0" w:color="000000"/>
+                <w:left w:val="none" w:sz="0" w:space="0" w:color="000000"/>
+                <w:right w:val="none" w:sz="0" w:space="0" w:color="000000"/>
+              </w:pBdr>
+              <w:spacing w:after="100" w:before="100" w:line="240"/>
+              <w:ind w:left="100" w:right="100" w:firstLine="0" w:firstLineChars="0"/>
+              <w:rPr>
+                <w:rFonts w:ascii="Helvetica" w:hAnsi="Helvetica" w:eastAsia="Helvetica" w:cs="Helvetica"/>
+                <w:i w:val="false"/>
+                <w:b w:val="false"/>
+                <w:u w:val="none"/>
+                <w:sz w:val="22"/>
+                <w:szCs w:val="22"/>
+                <w:color w:val="000000"/>
+              </w:rPr>
+            </w:pPr>
+            <w:r>
+              <w:rPr>
+                <w:rFonts w:ascii="Helvetica" w:hAnsi="Helvetica" w:eastAsia="Helvetica" w:cs="Helvetica"/>
+                <w:i w:val="false"/>
+                <w:b w:val="false"/>
+                <w:u w:val="none"/>
+                <w:sz w:val="22"/>
+                <w:szCs w:val="22"/>
+                <w:color w:val="000000"/>
+              </w:rPr>
+              <w:t xml:space="preserve">-4.9, 1.8</w:t>
+            </w:r>
+          </w:p>
+        </w:tc>
+        <w:tc>
+          <w:tcPr>
+            <w:tcBorders>
+              <w:bottom w:val="none" w:sz="0" w:space="0" w:color="000000"/>
+              <w:top w:val="none" w:sz="0" w:space="0" w:color="000000"/>
+              <w:left w:val="none" w:sz="0" w:space="0" w:color="000000"/>
+              <w:right w:val="none" w:sz="0" w:space="0" w:color="000000"/>
+            </w:tcBorders>
+            <w:shd w:val="clear" w:color="auto" w:fill="FFFFFF"/>
+            <w:tcMar>
+              <w:top w:w="0" w:type="dxa"/>
+              <w:bottom w:w="0" w:type="dxa"/>
+              <w:left w:w="0" w:type="dxa"/>
+              <w:right w:w="0" w:type="dxa"/>
+            </w:tcMar>
+            <w:vAlign w:val="top"/>
+          </w:tcPr>
+          <w:p>
+            <w:pPr>
+              <w:pStyle w:val="Normal"/>
+              <w:jc w:val="center"/>
+              <w:pBdr>
+                <w:bottom w:val="none" w:sz="0" w:space="0" w:color="000000"/>
+                <w:top w:val="none" w:sz="0" w:space="0" w:color="000000"/>
+                <w:left w:val="none" w:sz="0" w:space="0" w:color="000000"/>
+                <w:right w:val="none" w:sz="0" w:space="0" w:color="000000"/>
+              </w:pBdr>
+              <w:spacing w:after="100" w:before="100" w:line="240"/>
+              <w:ind w:left="100" w:right="100" w:firstLine="0" w:firstLineChars="0"/>
+              <w:rPr>
+                <w:rFonts w:ascii="Helvetica" w:hAnsi="Helvetica" w:eastAsia="Helvetica" w:cs="Helvetica"/>
+                <w:i w:val="false"/>
+                <w:b w:val="false"/>
+                <w:u w:val="none"/>
+                <w:sz w:val="22"/>
+                <w:szCs w:val="22"/>
+                <w:color w:val="000000"/>
+              </w:rPr>
+            </w:pPr>
+            <w:r>
+              <w:rPr>
+                <w:rFonts w:ascii="Helvetica" w:hAnsi="Helvetica" w:eastAsia="Helvetica" w:cs="Helvetica"/>
+                <w:i w:val="false"/>
+                <w:b w:val="false"/>
+                <w:u w:val="none"/>
+                <w:sz w:val="22"/>
+                <w:szCs w:val="22"/>
+                <w:color w:val="000000"/>
+              </w:rPr>
+              <w:t xml:space="preserve">0.354</w:t>
             </w:r>
           </w:p>
         </w:tc>
@@ -4458,113 +4458,113 @@
                 <w:szCs w:val="22"/>
                 <w:color w:val="000000"/>
               </w:rPr>
-              <w:t xml:space="preserve">-0.34</w:t>
-            </w:r>
-          </w:p>
-        </w:tc>
-        <w:tc>
-          <w:tcPr>
-            <w:tcBorders>
-              <w:bottom w:val="none" w:sz="0" w:space="0" w:color="000000"/>
-              <w:top w:val="none" w:sz="0" w:space="0" w:color="000000"/>
-              <w:left w:val="none" w:sz="0" w:space="0" w:color="000000"/>
-              <w:right w:val="none" w:sz="0" w:space="0" w:color="000000"/>
-            </w:tcBorders>
-            <w:shd w:val="clear" w:color="auto" w:fill="FFFFFF"/>
-            <w:tcMar>
-              <w:top w:w="0" w:type="dxa"/>
-              <w:bottom w:w="0" w:type="dxa"/>
-              <w:left w:w="0" w:type="dxa"/>
-              <w:right w:w="0" w:type="dxa"/>
-            </w:tcMar>
-            <w:vAlign w:val="top"/>
-          </w:tcPr>
-          <w:p>
-            <w:pPr>
-              <w:pStyle w:val="Normal"/>
-              <w:jc w:val="center"/>
-              <w:pBdr>
-                <w:bottom w:val="none" w:sz="0" w:space="0" w:color="000000"/>
-                <w:top w:val="none" w:sz="0" w:space="0" w:color="000000"/>
-                <w:left w:val="none" w:sz="0" w:space="0" w:color="000000"/>
-                <w:right w:val="none" w:sz="0" w:space="0" w:color="000000"/>
-              </w:pBdr>
-              <w:spacing w:after="100" w:before="100" w:line="240"/>
-              <w:ind w:left="100" w:right="100" w:firstLine="0" w:firstLineChars="0"/>
-              <w:rPr>
-                <w:rFonts w:ascii="Helvetica" w:hAnsi="Helvetica" w:eastAsia="Helvetica" w:cs="Helvetica"/>
-                <w:i w:val="false"/>
-                <w:b w:val="false"/>
-                <w:u w:val="none"/>
-                <w:sz w:val="22"/>
-                <w:szCs w:val="22"/>
-                <w:color w:val="000000"/>
-              </w:rPr>
-            </w:pPr>
-            <w:r>
-              <w:rPr>
-                <w:rFonts w:ascii="Helvetica" w:hAnsi="Helvetica" w:eastAsia="Helvetica" w:cs="Helvetica"/>
-                <w:i w:val="false"/>
-                <w:b w:val="false"/>
-                <w:u w:val="none"/>
-                <w:sz w:val="22"/>
-                <w:szCs w:val="22"/>
-                <w:color w:val="000000"/>
-              </w:rPr>
-              <w:t xml:space="preserve">-0.82, 0.14</w:t>
-            </w:r>
-          </w:p>
-        </w:tc>
-        <w:tc>
-          <w:tcPr>
-            <w:tcBorders>
-              <w:bottom w:val="none" w:sz="0" w:space="0" w:color="000000"/>
-              <w:top w:val="none" w:sz="0" w:space="0" w:color="000000"/>
-              <w:left w:val="none" w:sz="0" w:space="0" w:color="000000"/>
-              <w:right w:val="none" w:sz="0" w:space="0" w:color="000000"/>
-            </w:tcBorders>
-            <w:shd w:val="clear" w:color="auto" w:fill="FFFFFF"/>
-            <w:tcMar>
-              <w:top w:w="0" w:type="dxa"/>
-              <w:bottom w:w="0" w:type="dxa"/>
-              <w:left w:w="0" w:type="dxa"/>
-              <w:right w:w="0" w:type="dxa"/>
-            </w:tcMar>
-            <w:vAlign w:val="top"/>
-          </w:tcPr>
-          <w:p>
-            <w:pPr>
-              <w:pStyle w:val="Normal"/>
-              <w:jc w:val="center"/>
-              <w:pBdr>
-                <w:bottom w:val="none" w:sz="0" w:space="0" w:color="000000"/>
-                <w:top w:val="none" w:sz="0" w:space="0" w:color="000000"/>
-                <w:left w:val="none" w:sz="0" w:space="0" w:color="000000"/>
-                <w:right w:val="none" w:sz="0" w:space="0" w:color="000000"/>
-              </w:pBdr>
-              <w:spacing w:after="100" w:before="100" w:line="240"/>
-              <w:ind w:left="100" w:right="100" w:firstLine="0" w:firstLineChars="0"/>
-              <w:rPr>
-                <w:rFonts w:ascii="Helvetica" w:hAnsi="Helvetica" w:eastAsia="Helvetica" w:cs="Helvetica"/>
-                <w:i w:val="false"/>
-                <w:b w:val="false"/>
-                <w:u w:val="none"/>
-                <w:sz w:val="22"/>
-                <w:szCs w:val="22"/>
-                <w:color w:val="000000"/>
-              </w:rPr>
-            </w:pPr>
-            <w:r>
-              <w:rPr>
-                <w:rFonts w:ascii="Helvetica" w:hAnsi="Helvetica" w:eastAsia="Helvetica" w:cs="Helvetica"/>
-                <w:i w:val="false"/>
-                <w:b w:val="false"/>
-                <w:u w:val="none"/>
-                <w:sz w:val="22"/>
-                <w:szCs w:val="22"/>
-                <w:color w:val="000000"/>
-              </w:rPr>
-              <w:t xml:space="preserve">0.167</w:t>
+              <w:t xml:space="preserve">-0.36</w:t>
+            </w:r>
+          </w:p>
+        </w:tc>
+        <w:tc>
+          <w:tcPr>
+            <w:tcBorders>
+              <w:bottom w:val="none" w:sz="0" w:space="0" w:color="000000"/>
+              <w:top w:val="none" w:sz="0" w:space="0" w:color="000000"/>
+              <w:left w:val="none" w:sz="0" w:space="0" w:color="000000"/>
+              <w:right w:val="none" w:sz="0" w:space="0" w:color="000000"/>
+            </w:tcBorders>
+            <w:shd w:val="clear" w:color="auto" w:fill="FFFFFF"/>
+            <w:tcMar>
+              <w:top w:w="0" w:type="dxa"/>
+              <w:bottom w:w="0" w:type="dxa"/>
+              <w:left w:w="0" w:type="dxa"/>
+              <w:right w:w="0" w:type="dxa"/>
+            </w:tcMar>
+            <w:vAlign w:val="top"/>
+          </w:tcPr>
+          <w:p>
+            <w:pPr>
+              <w:pStyle w:val="Normal"/>
+              <w:jc w:val="center"/>
+              <w:pBdr>
+                <w:bottom w:val="none" w:sz="0" w:space="0" w:color="000000"/>
+                <w:top w:val="none" w:sz="0" w:space="0" w:color="000000"/>
+                <w:left w:val="none" w:sz="0" w:space="0" w:color="000000"/>
+                <w:right w:val="none" w:sz="0" w:space="0" w:color="000000"/>
+              </w:pBdr>
+              <w:spacing w:after="100" w:before="100" w:line="240"/>
+              <w:ind w:left="100" w:right="100" w:firstLine="0" w:firstLineChars="0"/>
+              <w:rPr>
+                <w:rFonts w:ascii="Helvetica" w:hAnsi="Helvetica" w:eastAsia="Helvetica" w:cs="Helvetica"/>
+                <w:i w:val="false"/>
+                <w:b w:val="false"/>
+                <w:u w:val="none"/>
+                <w:sz w:val="22"/>
+                <w:szCs w:val="22"/>
+                <w:color w:val="000000"/>
+              </w:rPr>
+            </w:pPr>
+            <w:r>
+              <w:rPr>
+                <w:rFonts w:ascii="Helvetica" w:hAnsi="Helvetica" w:eastAsia="Helvetica" w:cs="Helvetica"/>
+                <w:i w:val="false"/>
+                <w:b w:val="false"/>
+                <w:u w:val="none"/>
+                <w:sz w:val="22"/>
+                <w:szCs w:val="22"/>
+                <w:color w:val="000000"/>
+              </w:rPr>
+              <w:t xml:space="preserve">-0.85, 0.13</w:t>
+            </w:r>
+          </w:p>
+        </w:tc>
+        <w:tc>
+          <w:tcPr>
+            <w:tcBorders>
+              <w:bottom w:val="none" w:sz="0" w:space="0" w:color="000000"/>
+              <w:top w:val="none" w:sz="0" w:space="0" w:color="000000"/>
+              <w:left w:val="none" w:sz="0" w:space="0" w:color="000000"/>
+              <w:right w:val="none" w:sz="0" w:space="0" w:color="000000"/>
+            </w:tcBorders>
+            <w:shd w:val="clear" w:color="auto" w:fill="FFFFFF"/>
+            <w:tcMar>
+              <w:top w:w="0" w:type="dxa"/>
+              <w:bottom w:w="0" w:type="dxa"/>
+              <w:left w:w="0" w:type="dxa"/>
+              <w:right w:w="0" w:type="dxa"/>
+            </w:tcMar>
+            <w:vAlign w:val="top"/>
+          </w:tcPr>
+          <w:p>
+            <w:pPr>
+              <w:pStyle w:val="Normal"/>
+              <w:jc w:val="center"/>
+              <w:pBdr>
+                <w:bottom w:val="none" w:sz="0" w:space="0" w:color="000000"/>
+                <w:top w:val="none" w:sz="0" w:space="0" w:color="000000"/>
+                <w:left w:val="none" w:sz="0" w:space="0" w:color="000000"/>
+                <w:right w:val="none" w:sz="0" w:space="0" w:color="000000"/>
+              </w:pBdr>
+              <w:spacing w:after="100" w:before="100" w:line="240"/>
+              <w:ind w:left="100" w:right="100" w:firstLine="0" w:firstLineChars="0"/>
+              <w:rPr>
+                <w:rFonts w:ascii="Helvetica" w:hAnsi="Helvetica" w:eastAsia="Helvetica" w:cs="Helvetica"/>
+                <w:i w:val="false"/>
+                <w:b w:val="false"/>
+                <w:u w:val="none"/>
+                <w:sz w:val="22"/>
+                <w:szCs w:val="22"/>
+                <w:color w:val="000000"/>
+              </w:rPr>
+            </w:pPr>
+            <w:r>
+              <w:rPr>
+                <w:rFonts w:ascii="Helvetica" w:hAnsi="Helvetica" w:eastAsia="Helvetica" w:cs="Helvetica"/>
+                <w:i w:val="false"/>
+                <w:b w:val="false"/>
+                <w:u w:val="none"/>
+                <w:sz w:val="22"/>
+                <w:szCs w:val="22"/>
+                <w:color w:val="000000"/>
+              </w:rPr>
+              <w:t xml:space="preserve">0.148</w:t>
             </w:r>
           </w:p>
         </w:tc>
@@ -5907,113 +5907,113 @@
                 <w:szCs w:val="22"/>
                 <w:color w:val="000000"/>
               </w:rPr>
-              <w:t xml:space="preserve">-1.9</w:t>
-            </w:r>
-          </w:p>
-        </w:tc>
-        <w:tc>
-          <w:tcPr>
-            <w:tcBorders>
-              <w:bottom w:val="none" w:sz="0" w:space="0" w:color="000000"/>
-              <w:top w:val="none" w:sz="0" w:space="0" w:color="000000"/>
-              <w:left w:val="none" w:sz="0" w:space="0" w:color="000000"/>
-              <w:right w:val="none" w:sz="0" w:space="0" w:color="000000"/>
-            </w:tcBorders>
-            <w:shd w:val="clear" w:color="auto" w:fill="FFFFFF"/>
-            <w:tcMar>
-              <w:top w:w="0" w:type="dxa"/>
-              <w:bottom w:w="0" w:type="dxa"/>
-              <w:left w:w="0" w:type="dxa"/>
-              <w:right w:w="0" w:type="dxa"/>
-            </w:tcMar>
-            <w:vAlign w:val="top"/>
-          </w:tcPr>
-          <w:p>
-            <w:pPr>
-              <w:pStyle w:val="Normal"/>
-              <w:jc w:val="center"/>
-              <w:pBdr>
-                <w:bottom w:val="none" w:sz="0" w:space="0" w:color="000000"/>
-                <w:top w:val="none" w:sz="0" w:space="0" w:color="000000"/>
-                <w:left w:val="none" w:sz="0" w:space="0" w:color="000000"/>
-                <w:right w:val="none" w:sz="0" w:space="0" w:color="000000"/>
-              </w:pBdr>
-              <w:spacing w:after="100" w:before="100" w:line="240"/>
-              <w:ind w:left="100" w:right="100" w:firstLine="0" w:firstLineChars="0"/>
-              <w:rPr>
-                <w:rFonts w:ascii="Helvetica" w:hAnsi="Helvetica" w:eastAsia="Helvetica" w:cs="Helvetica"/>
-                <w:i w:val="false"/>
-                <w:b w:val="false"/>
-                <w:u w:val="none"/>
-                <w:sz w:val="22"/>
-                <w:szCs w:val="22"/>
-                <w:color w:val="000000"/>
-              </w:rPr>
-            </w:pPr>
-            <w:r>
-              <w:rPr>
-                <w:rFonts w:ascii="Helvetica" w:hAnsi="Helvetica" w:eastAsia="Helvetica" w:cs="Helvetica"/>
-                <w:i w:val="false"/>
-                <w:b w:val="false"/>
-                <w:u w:val="none"/>
-                <w:sz w:val="22"/>
-                <w:szCs w:val="22"/>
-                <w:color w:val="000000"/>
-              </w:rPr>
-              <w:t xml:space="preserve">-4.8, 0.96</w:t>
-            </w:r>
-          </w:p>
-        </w:tc>
-        <w:tc>
-          <w:tcPr>
-            <w:tcBorders>
-              <w:bottom w:val="none" w:sz="0" w:space="0" w:color="000000"/>
-              <w:top w:val="none" w:sz="0" w:space="0" w:color="000000"/>
-              <w:left w:val="none" w:sz="0" w:space="0" w:color="000000"/>
-              <w:right w:val="none" w:sz="0" w:space="0" w:color="000000"/>
-            </w:tcBorders>
-            <w:shd w:val="clear" w:color="auto" w:fill="FFFFFF"/>
-            <w:tcMar>
-              <w:top w:w="0" w:type="dxa"/>
-              <w:bottom w:w="0" w:type="dxa"/>
-              <w:left w:w="0" w:type="dxa"/>
-              <w:right w:w="0" w:type="dxa"/>
-            </w:tcMar>
-            <w:vAlign w:val="top"/>
-          </w:tcPr>
-          <w:p>
-            <w:pPr>
-              <w:pStyle w:val="Normal"/>
-              <w:jc w:val="center"/>
-              <w:pBdr>
-                <w:bottom w:val="none" w:sz="0" w:space="0" w:color="000000"/>
-                <w:top w:val="none" w:sz="0" w:space="0" w:color="000000"/>
-                <w:left w:val="none" w:sz="0" w:space="0" w:color="000000"/>
-                <w:right w:val="none" w:sz="0" w:space="0" w:color="000000"/>
-              </w:pBdr>
-              <w:spacing w:after="100" w:before="100" w:line="240"/>
-              <w:ind w:left="100" w:right="100" w:firstLine="0" w:firstLineChars="0"/>
-              <w:rPr>
-                <w:rFonts w:ascii="Helvetica" w:hAnsi="Helvetica" w:eastAsia="Helvetica" w:cs="Helvetica"/>
-                <w:i w:val="false"/>
-                <w:b w:val="false"/>
-                <w:u w:val="none"/>
-                <w:sz w:val="22"/>
-                <w:szCs w:val="22"/>
-                <w:color w:val="000000"/>
-              </w:rPr>
-            </w:pPr>
-            <w:r>
-              <w:rPr>
-                <w:rFonts w:ascii="Helvetica" w:hAnsi="Helvetica" w:eastAsia="Helvetica" w:cs="Helvetica"/>
-                <w:i w:val="false"/>
-                <w:b w:val="false"/>
-                <w:u w:val="none"/>
-                <w:sz w:val="22"/>
-                <w:szCs w:val="22"/>
-                <w:color w:val="000000"/>
-              </w:rPr>
-              <w:t xml:space="preserve">0.193</w:t>
+              <w:t xml:space="preserve">-2.2</w:t>
+            </w:r>
+          </w:p>
+        </w:tc>
+        <w:tc>
+          <w:tcPr>
+            <w:tcBorders>
+              <w:bottom w:val="none" w:sz="0" w:space="0" w:color="000000"/>
+              <w:top w:val="none" w:sz="0" w:space="0" w:color="000000"/>
+              <w:left w:val="none" w:sz="0" w:space="0" w:color="000000"/>
+              <w:right w:val="none" w:sz="0" w:space="0" w:color="000000"/>
+            </w:tcBorders>
+            <w:shd w:val="clear" w:color="auto" w:fill="FFFFFF"/>
+            <w:tcMar>
+              <w:top w:w="0" w:type="dxa"/>
+              <w:bottom w:w="0" w:type="dxa"/>
+              <w:left w:w="0" w:type="dxa"/>
+              <w:right w:w="0" w:type="dxa"/>
+            </w:tcMar>
+            <w:vAlign w:val="top"/>
+          </w:tcPr>
+          <w:p>
+            <w:pPr>
+              <w:pStyle w:val="Normal"/>
+              <w:jc w:val="center"/>
+              <w:pBdr>
+                <w:bottom w:val="none" w:sz="0" w:space="0" w:color="000000"/>
+                <w:top w:val="none" w:sz="0" w:space="0" w:color="000000"/>
+                <w:left w:val="none" w:sz="0" w:space="0" w:color="000000"/>
+                <w:right w:val="none" w:sz="0" w:space="0" w:color="000000"/>
+              </w:pBdr>
+              <w:spacing w:after="100" w:before="100" w:line="240"/>
+              <w:ind w:left="100" w:right="100" w:firstLine="0" w:firstLineChars="0"/>
+              <w:rPr>
+                <w:rFonts w:ascii="Helvetica" w:hAnsi="Helvetica" w:eastAsia="Helvetica" w:cs="Helvetica"/>
+                <w:i w:val="false"/>
+                <w:b w:val="false"/>
+                <w:u w:val="none"/>
+                <w:sz w:val="22"/>
+                <w:szCs w:val="22"/>
+                <w:color w:val="000000"/>
+              </w:rPr>
+            </w:pPr>
+            <w:r>
+              <w:rPr>
+                <w:rFonts w:ascii="Helvetica" w:hAnsi="Helvetica" w:eastAsia="Helvetica" w:cs="Helvetica"/>
+                <w:i w:val="false"/>
+                <w:b w:val="false"/>
+                <w:u w:val="none"/>
+                <w:sz w:val="22"/>
+                <w:szCs w:val="22"/>
+                <w:color w:val="000000"/>
+              </w:rPr>
+              <w:t xml:space="preserve">-5.1, 0.65</w:t>
+            </w:r>
+          </w:p>
+        </w:tc>
+        <w:tc>
+          <w:tcPr>
+            <w:tcBorders>
+              <w:bottom w:val="none" w:sz="0" w:space="0" w:color="000000"/>
+              <w:top w:val="none" w:sz="0" w:space="0" w:color="000000"/>
+              <w:left w:val="none" w:sz="0" w:space="0" w:color="000000"/>
+              <w:right w:val="none" w:sz="0" w:space="0" w:color="000000"/>
+            </w:tcBorders>
+            <w:shd w:val="clear" w:color="auto" w:fill="FFFFFF"/>
+            <w:tcMar>
+              <w:top w:w="0" w:type="dxa"/>
+              <w:bottom w:w="0" w:type="dxa"/>
+              <w:left w:w="0" w:type="dxa"/>
+              <w:right w:w="0" w:type="dxa"/>
+            </w:tcMar>
+            <w:vAlign w:val="top"/>
+          </w:tcPr>
+          <w:p>
+            <w:pPr>
+              <w:pStyle w:val="Normal"/>
+              <w:jc w:val="center"/>
+              <w:pBdr>
+                <w:bottom w:val="none" w:sz="0" w:space="0" w:color="000000"/>
+                <w:top w:val="none" w:sz="0" w:space="0" w:color="000000"/>
+                <w:left w:val="none" w:sz="0" w:space="0" w:color="000000"/>
+                <w:right w:val="none" w:sz="0" w:space="0" w:color="000000"/>
+              </w:pBdr>
+              <w:spacing w:after="100" w:before="100" w:line="240"/>
+              <w:ind w:left="100" w:right="100" w:firstLine="0" w:firstLineChars="0"/>
+              <w:rPr>
+                <w:rFonts w:ascii="Helvetica" w:hAnsi="Helvetica" w:eastAsia="Helvetica" w:cs="Helvetica"/>
+                <w:i w:val="false"/>
+                <w:b w:val="false"/>
+                <w:u w:val="none"/>
+                <w:sz w:val="22"/>
+                <w:szCs w:val="22"/>
+                <w:color w:val="000000"/>
+              </w:rPr>
+            </w:pPr>
+            <w:r>
+              <w:rPr>
+                <w:rFonts w:ascii="Helvetica" w:hAnsi="Helvetica" w:eastAsia="Helvetica" w:cs="Helvetica"/>
+                <w:i w:val="false"/>
+                <w:b w:val="false"/>
+                <w:u w:val="none"/>
+                <w:sz w:val="22"/>
+                <w:szCs w:val="22"/>
+                <w:color w:val="000000"/>
+              </w:rPr>
+              <w:t xml:space="preserve">0.129</w:t>
             </w:r>
           </w:p>
         </w:tc>
@@ -7409,60 +7409,60 @@
                 <w:szCs w:val="22"/>
                 <w:color w:val="000000"/>
               </w:rPr>
-              <w:t xml:space="preserve">-15, -1.5</w:t>
-            </w:r>
-          </w:p>
-        </w:tc>
-        <w:tc>
-          <w:tcPr>
-            <w:tcBorders>
-              <w:bottom w:val="none" w:sz="0" w:space="0" w:color="000000"/>
-              <w:top w:val="none" w:sz="0" w:space="0" w:color="000000"/>
-              <w:left w:val="none" w:sz="0" w:space="0" w:color="000000"/>
-              <w:right w:val="none" w:sz="0" w:space="0" w:color="000000"/>
-            </w:tcBorders>
-            <w:shd w:val="clear" w:color="auto" w:fill="FFFFFF"/>
-            <w:tcMar>
-              <w:top w:w="0" w:type="dxa"/>
-              <w:bottom w:w="0" w:type="dxa"/>
-              <w:left w:w="0" w:type="dxa"/>
-              <w:right w:w="0" w:type="dxa"/>
-            </w:tcMar>
-            <w:vAlign w:val="top"/>
-          </w:tcPr>
-          <w:p>
-            <w:pPr>
-              <w:pStyle w:val="Normal"/>
-              <w:jc w:val="center"/>
-              <w:pBdr>
-                <w:bottom w:val="none" w:sz="0" w:space="0" w:color="000000"/>
-                <w:top w:val="none" w:sz="0" w:space="0" w:color="000000"/>
-                <w:left w:val="none" w:sz="0" w:space="0" w:color="000000"/>
-                <w:right w:val="none" w:sz="0" w:space="0" w:color="000000"/>
-              </w:pBdr>
-              <w:spacing w:after="100" w:before="100" w:line="240"/>
-              <w:ind w:left="100" w:right="100" w:firstLine="0" w:firstLineChars="0"/>
-              <w:rPr>
-                <w:rFonts w:ascii="Helvetica" w:hAnsi="Helvetica" w:eastAsia="Helvetica" w:cs="Helvetica"/>
-                <w:i w:val="false"/>
-                <w:b w:val="false"/>
-                <w:u w:val="none"/>
-                <w:sz w:val="22"/>
-                <w:szCs w:val="22"/>
-                <w:color w:val="000000"/>
-              </w:rPr>
-            </w:pPr>
-            <w:r>
-              <w:rPr>
-                <w:rFonts w:ascii="Helvetica" w:hAnsi="Helvetica" w:eastAsia="Helvetica" w:cs="Helvetica"/>
-                <w:i w:val="false"/>
-                <w:b w:val="false"/>
-                <w:u w:val="none"/>
-                <w:sz w:val="22"/>
-                <w:szCs w:val="22"/>
-                <w:color w:val="000000"/>
-              </w:rPr>
-              <w:t xml:space="preserve">0.016</w:t>
+              <w:t xml:space="preserve">-15, -1.4</w:t>
+            </w:r>
+          </w:p>
+        </w:tc>
+        <w:tc>
+          <w:tcPr>
+            <w:tcBorders>
+              <w:bottom w:val="none" w:sz="0" w:space="0" w:color="000000"/>
+              <w:top w:val="none" w:sz="0" w:space="0" w:color="000000"/>
+              <w:left w:val="none" w:sz="0" w:space="0" w:color="000000"/>
+              <w:right w:val="none" w:sz="0" w:space="0" w:color="000000"/>
+            </w:tcBorders>
+            <w:shd w:val="clear" w:color="auto" w:fill="FFFFFF"/>
+            <w:tcMar>
+              <w:top w:w="0" w:type="dxa"/>
+              <w:bottom w:w="0" w:type="dxa"/>
+              <w:left w:w="0" w:type="dxa"/>
+              <w:right w:w="0" w:type="dxa"/>
+            </w:tcMar>
+            <w:vAlign w:val="top"/>
+          </w:tcPr>
+          <w:p>
+            <w:pPr>
+              <w:pStyle w:val="Normal"/>
+              <w:jc w:val="center"/>
+              <w:pBdr>
+                <w:bottom w:val="none" w:sz="0" w:space="0" w:color="000000"/>
+                <w:top w:val="none" w:sz="0" w:space="0" w:color="000000"/>
+                <w:left w:val="none" w:sz="0" w:space="0" w:color="000000"/>
+                <w:right w:val="none" w:sz="0" w:space="0" w:color="000000"/>
+              </w:pBdr>
+              <w:spacing w:after="100" w:before="100" w:line="240"/>
+              <w:ind w:left="100" w:right="100" w:firstLine="0" w:firstLineChars="0"/>
+              <w:rPr>
+                <w:rFonts w:ascii="Helvetica" w:hAnsi="Helvetica" w:eastAsia="Helvetica" w:cs="Helvetica"/>
+                <w:i w:val="false"/>
+                <w:b w:val="false"/>
+                <w:u w:val="none"/>
+                <w:sz w:val="22"/>
+                <w:szCs w:val="22"/>
+                <w:color w:val="000000"/>
+              </w:rPr>
+            </w:pPr>
+            <w:r>
+              <w:rPr>
+                <w:rFonts w:ascii="Helvetica" w:hAnsi="Helvetica" w:eastAsia="Helvetica" w:cs="Helvetica"/>
+                <w:i w:val="false"/>
+                <w:b w:val="false"/>
+                <w:u w:val="none"/>
+                <w:sz w:val="22"/>
+                <w:szCs w:val="22"/>
+                <w:color w:val="000000"/>
+              </w:rPr>
+              <w:t xml:space="preserve">0.018</w:t>
             </w:r>
           </w:p>
         </w:tc>
@@ -7839,113 +7839,113 @@
                 <w:szCs w:val="22"/>
                 <w:color w:val="000000"/>
               </w:rPr>
-              <w:t xml:space="preserve">1.2</w:t>
-            </w:r>
-          </w:p>
-        </w:tc>
-        <w:tc>
-          <w:tcPr>
-            <w:tcBorders>
-              <w:bottom w:val="none" w:sz="0" w:space="0" w:color="000000"/>
-              <w:top w:val="none" w:sz="0" w:space="0" w:color="000000"/>
-              <w:left w:val="none" w:sz="0" w:space="0" w:color="000000"/>
-              <w:right w:val="none" w:sz="0" w:space="0" w:color="000000"/>
-            </w:tcBorders>
-            <w:shd w:val="clear" w:color="auto" w:fill="FFFFFF"/>
-            <w:tcMar>
-              <w:top w:w="0" w:type="dxa"/>
-              <w:bottom w:w="0" w:type="dxa"/>
-              <w:left w:w="0" w:type="dxa"/>
-              <w:right w:w="0" w:type="dxa"/>
-            </w:tcMar>
-            <w:vAlign w:val="top"/>
-          </w:tcPr>
-          <w:p>
-            <w:pPr>
-              <w:pStyle w:val="Normal"/>
-              <w:jc w:val="center"/>
-              <w:pBdr>
-                <w:bottom w:val="none" w:sz="0" w:space="0" w:color="000000"/>
-                <w:top w:val="none" w:sz="0" w:space="0" w:color="000000"/>
-                <w:left w:val="none" w:sz="0" w:space="0" w:color="000000"/>
-                <w:right w:val="none" w:sz="0" w:space="0" w:color="000000"/>
-              </w:pBdr>
-              <w:spacing w:after="100" w:before="100" w:line="240"/>
-              <w:ind w:left="100" w:right="100" w:firstLine="0" w:firstLineChars="0"/>
-              <w:rPr>
-                <w:rFonts w:ascii="Helvetica" w:hAnsi="Helvetica" w:eastAsia="Helvetica" w:cs="Helvetica"/>
-                <w:i w:val="false"/>
-                <w:b w:val="false"/>
-                <w:u w:val="none"/>
-                <w:sz w:val="22"/>
-                <w:szCs w:val="22"/>
-                <w:color w:val="000000"/>
-              </w:rPr>
-            </w:pPr>
-            <w:r>
-              <w:rPr>
-                <w:rFonts w:ascii="Helvetica" w:hAnsi="Helvetica" w:eastAsia="Helvetica" w:cs="Helvetica"/>
-                <w:i w:val="false"/>
-                <w:b w:val="false"/>
-                <w:u w:val="none"/>
-                <w:sz w:val="22"/>
-                <w:szCs w:val="22"/>
-                <w:color w:val="000000"/>
-              </w:rPr>
-              <w:t xml:space="preserve">-5.0, 7.4</w:t>
-            </w:r>
-          </w:p>
-        </w:tc>
-        <w:tc>
-          <w:tcPr>
-            <w:tcBorders>
-              <w:bottom w:val="none" w:sz="0" w:space="0" w:color="000000"/>
-              <w:top w:val="none" w:sz="0" w:space="0" w:color="000000"/>
-              <w:left w:val="none" w:sz="0" w:space="0" w:color="000000"/>
-              <w:right w:val="none" w:sz="0" w:space="0" w:color="000000"/>
-            </w:tcBorders>
-            <w:shd w:val="clear" w:color="auto" w:fill="FFFFFF"/>
-            <w:tcMar>
-              <w:top w:w="0" w:type="dxa"/>
-              <w:bottom w:w="0" w:type="dxa"/>
-              <w:left w:w="0" w:type="dxa"/>
-              <w:right w:w="0" w:type="dxa"/>
-            </w:tcMar>
-            <w:vAlign w:val="top"/>
-          </w:tcPr>
-          <w:p>
-            <w:pPr>
-              <w:pStyle w:val="Normal"/>
-              <w:jc w:val="center"/>
-              <w:pBdr>
-                <w:bottom w:val="none" w:sz="0" w:space="0" w:color="000000"/>
-                <w:top w:val="none" w:sz="0" w:space="0" w:color="000000"/>
-                <w:left w:val="none" w:sz="0" w:space="0" w:color="000000"/>
-                <w:right w:val="none" w:sz="0" w:space="0" w:color="000000"/>
-              </w:pBdr>
-              <w:spacing w:after="100" w:before="100" w:line="240"/>
-              <w:ind w:left="100" w:right="100" w:firstLine="0" w:firstLineChars="0"/>
-              <w:rPr>
-                <w:rFonts w:ascii="Helvetica" w:hAnsi="Helvetica" w:eastAsia="Helvetica" w:cs="Helvetica"/>
-                <w:i w:val="false"/>
-                <w:b w:val="false"/>
-                <w:u w:val="none"/>
-                <w:sz w:val="22"/>
-                <w:szCs w:val="22"/>
-                <w:color w:val="000000"/>
-              </w:rPr>
-            </w:pPr>
-            <w:r>
-              <w:rPr>
-                <w:rFonts w:ascii="Helvetica" w:hAnsi="Helvetica" w:eastAsia="Helvetica" w:cs="Helvetica"/>
-                <w:i w:val="false"/>
-                <w:b w:val="false"/>
-                <w:u w:val="none"/>
-                <w:sz w:val="22"/>
-                <w:szCs w:val="22"/>
-                <w:color w:val="000000"/>
-              </w:rPr>
-              <w:t xml:space="preserve">0.701</w:t>
+              <w:t xml:space="preserve">0.63</w:t>
+            </w:r>
+          </w:p>
+        </w:tc>
+        <w:tc>
+          <w:tcPr>
+            <w:tcBorders>
+              <w:bottom w:val="none" w:sz="0" w:space="0" w:color="000000"/>
+              <w:top w:val="none" w:sz="0" w:space="0" w:color="000000"/>
+              <w:left w:val="none" w:sz="0" w:space="0" w:color="000000"/>
+              <w:right w:val="none" w:sz="0" w:space="0" w:color="000000"/>
+            </w:tcBorders>
+            <w:shd w:val="clear" w:color="auto" w:fill="FFFFFF"/>
+            <w:tcMar>
+              <w:top w:w="0" w:type="dxa"/>
+              <w:bottom w:w="0" w:type="dxa"/>
+              <w:left w:w="0" w:type="dxa"/>
+              <w:right w:w="0" w:type="dxa"/>
+            </w:tcMar>
+            <w:vAlign w:val="top"/>
+          </w:tcPr>
+          <w:p>
+            <w:pPr>
+              <w:pStyle w:val="Normal"/>
+              <w:jc w:val="center"/>
+              <w:pBdr>
+                <w:bottom w:val="none" w:sz="0" w:space="0" w:color="000000"/>
+                <w:top w:val="none" w:sz="0" w:space="0" w:color="000000"/>
+                <w:left w:val="none" w:sz="0" w:space="0" w:color="000000"/>
+                <w:right w:val="none" w:sz="0" w:space="0" w:color="000000"/>
+              </w:pBdr>
+              <w:spacing w:after="100" w:before="100" w:line="240"/>
+              <w:ind w:left="100" w:right="100" w:firstLine="0" w:firstLineChars="0"/>
+              <w:rPr>
+                <w:rFonts w:ascii="Helvetica" w:hAnsi="Helvetica" w:eastAsia="Helvetica" w:cs="Helvetica"/>
+                <w:i w:val="false"/>
+                <w:b w:val="false"/>
+                <w:u w:val="none"/>
+                <w:sz w:val="22"/>
+                <w:szCs w:val="22"/>
+                <w:color w:val="000000"/>
+              </w:rPr>
+            </w:pPr>
+            <w:r>
+              <w:rPr>
+                <w:rFonts w:ascii="Helvetica" w:hAnsi="Helvetica" w:eastAsia="Helvetica" w:cs="Helvetica"/>
+                <w:i w:val="false"/>
+                <w:b w:val="false"/>
+                <w:u w:val="none"/>
+                <w:sz w:val="22"/>
+                <w:szCs w:val="22"/>
+                <w:color w:val="000000"/>
+              </w:rPr>
+              <w:t xml:space="preserve">-5.6, 6.8</w:t>
+            </w:r>
+          </w:p>
+        </w:tc>
+        <w:tc>
+          <w:tcPr>
+            <w:tcBorders>
+              <w:bottom w:val="none" w:sz="0" w:space="0" w:color="000000"/>
+              <w:top w:val="none" w:sz="0" w:space="0" w:color="000000"/>
+              <w:left w:val="none" w:sz="0" w:space="0" w:color="000000"/>
+              <w:right w:val="none" w:sz="0" w:space="0" w:color="000000"/>
+            </w:tcBorders>
+            <w:shd w:val="clear" w:color="auto" w:fill="FFFFFF"/>
+            <w:tcMar>
+              <w:top w:w="0" w:type="dxa"/>
+              <w:bottom w:w="0" w:type="dxa"/>
+              <w:left w:w="0" w:type="dxa"/>
+              <w:right w:w="0" w:type="dxa"/>
+            </w:tcMar>
+            <w:vAlign w:val="top"/>
+          </w:tcPr>
+          <w:p>
+            <w:pPr>
+              <w:pStyle w:val="Normal"/>
+              <w:jc w:val="center"/>
+              <w:pBdr>
+                <w:bottom w:val="none" w:sz="0" w:space="0" w:color="000000"/>
+                <w:top w:val="none" w:sz="0" w:space="0" w:color="000000"/>
+                <w:left w:val="none" w:sz="0" w:space="0" w:color="000000"/>
+                <w:right w:val="none" w:sz="0" w:space="0" w:color="000000"/>
+              </w:pBdr>
+              <w:spacing w:after="100" w:before="100" w:line="240"/>
+              <w:ind w:left="100" w:right="100" w:firstLine="0" w:firstLineChars="0"/>
+              <w:rPr>
+                <w:rFonts w:ascii="Helvetica" w:hAnsi="Helvetica" w:eastAsia="Helvetica" w:cs="Helvetica"/>
+                <w:i w:val="false"/>
+                <w:b w:val="false"/>
+                <w:u w:val="none"/>
+                <w:sz w:val="22"/>
+                <w:szCs w:val="22"/>
+                <w:color w:val="000000"/>
+              </w:rPr>
+            </w:pPr>
+            <w:r>
+              <w:rPr>
+                <w:rFonts w:ascii="Helvetica" w:hAnsi="Helvetica" w:eastAsia="Helvetica" w:cs="Helvetica"/>
+                <w:i w:val="false"/>
+                <w:b w:val="false"/>
+                <w:u w:val="none"/>
+                <w:sz w:val="22"/>
+                <w:szCs w:val="22"/>
+                <w:color w:val="000000"/>
+              </w:rPr>
+              <w:t xml:space="preserve">0.843</w:t>
             </w:r>
           </w:p>
         </w:tc>
@@ -8322,113 +8322,113 @@
                 <w:szCs w:val="22"/>
                 <w:color w:val="000000"/>
               </w:rPr>
-              <w:t xml:space="preserve">-4.3</w:t>
-            </w:r>
-          </w:p>
-        </w:tc>
-        <w:tc>
-          <w:tcPr>
-            <w:tcBorders>
-              <w:bottom w:val="none" w:sz="0" w:space="0" w:color="000000"/>
-              <w:top w:val="none" w:sz="0" w:space="0" w:color="000000"/>
-              <w:left w:val="none" w:sz="0" w:space="0" w:color="000000"/>
-              <w:right w:val="none" w:sz="0" w:space="0" w:color="000000"/>
-            </w:tcBorders>
-            <w:shd w:val="clear" w:color="auto" w:fill="FFFFFF"/>
-            <w:tcMar>
-              <w:top w:w="0" w:type="dxa"/>
-              <w:bottom w:w="0" w:type="dxa"/>
-              <w:left w:w="0" w:type="dxa"/>
-              <w:right w:w="0" w:type="dxa"/>
-            </w:tcMar>
-            <w:vAlign w:val="top"/>
-          </w:tcPr>
-          <w:p>
-            <w:pPr>
-              <w:pStyle w:val="Normal"/>
-              <w:jc w:val="center"/>
-              <w:pBdr>
-                <w:bottom w:val="none" w:sz="0" w:space="0" w:color="000000"/>
-                <w:top w:val="none" w:sz="0" w:space="0" w:color="000000"/>
-                <w:left w:val="none" w:sz="0" w:space="0" w:color="000000"/>
-                <w:right w:val="none" w:sz="0" w:space="0" w:color="000000"/>
-              </w:pBdr>
-              <w:spacing w:after="100" w:before="100" w:line="240"/>
-              <w:ind w:left="100" w:right="100" w:firstLine="0" w:firstLineChars="0"/>
-              <w:rPr>
-                <w:rFonts w:ascii="Helvetica" w:hAnsi="Helvetica" w:eastAsia="Helvetica" w:cs="Helvetica"/>
-                <w:i w:val="false"/>
-                <w:b w:val="false"/>
-                <w:u w:val="none"/>
-                <w:sz w:val="22"/>
-                <w:szCs w:val="22"/>
-                <w:color w:val="000000"/>
-              </w:rPr>
-            </w:pPr>
-            <w:r>
-              <w:rPr>
-                <w:rFonts w:ascii="Helvetica" w:hAnsi="Helvetica" w:eastAsia="Helvetica" w:cs="Helvetica"/>
-                <w:i w:val="false"/>
-                <w:b w:val="false"/>
-                <w:u w:val="none"/>
-                <w:sz w:val="22"/>
-                <w:szCs w:val="22"/>
-                <w:color w:val="000000"/>
-              </w:rPr>
-              <w:t xml:space="preserve">-11, 2.7</w:t>
-            </w:r>
-          </w:p>
-        </w:tc>
-        <w:tc>
-          <w:tcPr>
-            <w:tcBorders>
-              <w:bottom w:val="none" w:sz="0" w:space="0" w:color="000000"/>
-              <w:top w:val="none" w:sz="0" w:space="0" w:color="000000"/>
-              <w:left w:val="none" w:sz="0" w:space="0" w:color="000000"/>
-              <w:right w:val="none" w:sz="0" w:space="0" w:color="000000"/>
-            </w:tcBorders>
-            <w:shd w:val="clear" w:color="auto" w:fill="FFFFFF"/>
-            <w:tcMar>
-              <w:top w:w="0" w:type="dxa"/>
-              <w:bottom w:w="0" w:type="dxa"/>
-              <w:left w:w="0" w:type="dxa"/>
-              <w:right w:w="0" w:type="dxa"/>
-            </w:tcMar>
-            <w:vAlign w:val="top"/>
-          </w:tcPr>
-          <w:p>
-            <w:pPr>
-              <w:pStyle w:val="Normal"/>
-              <w:jc w:val="center"/>
-              <w:pBdr>
-                <w:bottom w:val="none" w:sz="0" w:space="0" w:color="000000"/>
-                <w:top w:val="none" w:sz="0" w:space="0" w:color="000000"/>
-                <w:left w:val="none" w:sz="0" w:space="0" w:color="000000"/>
-                <w:right w:val="none" w:sz="0" w:space="0" w:color="000000"/>
-              </w:pBdr>
-              <w:spacing w:after="100" w:before="100" w:line="240"/>
-              <w:ind w:left="100" w:right="100" w:firstLine="0" w:firstLineChars="0"/>
-              <w:rPr>
-                <w:rFonts w:ascii="Helvetica" w:hAnsi="Helvetica" w:eastAsia="Helvetica" w:cs="Helvetica"/>
-                <w:i w:val="false"/>
-                <w:b w:val="false"/>
-                <w:u w:val="none"/>
-                <w:sz w:val="22"/>
-                <w:szCs w:val="22"/>
-                <w:color w:val="000000"/>
-              </w:rPr>
-            </w:pPr>
-            <w:r>
-              <w:rPr>
-                <w:rFonts w:ascii="Helvetica" w:hAnsi="Helvetica" w:eastAsia="Helvetica" w:cs="Helvetica"/>
-                <w:i w:val="false"/>
-                <w:b w:val="false"/>
-                <w:u w:val="none"/>
-                <w:sz w:val="22"/>
-                <w:szCs w:val="22"/>
-                <w:color w:val="000000"/>
-              </w:rPr>
-              <w:t xml:space="preserve">0.228</w:t>
+              <w:t xml:space="preserve">-4.2</w:t>
+            </w:r>
+          </w:p>
+        </w:tc>
+        <w:tc>
+          <w:tcPr>
+            <w:tcBorders>
+              <w:bottom w:val="none" w:sz="0" w:space="0" w:color="000000"/>
+              <w:top w:val="none" w:sz="0" w:space="0" w:color="000000"/>
+              <w:left w:val="none" w:sz="0" w:space="0" w:color="000000"/>
+              <w:right w:val="none" w:sz="0" w:space="0" w:color="000000"/>
+            </w:tcBorders>
+            <w:shd w:val="clear" w:color="auto" w:fill="FFFFFF"/>
+            <w:tcMar>
+              <w:top w:w="0" w:type="dxa"/>
+              <w:bottom w:w="0" w:type="dxa"/>
+              <w:left w:w="0" w:type="dxa"/>
+              <w:right w:w="0" w:type="dxa"/>
+            </w:tcMar>
+            <w:vAlign w:val="top"/>
+          </w:tcPr>
+          <w:p>
+            <w:pPr>
+              <w:pStyle w:val="Normal"/>
+              <w:jc w:val="center"/>
+              <w:pBdr>
+                <w:bottom w:val="none" w:sz="0" w:space="0" w:color="000000"/>
+                <w:top w:val="none" w:sz="0" w:space="0" w:color="000000"/>
+                <w:left w:val="none" w:sz="0" w:space="0" w:color="000000"/>
+                <w:right w:val="none" w:sz="0" w:space="0" w:color="000000"/>
+              </w:pBdr>
+              <w:spacing w:after="100" w:before="100" w:line="240"/>
+              <w:ind w:left="100" w:right="100" w:firstLine="0" w:firstLineChars="0"/>
+              <w:rPr>
+                <w:rFonts w:ascii="Helvetica" w:hAnsi="Helvetica" w:eastAsia="Helvetica" w:cs="Helvetica"/>
+                <w:i w:val="false"/>
+                <w:b w:val="false"/>
+                <w:u w:val="none"/>
+                <w:sz w:val="22"/>
+                <w:szCs w:val="22"/>
+                <w:color w:val="000000"/>
+              </w:rPr>
+            </w:pPr>
+            <w:r>
+              <w:rPr>
+                <w:rFonts w:ascii="Helvetica" w:hAnsi="Helvetica" w:eastAsia="Helvetica" w:cs="Helvetica"/>
+                <w:i w:val="false"/>
+                <w:b w:val="false"/>
+                <w:u w:val="none"/>
+                <w:sz w:val="22"/>
+                <w:szCs w:val="22"/>
+                <w:color w:val="000000"/>
+              </w:rPr>
+              <w:t xml:space="preserve">-11, 2.9</w:t>
+            </w:r>
+          </w:p>
+        </w:tc>
+        <w:tc>
+          <w:tcPr>
+            <w:tcBorders>
+              <w:bottom w:val="none" w:sz="0" w:space="0" w:color="000000"/>
+              <w:top w:val="none" w:sz="0" w:space="0" w:color="000000"/>
+              <w:left w:val="none" w:sz="0" w:space="0" w:color="000000"/>
+              <w:right w:val="none" w:sz="0" w:space="0" w:color="000000"/>
+            </w:tcBorders>
+            <w:shd w:val="clear" w:color="auto" w:fill="FFFFFF"/>
+            <w:tcMar>
+              <w:top w:w="0" w:type="dxa"/>
+              <w:bottom w:w="0" w:type="dxa"/>
+              <w:left w:w="0" w:type="dxa"/>
+              <w:right w:w="0" w:type="dxa"/>
+            </w:tcMar>
+            <w:vAlign w:val="top"/>
+          </w:tcPr>
+          <w:p>
+            <w:pPr>
+              <w:pStyle w:val="Normal"/>
+              <w:jc w:val="center"/>
+              <w:pBdr>
+                <w:bottom w:val="none" w:sz="0" w:space="0" w:color="000000"/>
+                <w:top w:val="none" w:sz="0" w:space="0" w:color="000000"/>
+                <w:left w:val="none" w:sz="0" w:space="0" w:color="000000"/>
+                <w:right w:val="none" w:sz="0" w:space="0" w:color="000000"/>
+              </w:pBdr>
+              <w:spacing w:after="100" w:before="100" w:line="240"/>
+              <w:ind w:left="100" w:right="100" w:firstLine="0" w:firstLineChars="0"/>
+              <w:rPr>
+                <w:rFonts w:ascii="Helvetica" w:hAnsi="Helvetica" w:eastAsia="Helvetica" w:cs="Helvetica"/>
+                <w:i w:val="false"/>
+                <w:b w:val="false"/>
+                <w:u w:val="none"/>
+                <w:sz w:val="22"/>
+                <w:szCs w:val="22"/>
+                <w:color w:val="000000"/>
+              </w:rPr>
+            </w:pPr>
+            <w:r>
+              <w:rPr>
+                <w:rFonts w:ascii="Helvetica" w:hAnsi="Helvetica" w:eastAsia="Helvetica" w:cs="Helvetica"/>
+                <w:i w:val="false"/>
+                <w:b w:val="false"/>
+                <w:u w:val="none"/>
+                <w:sz w:val="22"/>
+                <w:szCs w:val="22"/>
+                <w:color w:val="000000"/>
+              </w:rPr>
+              <w:t xml:space="preserve">0.249</w:t>
             </w:r>
           </w:p>
         </w:tc>
@@ -8805,113 +8805,113 @@
                 <w:szCs w:val="22"/>
                 <w:color w:val="000000"/>
               </w:rPr>
-              <w:t xml:space="preserve">-3.0</w:t>
-            </w:r>
-          </w:p>
-        </w:tc>
-        <w:tc>
-          <w:tcPr>
-            <w:tcBorders>
-              <w:bottom w:val="none" w:sz="0" w:space="0" w:color="000000"/>
-              <w:top w:val="none" w:sz="0" w:space="0" w:color="000000"/>
-              <w:left w:val="none" w:sz="0" w:space="0" w:color="000000"/>
-              <w:right w:val="none" w:sz="0" w:space="0" w:color="000000"/>
-            </w:tcBorders>
-            <w:shd w:val="clear" w:color="auto" w:fill="FFFFFF"/>
-            <w:tcMar>
-              <w:top w:w="0" w:type="dxa"/>
-              <w:bottom w:w="0" w:type="dxa"/>
-              <w:left w:w="0" w:type="dxa"/>
-              <w:right w:w="0" w:type="dxa"/>
-            </w:tcMar>
-            <w:vAlign w:val="top"/>
-          </w:tcPr>
-          <w:p>
-            <w:pPr>
-              <w:pStyle w:val="Normal"/>
-              <w:jc w:val="center"/>
-              <w:pBdr>
-                <w:bottom w:val="none" w:sz="0" w:space="0" w:color="000000"/>
-                <w:top w:val="none" w:sz="0" w:space="0" w:color="000000"/>
-                <w:left w:val="none" w:sz="0" w:space="0" w:color="000000"/>
-                <w:right w:val="none" w:sz="0" w:space="0" w:color="000000"/>
-              </w:pBdr>
-              <w:spacing w:after="100" w:before="100" w:line="240"/>
-              <w:ind w:left="100" w:right="100" w:firstLine="0" w:firstLineChars="0"/>
-              <w:rPr>
-                <w:rFonts w:ascii="Helvetica" w:hAnsi="Helvetica" w:eastAsia="Helvetica" w:cs="Helvetica"/>
-                <w:i w:val="false"/>
-                <w:b w:val="false"/>
-                <w:u w:val="none"/>
-                <w:sz w:val="22"/>
-                <w:szCs w:val="22"/>
-                <w:color w:val="000000"/>
-              </w:rPr>
-            </w:pPr>
-            <w:r>
-              <w:rPr>
-                <w:rFonts w:ascii="Helvetica" w:hAnsi="Helvetica" w:eastAsia="Helvetica" w:cs="Helvetica"/>
-                <w:i w:val="false"/>
-                <w:b w:val="false"/>
-                <w:u w:val="none"/>
-                <w:sz w:val="22"/>
-                <w:szCs w:val="22"/>
-                <w:color w:val="000000"/>
-              </w:rPr>
-              <w:t xml:space="preserve">-8.5, 2.5</w:t>
-            </w:r>
-          </w:p>
-        </w:tc>
-        <w:tc>
-          <w:tcPr>
-            <w:tcBorders>
-              <w:bottom w:val="none" w:sz="0" w:space="0" w:color="000000"/>
-              <w:top w:val="none" w:sz="0" w:space="0" w:color="000000"/>
-              <w:left w:val="none" w:sz="0" w:space="0" w:color="000000"/>
-              <w:right w:val="none" w:sz="0" w:space="0" w:color="000000"/>
-            </w:tcBorders>
-            <w:shd w:val="clear" w:color="auto" w:fill="FFFFFF"/>
-            <w:tcMar>
-              <w:top w:w="0" w:type="dxa"/>
-              <w:bottom w:w="0" w:type="dxa"/>
-              <w:left w:w="0" w:type="dxa"/>
-              <w:right w:w="0" w:type="dxa"/>
-            </w:tcMar>
-            <w:vAlign w:val="top"/>
-          </w:tcPr>
-          <w:p>
-            <w:pPr>
-              <w:pStyle w:val="Normal"/>
-              <w:jc w:val="center"/>
-              <w:pBdr>
-                <w:bottom w:val="none" w:sz="0" w:space="0" w:color="000000"/>
-                <w:top w:val="none" w:sz="0" w:space="0" w:color="000000"/>
-                <w:left w:val="none" w:sz="0" w:space="0" w:color="000000"/>
-                <w:right w:val="none" w:sz="0" w:space="0" w:color="000000"/>
-              </w:pBdr>
-              <w:spacing w:after="100" w:before="100" w:line="240"/>
-              <w:ind w:left="100" w:right="100" w:firstLine="0" w:firstLineChars="0"/>
-              <w:rPr>
-                <w:rFonts w:ascii="Helvetica" w:hAnsi="Helvetica" w:eastAsia="Helvetica" w:cs="Helvetica"/>
-                <w:i w:val="false"/>
-                <w:b w:val="false"/>
-                <w:u w:val="none"/>
-                <w:sz w:val="22"/>
-                <w:szCs w:val="22"/>
-                <w:color w:val="000000"/>
-              </w:rPr>
-            </w:pPr>
-            <w:r>
-              <w:rPr>
-                <w:rFonts w:ascii="Helvetica" w:hAnsi="Helvetica" w:eastAsia="Helvetica" w:cs="Helvetica"/>
-                <w:i w:val="false"/>
-                <w:b w:val="false"/>
-                <w:u w:val="none"/>
-                <w:sz w:val="22"/>
-                <w:szCs w:val="22"/>
-                <w:color w:val="000000"/>
-              </w:rPr>
-              <w:t xml:space="preserve">0.281</w:t>
+              <w:t xml:space="preserve">-2.6</w:t>
+            </w:r>
+          </w:p>
+        </w:tc>
+        <w:tc>
+          <w:tcPr>
+            <w:tcBorders>
+              <w:bottom w:val="none" w:sz="0" w:space="0" w:color="000000"/>
+              <w:top w:val="none" w:sz="0" w:space="0" w:color="000000"/>
+              <w:left w:val="none" w:sz="0" w:space="0" w:color="000000"/>
+              <w:right w:val="none" w:sz="0" w:space="0" w:color="000000"/>
+            </w:tcBorders>
+            <w:shd w:val="clear" w:color="auto" w:fill="FFFFFF"/>
+            <w:tcMar>
+              <w:top w:w="0" w:type="dxa"/>
+              <w:bottom w:w="0" w:type="dxa"/>
+              <w:left w:w="0" w:type="dxa"/>
+              <w:right w:w="0" w:type="dxa"/>
+            </w:tcMar>
+            <w:vAlign w:val="top"/>
+          </w:tcPr>
+          <w:p>
+            <w:pPr>
+              <w:pStyle w:val="Normal"/>
+              <w:jc w:val="center"/>
+              <w:pBdr>
+                <w:bottom w:val="none" w:sz="0" w:space="0" w:color="000000"/>
+                <w:top w:val="none" w:sz="0" w:space="0" w:color="000000"/>
+                <w:left w:val="none" w:sz="0" w:space="0" w:color="000000"/>
+                <w:right w:val="none" w:sz="0" w:space="0" w:color="000000"/>
+              </w:pBdr>
+              <w:spacing w:after="100" w:before="100" w:line="240"/>
+              <w:ind w:left="100" w:right="100" w:firstLine="0" w:firstLineChars="0"/>
+              <w:rPr>
+                <w:rFonts w:ascii="Helvetica" w:hAnsi="Helvetica" w:eastAsia="Helvetica" w:cs="Helvetica"/>
+                <w:i w:val="false"/>
+                <w:b w:val="false"/>
+                <w:u w:val="none"/>
+                <w:sz w:val="22"/>
+                <w:szCs w:val="22"/>
+                <w:color w:val="000000"/>
+              </w:rPr>
+            </w:pPr>
+            <w:r>
+              <w:rPr>
+                <w:rFonts w:ascii="Helvetica" w:hAnsi="Helvetica" w:eastAsia="Helvetica" w:cs="Helvetica"/>
+                <w:i w:val="false"/>
+                <w:b w:val="false"/>
+                <w:u w:val="none"/>
+                <w:sz w:val="22"/>
+                <w:szCs w:val="22"/>
+                <w:color w:val="000000"/>
+              </w:rPr>
+              <w:t xml:space="preserve">-8.1, 3.0</w:t>
+            </w:r>
+          </w:p>
+        </w:tc>
+        <w:tc>
+          <w:tcPr>
+            <w:tcBorders>
+              <w:bottom w:val="none" w:sz="0" w:space="0" w:color="000000"/>
+              <w:top w:val="none" w:sz="0" w:space="0" w:color="000000"/>
+              <w:left w:val="none" w:sz="0" w:space="0" w:color="000000"/>
+              <w:right w:val="none" w:sz="0" w:space="0" w:color="000000"/>
+            </w:tcBorders>
+            <w:shd w:val="clear" w:color="auto" w:fill="FFFFFF"/>
+            <w:tcMar>
+              <w:top w:w="0" w:type="dxa"/>
+              <w:bottom w:w="0" w:type="dxa"/>
+              <w:left w:w="0" w:type="dxa"/>
+              <w:right w:w="0" w:type="dxa"/>
+            </w:tcMar>
+            <w:vAlign w:val="top"/>
+          </w:tcPr>
+          <w:p>
+            <w:pPr>
+              <w:pStyle w:val="Normal"/>
+              <w:jc w:val="center"/>
+              <w:pBdr>
+                <w:bottom w:val="none" w:sz="0" w:space="0" w:color="000000"/>
+                <w:top w:val="none" w:sz="0" w:space="0" w:color="000000"/>
+                <w:left w:val="none" w:sz="0" w:space="0" w:color="000000"/>
+                <w:right w:val="none" w:sz="0" w:space="0" w:color="000000"/>
+              </w:pBdr>
+              <w:spacing w:after="100" w:before="100" w:line="240"/>
+              <w:ind w:left="100" w:right="100" w:firstLine="0" w:firstLineChars="0"/>
+              <w:rPr>
+                <w:rFonts w:ascii="Helvetica" w:hAnsi="Helvetica" w:eastAsia="Helvetica" w:cs="Helvetica"/>
+                <w:i w:val="false"/>
+                <w:b w:val="false"/>
+                <w:u w:val="none"/>
+                <w:sz w:val="22"/>
+                <w:szCs w:val="22"/>
+                <w:color w:val="000000"/>
+              </w:rPr>
+            </w:pPr>
+            <w:r>
+              <w:rPr>
+                <w:rFonts w:ascii="Helvetica" w:hAnsi="Helvetica" w:eastAsia="Helvetica" w:cs="Helvetica"/>
+                <w:i w:val="false"/>
+                <w:b w:val="false"/>
+                <w:u w:val="none"/>
+                <w:sz w:val="22"/>
+                <w:szCs w:val="22"/>
+                <w:color w:val="000000"/>
+              </w:rPr>
+              <w:t xml:space="preserve">0.364</w:t>
             </w:r>
           </w:p>
         </w:tc>
@@ -9341,60 +9341,60 @@
                 <w:szCs w:val="22"/>
                 <w:color w:val="000000"/>
               </w:rPr>
-              <w:t xml:space="preserve">0.24, 12</w:t>
-            </w:r>
-          </w:p>
-        </w:tc>
-        <w:tc>
-          <w:tcPr>
-            <w:tcBorders>
-              <w:bottom w:val="none" w:sz="0" w:space="0" w:color="000000"/>
-              <w:top w:val="none" w:sz="0" w:space="0" w:color="000000"/>
-              <w:left w:val="none" w:sz="0" w:space="0" w:color="000000"/>
-              <w:right w:val="none" w:sz="0" w:space="0" w:color="000000"/>
-            </w:tcBorders>
-            <w:shd w:val="clear" w:color="auto" w:fill="FFFFFF"/>
-            <w:tcMar>
-              <w:top w:w="0" w:type="dxa"/>
-              <w:bottom w:w="0" w:type="dxa"/>
-              <w:left w:w="0" w:type="dxa"/>
-              <w:right w:w="0" w:type="dxa"/>
-            </w:tcMar>
-            <w:vAlign w:val="top"/>
-          </w:tcPr>
-          <w:p>
-            <w:pPr>
-              <w:pStyle w:val="Normal"/>
-              <w:jc w:val="center"/>
-              <w:pBdr>
-                <w:bottom w:val="none" w:sz="0" w:space="0" w:color="000000"/>
-                <w:top w:val="none" w:sz="0" w:space="0" w:color="000000"/>
-                <w:left w:val="none" w:sz="0" w:space="0" w:color="000000"/>
-                <w:right w:val="none" w:sz="0" w:space="0" w:color="000000"/>
-              </w:pBdr>
-              <w:spacing w:after="100" w:before="100" w:line="240"/>
-              <w:ind w:left="100" w:right="100" w:firstLine="0" w:firstLineChars="0"/>
-              <w:rPr>
-                <w:rFonts w:ascii="Helvetica" w:hAnsi="Helvetica" w:eastAsia="Helvetica" w:cs="Helvetica"/>
-                <w:i w:val="false"/>
-                <w:b w:val="false"/>
-                <w:u w:val="none"/>
-                <w:sz w:val="22"/>
-                <w:szCs w:val="22"/>
-                <w:color w:val="000000"/>
-              </w:rPr>
-            </w:pPr>
-            <w:r>
-              <w:rPr>
-                <w:rFonts w:ascii="Helvetica" w:hAnsi="Helvetica" w:eastAsia="Helvetica" w:cs="Helvetica"/>
-                <w:i w:val="false"/>
-                <w:b w:val="false"/>
-                <w:u w:val="none"/>
-                <w:sz w:val="22"/>
-                <w:szCs w:val="22"/>
-                <w:color w:val="000000"/>
-              </w:rPr>
-              <w:t xml:space="preserve">0.041</w:t>
+              <w:t xml:space="preserve">0.17, 12</w:t>
+            </w:r>
+          </w:p>
+        </w:tc>
+        <w:tc>
+          <w:tcPr>
+            <w:tcBorders>
+              <w:bottom w:val="none" w:sz="0" w:space="0" w:color="000000"/>
+              <w:top w:val="none" w:sz="0" w:space="0" w:color="000000"/>
+              <w:left w:val="none" w:sz="0" w:space="0" w:color="000000"/>
+              <w:right w:val="none" w:sz="0" w:space="0" w:color="000000"/>
+            </w:tcBorders>
+            <w:shd w:val="clear" w:color="auto" w:fill="FFFFFF"/>
+            <w:tcMar>
+              <w:top w:w="0" w:type="dxa"/>
+              <w:bottom w:w="0" w:type="dxa"/>
+              <w:left w:w="0" w:type="dxa"/>
+              <w:right w:w="0" w:type="dxa"/>
+            </w:tcMar>
+            <w:vAlign w:val="top"/>
+          </w:tcPr>
+          <w:p>
+            <w:pPr>
+              <w:pStyle w:val="Normal"/>
+              <w:jc w:val="center"/>
+              <w:pBdr>
+                <w:bottom w:val="none" w:sz="0" w:space="0" w:color="000000"/>
+                <w:top w:val="none" w:sz="0" w:space="0" w:color="000000"/>
+                <w:left w:val="none" w:sz="0" w:space="0" w:color="000000"/>
+                <w:right w:val="none" w:sz="0" w:space="0" w:color="000000"/>
+              </w:pBdr>
+              <w:spacing w:after="100" w:before="100" w:line="240"/>
+              <w:ind w:left="100" w:right="100" w:firstLine="0" w:firstLineChars="0"/>
+              <w:rPr>
+                <w:rFonts w:ascii="Helvetica" w:hAnsi="Helvetica" w:eastAsia="Helvetica" w:cs="Helvetica"/>
+                <w:i w:val="false"/>
+                <w:b w:val="false"/>
+                <w:u w:val="none"/>
+                <w:sz w:val="22"/>
+                <w:szCs w:val="22"/>
+                <w:color w:val="000000"/>
+              </w:rPr>
+            </w:pPr>
+            <w:r>
+              <w:rPr>
+                <w:rFonts w:ascii="Helvetica" w:hAnsi="Helvetica" w:eastAsia="Helvetica" w:cs="Helvetica"/>
+                <w:i w:val="false"/>
+                <w:b w:val="false"/>
+                <w:u w:val="none"/>
+                <w:sz w:val="22"/>
+                <w:szCs w:val="22"/>
+                <w:color w:val="000000"/>
+              </w:rPr>
+              <w:t xml:space="preserve">0.044</w:t>
             </w:r>
           </w:p>
         </w:tc>
@@ -9771,113 +9771,113 @@
                 <w:szCs w:val="22"/>
                 <w:color w:val="000000"/>
               </w:rPr>
-              <w:t xml:space="preserve">1.8</w:t>
-            </w:r>
-          </w:p>
-        </w:tc>
-        <w:tc>
-          <w:tcPr>
-            <w:tcBorders>
-              <w:bottom w:val="none" w:sz="0" w:space="0" w:color="000000"/>
-              <w:top w:val="none" w:sz="0" w:space="0" w:color="000000"/>
-              <w:left w:val="none" w:sz="0" w:space="0" w:color="000000"/>
-              <w:right w:val="none" w:sz="0" w:space="0" w:color="000000"/>
-            </w:tcBorders>
-            <w:shd w:val="clear" w:color="auto" w:fill="FFFFFF"/>
-            <w:tcMar>
-              <w:top w:w="0" w:type="dxa"/>
-              <w:bottom w:w="0" w:type="dxa"/>
-              <w:left w:w="0" w:type="dxa"/>
-              <w:right w:w="0" w:type="dxa"/>
-            </w:tcMar>
-            <w:vAlign w:val="top"/>
-          </w:tcPr>
-          <w:p>
-            <w:pPr>
-              <w:pStyle w:val="Normal"/>
-              <w:jc w:val="center"/>
-              <w:pBdr>
-                <w:bottom w:val="none" w:sz="0" w:space="0" w:color="000000"/>
-                <w:top w:val="none" w:sz="0" w:space="0" w:color="000000"/>
-                <w:left w:val="none" w:sz="0" w:space="0" w:color="000000"/>
-                <w:right w:val="none" w:sz="0" w:space="0" w:color="000000"/>
-              </w:pBdr>
-              <w:spacing w:after="100" w:before="100" w:line="240"/>
-              <w:ind w:left="100" w:right="100" w:firstLine="0" w:firstLineChars="0"/>
-              <w:rPr>
-                <w:rFonts w:ascii="Helvetica" w:hAnsi="Helvetica" w:eastAsia="Helvetica" w:cs="Helvetica"/>
-                <w:i w:val="false"/>
-                <w:b w:val="false"/>
-                <w:u w:val="none"/>
-                <w:sz w:val="22"/>
-                <w:szCs w:val="22"/>
-                <w:color w:val="000000"/>
-              </w:rPr>
-            </w:pPr>
-            <w:r>
-              <w:rPr>
-                <w:rFonts w:ascii="Helvetica" w:hAnsi="Helvetica" w:eastAsia="Helvetica" w:cs="Helvetica"/>
-                <w:i w:val="false"/>
-                <w:b w:val="false"/>
-                <w:u w:val="none"/>
-                <w:sz w:val="22"/>
-                <w:szCs w:val="22"/>
-                <w:color w:val="000000"/>
-              </w:rPr>
-              <w:t xml:space="preserve">-5.4, 9.0</w:t>
-            </w:r>
-          </w:p>
-        </w:tc>
-        <w:tc>
-          <w:tcPr>
-            <w:tcBorders>
-              <w:bottom w:val="none" w:sz="0" w:space="0" w:color="000000"/>
-              <w:top w:val="none" w:sz="0" w:space="0" w:color="000000"/>
-              <w:left w:val="none" w:sz="0" w:space="0" w:color="000000"/>
-              <w:right w:val="none" w:sz="0" w:space="0" w:color="000000"/>
-            </w:tcBorders>
-            <w:shd w:val="clear" w:color="auto" w:fill="FFFFFF"/>
-            <w:tcMar>
-              <w:top w:w="0" w:type="dxa"/>
-              <w:bottom w:w="0" w:type="dxa"/>
-              <w:left w:w="0" w:type="dxa"/>
-              <w:right w:w="0" w:type="dxa"/>
-            </w:tcMar>
-            <w:vAlign w:val="top"/>
-          </w:tcPr>
-          <w:p>
-            <w:pPr>
-              <w:pStyle w:val="Normal"/>
-              <w:jc w:val="center"/>
-              <w:pBdr>
-                <w:bottom w:val="none" w:sz="0" w:space="0" w:color="000000"/>
-                <w:top w:val="none" w:sz="0" w:space="0" w:color="000000"/>
-                <w:left w:val="none" w:sz="0" w:space="0" w:color="000000"/>
-                <w:right w:val="none" w:sz="0" w:space="0" w:color="000000"/>
-              </w:pBdr>
-              <w:spacing w:after="100" w:before="100" w:line="240"/>
-              <w:ind w:left="100" w:right="100" w:firstLine="0" w:firstLineChars="0"/>
-              <w:rPr>
-                <w:rFonts w:ascii="Helvetica" w:hAnsi="Helvetica" w:eastAsia="Helvetica" w:cs="Helvetica"/>
-                <w:i w:val="false"/>
-                <w:b w:val="false"/>
-                <w:u w:val="none"/>
-                <w:sz w:val="22"/>
-                <w:szCs w:val="22"/>
-                <w:color w:val="000000"/>
-              </w:rPr>
-            </w:pPr>
-            <w:r>
-              <w:rPr>
-                <w:rFonts w:ascii="Helvetica" w:hAnsi="Helvetica" w:eastAsia="Helvetica" w:cs="Helvetica"/>
-                <w:i w:val="false"/>
-                <w:b w:val="false"/>
-                <w:u w:val="none"/>
-                <w:sz w:val="22"/>
-                <w:szCs w:val="22"/>
-                <w:color w:val="000000"/>
-              </w:rPr>
-              <w:t xml:space="preserve">0.625</w:t>
+              <w:t xml:space="preserve">1.4</w:t>
+            </w:r>
+          </w:p>
+        </w:tc>
+        <w:tc>
+          <w:tcPr>
+            <w:tcBorders>
+              <w:bottom w:val="none" w:sz="0" w:space="0" w:color="000000"/>
+              <w:top w:val="none" w:sz="0" w:space="0" w:color="000000"/>
+              <w:left w:val="none" w:sz="0" w:space="0" w:color="000000"/>
+              <w:right w:val="none" w:sz="0" w:space="0" w:color="000000"/>
+            </w:tcBorders>
+            <w:shd w:val="clear" w:color="auto" w:fill="FFFFFF"/>
+            <w:tcMar>
+              <w:top w:w="0" w:type="dxa"/>
+              <w:bottom w:w="0" w:type="dxa"/>
+              <w:left w:w="0" w:type="dxa"/>
+              <w:right w:w="0" w:type="dxa"/>
+            </w:tcMar>
+            <w:vAlign w:val="top"/>
+          </w:tcPr>
+          <w:p>
+            <w:pPr>
+              <w:pStyle w:val="Normal"/>
+              <w:jc w:val="center"/>
+              <w:pBdr>
+                <w:bottom w:val="none" w:sz="0" w:space="0" w:color="000000"/>
+                <w:top w:val="none" w:sz="0" w:space="0" w:color="000000"/>
+                <w:left w:val="none" w:sz="0" w:space="0" w:color="000000"/>
+                <w:right w:val="none" w:sz="0" w:space="0" w:color="000000"/>
+              </w:pBdr>
+              <w:spacing w:after="100" w:before="100" w:line="240"/>
+              <w:ind w:left="100" w:right="100" w:firstLine="0" w:firstLineChars="0"/>
+              <w:rPr>
+                <w:rFonts w:ascii="Helvetica" w:hAnsi="Helvetica" w:eastAsia="Helvetica" w:cs="Helvetica"/>
+                <w:i w:val="false"/>
+                <w:b w:val="false"/>
+                <w:u w:val="none"/>
+                <w:sz w:val="22"/>
+                <w:szCs w:val="22"/>
+                <w:color w:val="000000"/>
+              </w:rPr>
+            </w:pPr>
+            <w:r>
+              <w:rPr>
+                <w:rFonts w:ascii="Helvetica" w:hAnsi="Helvetica" w:eastAsia="Helvetica" w:cs="Helvetica"/>
+                <w:i w:val="false"/>
+                <w:b w:val="false"/>
+                <w:u w:val="none"/>
+                <w:sz w:val="22"/>
+                <w:szCs w:val="22"/>
+                <w:color w:val="000000"/>
+              </w:rPr>
+              <w:t xml:space="preserve">-5.8, 8.7</w:t>
+            </w:r>
+          </w:p>
+        </w:tc>
+        <w:tc>
+          <w:tcPr>
+            <w:tcBorders>
+              <w:bottom w:val="none" w:sz="0" w:space="0" w:color="000000"/>
+              <w:top w:val="none" w:sz="0" w:space="0" w:color="000000"/>
+              <w:left w:val="none" w:sz="0" w:space="0" w:color="000000"/>
+              <w:right w:val="none" w:sz="0" w:space="0" w:color="000000"/>
+            </w:tcBorders>
+            <w:shd w:val="clear" w:color="auto" w:fill="FFFFFF"/>
+            <w:tcMar>
+              <w:top w:w="0" w:type="dxa"/>
+              <w:bottom w:w="0" w:type="dxa"/>
+              <w:left w:w="0" w:type="dxa"/>
+              <w:right w:w="0" w:type="dxa"/>
+            </w:tcMar>
+            <w:vAlign w:val="top"/>
+          </w:tcPr>
+          <w:p>
+            <w:pPr>
+              <w:pStyle w:val="Normal"/>
+              <w:jc w:val="center"/>
+              <w:pBdr>
+                <w:bottom w:val="none" w:sz="0" w:space="0" w:color="000000"/>
+                <w:top w:val="none" w:sz="0" w:space="0" w:color="000000"/>
+                <w:left w:val="none" w:sz="0" w:space="0" w:color="000000"/>
+                <w:right w:val="none" w:sz="0" w:space="0" w:color="000000"/>
+              </w:pBdr>
+              <w:spacing w:after="100" w:before="100" w:line="240"/>
+              <w:ind w:left="100" w:right="100" w:firstLine="0" w:firstLineChars="0"/>
+              <w:rPr>
+                <w:rFonts w:ascii="Helvetica" w:hAnsi="Helvetica" w:eastAsia="Helvetica" w:cs="Helvetica"/>
+                <w:i w:val="false"/>
+                <w:b w:val="false"/>
+                <w:u w:val="none"/>
+                <w:sz w:val="22"/>
+                <w:szCs w:val="22"/>
+                <w:color w:val="000000"/>
+              </w:rPr>
+            </w:pPr>
+            <w:r>
+              <w:rPr>
+                <w:rFonts w:ascii="Helvetica" w:hAnsi="Helvetica" w:eastAsia="Helvetica" w:cs="Helvetica"/>
+                <w:i w:val="false"/>
+                <w:b w:val="false"/>
+                <w:u w:val="none"/>
+                <w:sz w:val="22"/>
+                <w:szCs w:val="22"/>
+                <w:color w:val="000000"/>
+              </w:rPr>
+              <w:t xml:space="preserve">0.697</w:t>
             </w:r>
           </w:p>
         </w:tc>
@@ -11220,113 +11220,113 @@
                 <w:szCs w:val="22"/>
                 <w:color w:val="000000"/>
               </w:rPr>
-              <w:t xml:space="preserve">0.18</w:t>
-            </w:r>
-          </w:p>
-        </w:tc>
-        <w:tc>
-          <w:tcPr>
-            <w:tcBorders>
-              <w:bottom w:val="none" w:sz="0" w:space="0" w:color="000000"/>
-              <w:top w:val="none" w:sz="0" w:space="0" w:color="000000"/>
-              <w:left w:val="none" w:sz="0" w:space="0" w:color="000000"/>
-              <w:right w:val="none" w:sz="0" w:space="0" w:color="000000"/>
-            </w:tcBorders>
-            <w:shd w:val="clear" w:color="auto" w:fill="FFFFFF"/>
-            <w:tcMar>
-              <w:top w:w="0" w:type="dxa"/>
-              <w:bottom w:w="0" w:type="dxa"/>
-              <w:left w:w="0" w:type="dxa"/>
-              <w:right w:w="0" w:type="dxa"/>
-            </w:tcMar>
-            <w:vAlign w:val="top"/>
-          </w:tcPr>
-          <w:p>
-            <w:pPr>
-              <w:pStyle w:val="Normal"/>
-              <w:jc w:val="center"/>
-              <w:pBdr>
-                <w:bottom w:val="none" w:sz="0" w:space="0" w:color="000000"/>
-                <w:top w:val="none" w:sz="0" w:space="0" w:color="000000"/>
-                <w:left w:val="none" w:sz="0" w:space="0" w:color="000000"/>
-                <w:right w:val="none" w:sz="0" w:space="0" w:color="000000"/>
-              </w:pBdr>
-              <w:spacing w:after="100" w:before="100" w:line="240"/>
-              <w:ind w:left="100" w:right="100" w:firstLine="0" w:firstLineChars="0"/>
-              <w:rPr>
-                <w:rFonts w:ascii="Helvetica" w:hAnsi="Helvetica" w:eastAsia="Helvetica" w:cs="Helvetica"/>
-                <w:i w:val="false"/>
-                <w:b w:val="false"/>
-                <w:u w:val="none"/>
-                <w:sz w:val="22"/>
-                <w:szCs w:val="22"/>
-                <w:color w:val="000000"/>
-              </w:rPr>
-            </w:pPr>
-            <w:r>
-              <w:rPr>
-                <w:rFonts w:ascii="Helvetica" w:hAnsi="Helvetica" w:eastAsia="Helvetica" w:cs="Helvetica"/>
-                <w:i w:val="false"/>
-                <w:b w:val="false"/>
-                <w:u w:val="none"/>
-                <w:sz w:val="22"/>
-                <w:szCs w:val="22"/>
-                <w:color w:val="000000"/>
-              </w:rPr>
-              <w:t xml:space="preserve">-2.7, 3.0</w:t>
-            </w:r>
-          </w:p>
-        </w:tc>
-        <w:tc>
-          <w:tcPr>
-            <w:tcBorders>
-              <w:bottom w:val="none" w:sz="0" w:space="0" w:color="000000"/>
-              <w:top w:val="none" w:sz="0" w:space="0" w:color="000000"/>
-              <w:left w:val="none" w:sz="0" w:space="0" w:color="000000"/>
-              <w:right w:val="none" w:sz="0" w:space="0" w:color="000000"/>
-            </w:tcBorders>
-            <w:shd w:val="clear" w:color="auto" w:fill="FFFFFF"/>
-            <w:tcMar>
-              <w:top w:w="0" w:type="dxa"/>
-              <w:bottom w:w="0" w:type="dxa"/>
-              <w:left w:w="0" w:type="dxa"/>
-              <w:right w:w="0" w:type="dxa"/>
-            </w:tcMar>
-            <w:vAlign w:val="top"/>
-          </w:tcPr>
-          <w:p>
-            <w:pPr>
-              <w:pStyle w:val="Normal"/>
-              <w:jc w:val="center"/>
-              <w:pBdr>
-                <w:bottom w:val="none" w:sz="0" w:space="0" w:color="000000"/>
-                <w:top w:val="none" w:sz="0" w:space="0" w:color="000000"/>
-                <w:left w:val="none" w:sz="0" w:space="0" w:color="000000"/>
-                <w:right w:val="none" w:sz="0" w:space="0" w:color="000000"/>
-              </w:pBdr>
-              <w:spacing w:after="100" w:before="100" w:line="240"/>
-              <w:ind w:left="100" w:right="100" w:firstLine="0" w:firstLineChars="0"/>
-              <w:rPr>
-                <w:rFonts w:ascii="Helvetica" w:hAnsi="Helvetica" w:eastAsia="Helvetica" w:cs="Helvetica"/>
-                <w:i w:val="false"/>
-                <w:b w:val="false"/>
-                <w:u w:val="none"/>
-                <w:sz w:val="22"/>
-                <w:szCs w:val="22"/>
-                <w:color w:val="000000"/>
-              </w:rPr>
-            </w:pPr>
-            <w:r>
-              <w:rPr>
-                <w:rFonts w:ascii="Helvetica" w:hAnsi="Helvetica" w:eastAsia="Helvetica" w:cs="Helvetica"/>
-                <w:i w:val="false"/>
-                <w:b w:val="false"/>
-                <w:u w:val="none"/>
-                <w:sz w:val="22"/>
-                <w:szCs w:val="22"/>
-                <w:color w:val="000000"/>
-              </w:rPr>
-              <w:t xml:space="preserve">0.900</w:t>
+              <w:t xml:space="preserve">0.08</w:t>
+            </w:r>
+          </w:p>
+        </w:tc>
+        <w:tc>
+          <w:tcPr>
+            <w:tcBorders>
+              <w:bottom w:val="none" w:sz="0" w:space="0" w:color="000000"/>
+              <w:top w:val="none" w:sz="0" w:space="0" w:color="000000"/>
+              <w:left w:val="none" w:sz="0" w:space="0" w:color="000000"/>
+              <w:right w:val="none" w:sz="0" w:space="0" w:color="000000"/>
+            </w:tcBorders>
+            <w:shd w:val="clear" w:color="auto" w:fill="FFFFFF"/>
+            <w:tcMar>
+              <w:top w:w="0" w:type="dxa"/>
+              <w:bottom w:w="0" w:type="dxa"/>
+              <w:left w:w="0" w:type="dxa"/>
+              <w:right w:w="0" w:type="dxa"/>
+            </w:tcMar>
+            <w:vAlign w:val="top"/>
+          </w:tcPr>
+          <w:p>
+            <w:pPr>
+              <w:pStyle w:val="Normal"/>
+              <w:jc w:val="center"/>
+              <w:pBdr>
+                <w:bottom w:val="none" w:sz="0" w:space="0" w:color="000000"/>
+                <w:top w:val="none" w:sz="0" w:space="0" w:color="000000"/>
+                <w:left w:val="none" w:sz="0" w:space="0" w:color="000000"/>
+                <w:right w:val="none" w:sz="0" w:space="0" w:color="000000"/>
+              </w:pBdr>
+              <w:spacing w:after="100" w:before="100" w:line="240"/>
+              <w:ind w:left="100" w:right="100" w:firstLine="0" w:firstLineChars="0"/>
+              <w:rPr>
+                <w:rFonts w:ascii="Helvetica" w:hAnsi="Helvetica" w:eastAsia="Helvetica" w:cs="Helvetica"/>
+                <w:i w:val="false"/>
+                <w:b w:val="false"/>
+                <w:u w:val="none"/>
+                <w:sz w:val="22"/>
+                <w:szCs w:val="22"/>
+                <w:color w:val="000000"/>
+              </w:rPr>
+            </w:pPr>
+            <w:r>
+              <w:rPr>
+                <w:rFonts w:ascii="Helvetica" w:hAnsi="Helvetica" w:eastAsia="Helvetica" w:cs="Helvetica"/>
+                <w:i w:val="false"/>
+                <w:b w:val="false"/>
+                <w:u w:val="none"/>
+                <w:sz w:val="22"/>
+                <w:szCs w:val="22"/>
+                <w:color w:val="000000"/>
+              </w:rPr>
+              <w:t xml:space="preserve">-2.8, 2.9</w:t>
+            </w:r>
+          </w:p>
+        </w:tc>
+        <w:tc>
+          <w:tcPr>
+            <w:tcBorders>
+              <w:bottom w:val="none" w:sz="0" w:space="0" w:color="000000"/>
+              <w:top w:val="none" w:sz="0" w:space="0" w:color="000000"/>
+              <w:left w:val="none" w:sz="0" w:space="0" w:color="000000"/>
+              <w:right w:val="none" w:sz="0" w:space="0" w:color="000000"/>
+            </w:tcBorders>
+            <w:shd w:val="clear" w:color="auto" w:fill="FFFFFF"/>
+            <w:tcMar>
+              <w:top w:w="0" w:type="dxa"/>
+              <w:bottom w:w="0" w:type="dxa"/>
+              <w:left w:w="0" w:type="dxa"/>
+              <w:right w:w="0" w:type="dxa"/>
+            </w:tcMar>
+            <w:vAlign w:val="top"/>
+          </w:tcPr>
+          <w:p>
+            <w:pPr>
+              <w:pStyle w:val="Normal"/>
+              <w:jc w:val="center"/>
+              <w:pBdr>
+                <w:bottom w:val="none" w:sz="0" w:space="0" w:color="000000"/>
+                <w:top w:val="none" w:sz="0" w:space="0" w:color="000000"/>
+                <w:left w:val="none" w:sz="0" w:space="0" w:color="000000"/>
+                <w:right w:val="none" w:sz="0" w:space="0" w:color="000000"/>
+              </w:pBdr>
+              <w:spacing w:after="100" w:before="100" w:line="240"/>
+              <w:ind w:left="100" w:right="100" w:firstLine="0" w:firstLineChars="0"/>
+              <w:rPr>
+                <w:rFonts w:ascii="Helvetica" w:hAnsi="Helvetica" w:eastAsia="Helvetica" w:cs="Helvetica"/>
+                <w:i w:val="false"/>
+                <w:b w:val="false"/>
+                <w:u w:val="none"/>
+                <w:sz w:val="22"/>
+                <w:szCs w:val="22"/>
+                <w:color w:val="000000"/>
+              </w:rPr>
+            </w:pPr>
+            <w:r>
+              <w:rPr>
+                <w:rFonts w:ascii="Helvetica" w:hAnsi="Helvetica" w:eastAsia="Helvetica" w:cs="Helvetica"/>
+                <w:i w:val="false"/>
+                <w:b w:val="false"/>
+                <w:u w:val="none"/>
+                <w:sz w:val="22"/>
+                <w:szCs w:val="22"/>
+                <w:color w:val="000000"/>
+              </w:rPr>
+              <w:t xml:space="preserve">0.959</w:t>
             </w:r>
           </w:p>
         </w:tc>
@@ -12669,60 +12669,60 @@
                 <w:szCs w:val="22"/>
                 <w:color w:val="000000"/>
               </w:rPr>
-              <w:t xml:space="preserve">-9.5</w:t>
-            </w:r>
-          </w:p>
-        </w:tc>
-        <w:tc>
-          <w:tcPr>
-            <w:tcBorders>
-              <w:bottom w:val="none" w:sz="0" w:space="0" w:color="000000"/>
-              <w:top w:val="none" w:sz="0" w:space="0" w:color="000000"/>
-              <w:left w:val="none" w:sz="0" w:space="0" w:color="000000"/>
-              <w:right w:val="none" w:sz="0" w:space="0" w:color="000000"/>
-            </w:tcBorders>
-            <w:shd w:val="clear" w:color="auto" w:fill="FFFFFF"/>
-            <w:tcMar>
-              <w:top w:w="0" w:type="dxa"/>
-              <w:bottom w:w="0" w:type="dxa"/>
-              <w:left w:w="0" w:type="dxa"/>
-              <w:right w:w="0" w:type="dxa"/>
-            </w:tcMar>
-            <w:vAlign w:val="top"/>
-          </w:tcPr>
-          <w:p>
-            <w:pPr>
-              <w:pStyle w:val="Normal"/>
-              <w:jc w:val="center"/>
-              <w:pBdr>
-                <w:bottom w:val="none" w:sz="0" w:space="0" w:color="000000"/>
-                <w:top w:val="none" w:sz="0" w:space="0" w:color="000000"/>
-                <w:left w:val="none" w:sz="0" w:space="0" w:color="000000"/>
-                <w:right w:val="none" w:sz="0" w:space="0" w:color="000000"/>
-              </w:pBdr>
-              <w:spacing w:after="100" w:before="100" w:line="240"/>
-              <w:ind w:left="100" w:right="100" w:firstLine="0" w:firstLineChars="0"/>
-              <w:rPr>
-                <w:rFonts w:ascii="Helvetica" w:hAnsi="Helvetica" w:eastAsia="Helvetica" w:cs="Helvetica"/>
-                <w:i w:val="false"/>
-                <w:b w:val="false"/>
-                <w:u w:val="none"/>
-                <w:sz w:val="22"/>
-                <w:szCs w:val="22"/>
-                <w:color w:val="000000"/>
-              </w:rPr>
-            </w:pPr>
-            <w:r>
-              <w:rPr>
-                <w:rFonts w:ascii="Helvetica" w:hAnsi="Helvetica" w:eastAsia="Helvetica" w:cs="Helvetica"/>
-                <w:i w:val="false"/>
-                <w:b w:val="false"/>
-                <w:u w:val="none"/>
-                <w:sz w:val="22"/>
-                <w:szCs w:val="22"/>
-                <w:color w:val="000000"/>
-              </w:rPr>
-              <w:t xml:space="preserve">-14, -5.4</w:t>
+              <w:t xml:space="preserve">-9.7</w:t>
+            </w:r>
+          </w:p>
+        </w:tc>
+        <w:tc>
+          <w:tcPr>
+            <w:tcBorders>
+              <w:bottom w:val="none" w:sz="0" w:space="0" w:color="000000"/>
+              <w:top w:val="none" w:sz="0" w:space="0" w:color="000000"/>
+              <w:left w:val="none" w:sz="0" w:space="0" w:color="000000"/>
+              <w:right w:val="none" w:sz="0" w:space="0" w:color="000000"/>
+            </w:tcBorders>
+            <w:shd w:val="clear" w:color="auto" w:fill="FFFFFF"/>
+            <w:tcMar>
+              <w:top w:w="0" w:type="dxa"/>
+              <w:bottom w:w="0" w:type="dxa"/>
+              <w:left w:w="0" w:type="dxa"/>
+              <w:right w:w="0" w:type="dxa"/>
+            </w:tcMar>
+            <w:vAlign w:val="top"/>
+          </w:tcPr>
+          <w:p>
+            <w:pPr>
+              <w:pStyle w:val="Normal"/>
+              <w:jc w:val="center"/>
+              <w:pBdr>
+                <w:bottom w:val="none" w:sz="0" w:space="0" w:color="000000"/>
+                <w:top w:val="none" w:sz="0" w:space="0" w:color="000000"/>
+                <w:left w:val="none" w:sz="0" w:space="0" w:color="000000"/>
+                <w:right w:val="none" w:sz="0" w:space="0" w:color="000000"/>
+              </w:pBdr>
+              <w:spacing w:after="100" w:before="100" w:line="240"/>
+              <w:ind w:left="100" w:right="100" w:firstLine="0" w:firstLineChars="0"/>
+              <w:rPr>
+                <w:rFonts w:ascii="Helvetica" w:hAnsi="Helvetica" w:eastAsia="Helvetica" w:cs="Helvetica"/>
+                <w:i w:val="false"/>
+                <w:b w:val="false"/>
+                <w:u w:val="none"/>
+                <w:sz w:val="22"/>
+                <w:szCs w:val="22"/>
+                <w:color w:val="000000"/>
+              </w:rPr>
+            </w:pPr>
+            <w:r>
+              <w:rPr>
+                <w:rFonts w:ascii="Helvetica" w:hAnsi="Helvetica" w:eastAsia="Helvetica" w:cs="Helvetica"/>
+                <w:i w:val="false"/>
+                <w:b w:val="false"/>
+                <w:u w:val="none"/>
+                <w:sz w:val="22"/>
+                <w:szCs w:val="22"/>
+                <w:color w:val="000000"/>
+              </w:rPr>
+              <w:t xml:space="preserve">-14, -5.5</w:t>
             </w:r>
           </w:p>
         </w:tc>
@@ -14118,113 +14118,113 @@
                 <w:szCs w:val="22"/>
                 <w:color w:val="000000"/>
               </w:rPr>
-              <w:t xml:space="preserve">-4.0</w:t>
-            </w:r>
-          </w:p>
-        </w:tc>
-        <w:tc>
-          <w:tcPr>
-            <w:tcBorders>
-              <w:bottom w:val="none" w:sz="0" w:space="0" w:color="000000"/>
-              <w:top w:val="none" w:sz="0" w:space="0" w:color="000000"/>
-              <w:left w:val="none" w:sz="0" w:space="0" w:color="000000"/>
-              <w:right w:val="none" w:sz="0" w:space="0" w:color="000000"/>
-            </w:tcBorders>
-            <w:shd w:val="clear" w:color="auto" w:fill="FFFFFF"/>
-            <w:tcMar>
-              <w:top w:w="0" w:type="dxa"/>
-              <w:bottom w:w="0" w:type="dxa"/>
-              <w:left w:w="0" w:type="dxa"/>
-              <w:right w:w="0" w:type="dxa"/>
-            </w:tcMar>
-            <w:vAlign w:val="top"/>
-          </w:tcPr>
-          <w:p>
-            <w:pPr>
-              <w:pStyle w:val="Normal"/>
-              <w:jc w:val="center"/>
-              <w:pBdr>
-                <w:bottom w:val="none" w:sz="0" w:space="0" w:color="000000"/>
-                <w:top w:val="none" w:sz="0" w:space="0" w:color="000000"/>
-                <w:left w:val="none" w:sz="0" w:space="0" w:color="000000"/>
-                <w:right w:val="none" w:sz="0" w:space="0" w:color="000000"/>
-              </w:pBdr>
-              <w:spacing w:after="100" w:before="100" w:line="240"/>
-              <w:ind w:left="100" w:right="100" w:firstLine="0" w:firstLineChars="0"/>
-              <w:rPr>
-                <w:rFonts w:ascii="Helvetica" w:hAnsi="Helvetica" w:eastAsia="Helvetica" w:cs="Helvetica"/>
-                <w:i w:val="false"/>
-                <w:b w:val="false"/>
-                <w:u w:val="none"/>
-                <w:sz w:val="22"/>
-                <w:szCs w:val="22"/>
-                <w:color w:val="000000"/>
-              </w:rPr>
-            </w:pPr>
-            <w:r>
-              <w:rPr>
-                <w:rFonts w:ascii="Helvetica" w:hAnsi="Helvetica" w:eastAsia="Helvetica" w:cs="Helvetica"/>
-                <w:i w:val="false"/>
-                <w:b w:val="false"/>
-                <w:u w:val="none"/>
-                <w:sz w:val="22"/>
-                <w:szCs w:val="22"/>
-                <w:color w:val="000000"/>
-              </w:rPr>
-              <w:t xml:space="preserve">-7.5, -0.48</w:t>
-            </w:r>
-          </w:p>
-        </w:tc>
-        <w:tc>
-          <w:tcPr>
-            <w:tcBorders>
-              <w:bottom w:val="none" w:sz="0" w:space="0" w:color="000000"/>
-              <w:top w:val="none" w:sz="0" w:space="0" w:color="000000"/>
-              <w:left w:val="none" w:sz="0" w:space="0" w:color="000000"/>
-              <w:right w:val="none" w:sz="0" w:space="0" w:color="000000"/>
-            </w:tcBorders>
-            <w:shd w:val="clear" w:color="auto" w:fill="FFFFFF"/>
-            <w:tcMar>
-              <w:top w:w="0" w:type="dxa"/>
-              <w:bottom w:w="0" w:type="dxa"/>
-              <w:left w:w="0" w:type="dxa"/>
-              <w:right w:w="0" w:type="dxa"/>
-            </w:tcMar>
-            <w:vAlign w:val="top"/>
-          </w:tcPr>
-          <w:p>
-            <w:pPr>
-              <w:pStyle w:val="Normal"/>
-              <w:jc w:val="center"/>
-              <w:pBdr>
-                <w:bottom w:val="none" w:sz="0" w:space="0" w:color="000000"/>
-                <w:top w:val="none" w:sz="0" w:space="0" w:color="000000"/>
-                <w:left w:val="none" w:sz="0" w:space="0" w:color="000000"/>
-                <w:right w:val="none" w:sz="0" w:space="0" w:color="000000"/>
-              </w:pBdr>
-              <w:spacing w:after="100" w:before="100" w:line="240"/>
-              <w:ind w:left="100" w:right="100" w:firstLine="0" w:firstLineChars="0"/>
-              <w:rPr>
-                <w:rFonts w:ascii="Helvetica" w:hAnsi="Helvetica" w:eastAsia="Helvetica" w:cs="Helvetica"/>
-                <w:i w:val="false"/>
-                <w:b w:val="false"/>
-                <w:u w:val="none"/>
-                <w:sz w:val="22"/>
-                <w:szCs w:val="22"/>
-                <w:color w:val="000000"/>
-              </w:rPr>
-            </w:pPr>
-            <w:r>
-              <w:rPr>
-                <w:rFonts w:ascii="Helvetica" w:hAnsi="Helvetica" w:eastAsia="Helvetica" w:cs="Helvetica"/>
-                <w:i w:val="false"/>
-                <w:b w:val="false"/>
-                <w:u w:val="none"/>
-                <w:sz w:val="22"/>
-                <w:szCs w:val="22"/>
-                <w:color w:val="000000"/>
-              </w:rPr>
-              <w:t xml:space="preserve">0.026</w:t>
+              <w:t xml:space="preserve">-4.3</w:t>
+            </w:r>
+          </w:p>
+        </w:tc>
+        <w:tc>
+          <w:tcPr>
+            <w:tcBorders>
+              <w:bottom w:val="none" w:sz="0" w:space="0" w:color="000000"/>
+              <w:top w:val="none" w:sz="0" w:space="0" w:color="000000"/>
+              <w:left w:val="none" w:sz="0" w:space="0" w:color="000000"/>
+              <w:right w:val="none" w:sz="0" w:space="0" w:color="000000"/>
+            </w:tcBorders>
+            <w:shd w:val="clear" w:color="auto" w:fill="FFFFFF"/>
+            <w:tcMar>
+              <w:top w:w="0" w:type="dxa"/>
+              <w:bottom w:w="0" w:type="dxa"/>
+              <w:left w:w="0" w:type="dxa"/>
+              <w:right w:w="0" w:type="dxa"/>
+            </w:tcMar>
+            <w:vAlign w:val="top"/>
+          </w:tcPr>
+          <w:p>
+            <w:pPr>
+              <w:pStyle w:val="Normal"/>
+              <w:jc w:val="center"/>
+              <w:pBdr>
+                <w:bottom w:val="none" w:sz="0" w:space="0" w:color="000000"/>
+                <w:top w:val="none" w:sz="0" w:space="0" w:color="000000"/>
+                <w:left w:val="none" w:sz="0" w:space="0" w:color="000000"/>
+                <w:right w:val="none" w:sz="0" w:space="0" w:color="000000"/>
+              </w:pBdr>
+              <w:spacing w:after="100" w:before="100" w:line="240"/>
+              <w:ind w:left="100" w:right="100" w:firstLine="0" w:firstLineChars="0"/>
+              <w:rPr>
+                <w:rFonts w:ascii="Helvetica" w:hAnsi="Helvetica" w:eastAsia="Helvetica" w:cs="Helvetica"/>
+                <w:i w:val="false"/>
+                <w:b w:val="false"/>
+                <w:u w:val="none"/>
+                <w:sz w:val="22"/>
+                <w:szCs w:val="22"/>
+                <w:color w:val="000000"/>
+              </w:rPr>
+            </w:pPr>
+            <w:r>
+              <w:rPr>
+                <w:rFonts w:ascii="Helvetica" w:hAnsi="Helvetica" w:eastAsia="Helvetica" w:cs="Helvetica"/>
+                <w:i w:val="false"/>
+                <w:b w:val="false"/>
+                <w:u w:val="none"/>
+                <w:sz w:val="22"/>
+                <w:szCs w:val="22"/>
+                <w:color w:val="000000"/>
+              </w:rPr>
+              <w:t xml:space="preserve">-7.8, -0.75</w:t>
+            </w:r>
+          </w:p>
+        </w:tc>
+        <w:tc>
+          <w:tcPr>
+            <w:tcBorders>
+              <w:bottom w:val="none" w:sz="0" w:space="0" w:color="000000"/>
+              <w:top w:val="none" w:sz="0" w:space="0" w:color="000000"/>
+              <w:left w:val="none" w:sz="0" w:space="0" w:color="000000"/>
+              <w:right w:val="none" w:sz="0" w:space="0" w:color="000000"/>
+            </w:tcBorders>
+            <w:shd w:val="clear" w:color="auto" w:fill="FFFFFF"/>
+            <w:tcMar>
+              <w:top w:w="0" w:type="dxa"/>
+              <w:bottom w:w="0" w:type="dxa"/>
+              <w:left w:w="0" w:type="dxa"/>
+              <w:right w:w="0" w:type="dxa"/>
+            </w:tcMar>
+            <w:vAlign w:val="top"/>
+          </w:tcPr>
+          <w:p>
+            <w:pPr>
+              <w:pStyle w:val="Normal"/>
+              <w:jc w:val="center"/>
+              <w:pBdr>
+                <w:bottom w:val="none" w:sz="0" w:space="0" w:color="000000"/>
+                <w:top w:val="none" w:sz="0" w:space="0" w:color="000000"/>
+                <w:left w:val="none" w:sz="0" w:space="0" w:color="000000"/>
+                <w:right w:val="none" w:sz="0" w:space="0" w:color="000000"/>
+              </w:pBdr>
+              <w:spacing w:after="100" w:before="100" w:line="240"/>
+              <w:ind w:left="100" w:right="100" w:firstLine="0" w:firstLineChars="0"/>
+              <w:rPr>
+                <w:rFonts w:ascii="Helvetica" w:hAnsi="Helvetica" w:eastAsia="Helvetica" w:cs="Helvetica"/>
+                <w:i w:val="false"/>
+                <w:b w:val="false"/>
+                <w:u w:val="none"/>
+                <w:sz w:val="22"/>
+                <w:szCs w:val="22"/>
+                <w:color w:val="000000"/>
+              </w:rPr>
+            </w:pPr>
+            <w:r>
+              <w:rPr>
+                <w:rFonts w:ascii="Helvetica" w:hAnsi="Helvetica" w:eastAsia="Helvetica" w:cs="Helvetica"/>
+                <w:i w:val="false"/>
+                <w:b w:val="false"/>
+                <w:u w:val="none"/>
+                <w:sz w:val="22"/>
+                <w:szCs w:val="22"/>
+                <w:color w:val="000000"/>
+              </w:rPr>
+              <w:t xml:space="preserve">0.018</w:t>
             </w:r>
           </w:p>
         </w:tc>
@@ -14601,113 +14601,113 @@
                 <w:szCs w:val="22"/>
                 <w:color w:val="000000"/>
               </w:rPr>
-              <w:t xml:space="preserve">-1.8</w:t>
-            </w:r>
-          </w:p>
-        </w:tc>
-        <w:tc>
-          <w:tcPr>
-            <w:tcBorders>
-              <w:bottom w:val="none" w:sz="0" w:space="0" w:color="000000"/>
-              <w:top w:val="none" w:sz="0" w:space="0" w:color="000000"/>
-              <w:left w:val="none" w:sz="0" w:space="0" w:color="000000"/>
-              <w:right w:val="none" w:sz="0" w:space="0" w:color="000000"/>
-            </w:tcBorders>
-            <w:shd w:val="clear" w:color="auto" w:fill="FFFFFF"/>
-            <w:tcMar>
-              <w:top w:w="0" w:type="dxa"/>
-              <w:bottom w:w="0" w:type="dxa"/>
-              <w:left w:w="0" w:type="dxa"/>
-              <w:right w:w="0" w:type="dxa"/>
-            </w:tcMar>
-            <w:vAlign w:val="top"/>
-          </w:tcPr>
-          <w:p>
-            <w:pPr>
-              <w:pStyle w:val="Normal"/>
-              <w:jc w:val="center"/>
-              <w:pBdr>
-                <w:bottom w:val="none" w:sz="0" w:space="0" w:color="000000"/>
-                <w:top w:val="none" w:sz="0" w:space="0" w:color="000000"/>
-                <w:left w:val="none" w:sz="0" w:space="0" w:color="000000"/>
-                <w:right w:val="none" w:sz="0" w:space="0" w:color="000000"/>
-              </w:pBdr>
-              <w:spacing w:after="100" w:before="100" w:line="240"/>
-              <w:ind w:left="100" w:right="100" w:firstLine="0" w:firstLineChars="0"/>
-              <w:rPr>
-                <w:rFonts w:ascii="Helvetica" w:hAnsi="Helvetica" w:eastAsia="Helvetica" w:cs="Helvetica"/>
-                <w:i w:val="false"/>
-                <w:b w:val="false"/>
-                <w:u w:val="none"/>
-                <w:sz w:val="22"/>
-                <w:szCs w:val="22"/>
-                <w:color w:val="000000"/>
-              </w:rPr>
-            </w:pPr>
-            <w:r>
-              <w:rPr>
-                <w:rFonts w:ascii="Helvetica" w:hAnsi="Helvetica" w:eastAsia="Helvetica" w:cs="Helvetica"/>
-                <w:i w:val="false"/>
-                <w:b w:val="false"/>
-                <w:u w:val="none"/>
-                <w:sz w:val="22"/>
-                <w:szCs w:val="22"/>
-                <w:color w:val="000000"/>
-              </w:rPr>
-              <w:t xml:space="preserve">-6.3, 2.6</w:t>
-            </w:r>
-          </w:p>
-        </w:tc>
-        <w:tc>
-          <w:tcPr>
-            <w:tcBorders>
-              <w:bottom w:val="none" w:sz="0" w:space="0" w:color="000000"/>
-              <w:top w:val="none" w:sz="0" w:space="0" w:color="000000"/>
-              <w:left w:val="none" w:sz="0" w:space="0" w:color="000000"/>
-              <w:right w:val="none" w:sz="0" w:space="0" w:color="000000"/>
-            </w:tcBorders>
-            <w:shd w:val="clear" w:color="auto" w:fill="FFFFFF"/>
-            <w:tcMar>
-              <w:top w:w="0" w:type="dxa"/>
-              <w:bottom w:w="0" w:type="dxa"/>
-              <w:left w:w="0" w:type="dxa"/>
-              <w:right w:w="0" w:type="dxa"/>
-            </w:tcMar>
-            <w:vAlign w:val="top"/>
-          </w:tcPr>
-          <w:p>
-            <w:pPr>
-              <w:pStyle w:val="Normal"/>
-              <w:jc w:val="center"/>
-              <w:pBdr>
-                <w:bottom w:val="none" w:sz="0" w:space="0" w:color="000000"/>
-                <w:top w:val="none" w:sz="0" w:space="0" w:color="000000"/>
-                <w:left w:val="none" w:sz="0" w:space="0" w:color="000000"/>
-                <w:right w:val="none" w:sz="0" w:space="0" w:color="000000"/>
-              </w:pBdr>
-              <w:spacing w:after="100" w:before="100" w:line="240"/>
-              <w:ind w:left="100" w:right="100" w:firstLine="0" w:firstLineChars="0"/>
-              <w:rPr>
-                <w:rFonts w:ascii="Helvetica" w:hAnsi="Helvetica" w:eastAsia="Helvetica" w:cs="Helvetica"/>
-                <w:i w:val="false"/>
-                <w:b w:val="false"/>
-                <w:u w:val="none"/>
-                <w:sz w:val="22"/>
-                <w:szCs w:val="22"/>
-                <w:color w:val="000000"/>
-              </w:rPr>
-            </w:pPr>
-            <w:r>
-              <w:rPr>
-                <w:rFonts w:ascii="Helvetica" w:hAnsi="Helvetica" w:eastAsia="Helvetica" w:cs="Helvetica"/>
-                <w:i w:val="false"/>
-                <w:b w:val="false"/>
-                <w:u w:val="none"/>
-                <w:sz w:val="22"/>
-                <w:szCs w:val="22"/>
-                <w:color w:val="000000"/>
-              </w:rPr>
-              <w:t xml:space="preserve">0.416</w:t>
+              <w:t xml:space="preserve">-2.2</w:t>
+            </w:r>
+          </w:p>
+        </w:tc>
+        <w:tc>
+          <w:tcPr>
+            <w:tcBorders>
+              <w:bottom w:val="none" w:sz="0" w:space="0" w:color="000000"/>
+              <w:top w:val="none" w:sz="0" w:space="0" w:color="000000"/>
+              <w:left w:val="none" w:sz="0" w:space="0" w:color="000000"/>
+              <w:right w:val="none" w:sz="0" w:space="0" w:color="000000"/>
+            </w:tcBorders>
+            <w:shd w:val="clear" w:color="auto" w:fill="FFFFFF"/>
+            <w:tcMar>
+              <w:top w:w="0" w:type="dxa"/>
+              <w:bottom w:w="0" w:type="dxa"/>
+              <w:left w:w="0" w:type="dxa"/>
+              <w:right w:w="0" w:type="dxa"/>
+            </w:tcMar>
+            <w:vAlign w:val="top"/>
+          </w:tcPr>
+          <w:p>
+            <w:pPr>
+              <w:pStyle w:val="Normal"/>
+              <w:jc w:val="center"/>
+              <w:pBdr>
+                <w:bottom w:val="none" w:sz="0" w:space="0" w:color="000000"/>
+                <w:top w:val="none" w:sz="0" w:space="0" w:color="000000"/>
+                <w:left w:val="none" w:sz="0" w:space="0" w:color="000000"/>
+                <w:right w:val="none" w:sz="0" w:space="0" w:color="000000"/>
+              </w:pBdr>
+              <w:spacing w:after="100" w:before="100" w:line="240"/>
+              <w:ind w:left="100" w:right="100" w:firstLine="0" w:firstLineChars="0"/>
+              <w:rPr>
+                <w:rFonts w:ascii="Helvetica" w:hAnsi="Helvetica" w:eastAsia="Helvetica" w:cs="Helvetica"/>
+                <w:i w:val="false"/>
+                <w:b w:val="false"/>
+                <w:u w:val="none"/>
+                <w:sz w:val="22"/>
+                <w:szCs w:val="22"/>
+                <w:color w:val="000000"/>
+              </w:rPr>
+            </w:pPr>
+            <w:r>
+              <w:rPr>
+                <w:rFonts w:ascii="Helvetica" w:hAnsi="Helvetica" w:eastAsia="Helvetica" w:cs="Helvetica"/>
+                <w:i w:val="false"/>
+                <w:b w:val="false"/>
+                <w:u w:val="none"/>
+                <w:sz w:val="22"/>
+                <w:szCs w:val="22"/>
+                <w:color w:val="000000"/>
+              </w:rPr>
+              <w:t xml:space="preserve">-6.7, 2.3</w:t>
+            </w:r>
+          </w:p>
+        </w:tc>
+        <w:tc>
+          <w:tcPr>
+            <w:tcBorders>
+              <w:bottom w:val="none" w:sz="0" w:space="0" w:color="000000"/>
+              <w:top w:val="none" w:sz="0" w:space="0" w:color="000000"/>
+              <w:left w:val="none" w:sz="0" w:space="0" w:color="000000"/>
+              <w:right w:val="none" w:sz="0" w:space="0" w:color="000000"/>
+            </w:tcBorders>
+            <w:shd w:val="clear" w:color="auto" w:fill="FFFFFF"/>
+            <w:tcMar>
+              <w:top w:w="0" w:type="dxa"/>
+              <w:bottom w:w="0" w:type="dxa"/>
+              <w:left w:w="0" w:type="dxa"/>
+              <w:right w:w="0" w:type="dxa"/>
+            </w:tcMar>
+            <w:vAlign w:val="top"/>
+          </w:tcPr>
+          <w:p>
+            <w:pPr>
+              <w:pStyle w:val="Normal"/>
+              <w:jc w:val="center"/>
+              <w:pBdr>
+                <w:bottom w:val="none" w:sz="0" w:space="0" w:color="000000"/>
+                <w:top w:val="none" w:sz="0" w:space="0" w:color="000000"/>
+                <w:left w:val="none" w:sz="0" w:space="0" w:color="000000"/>
+                <w:right w:val="none" w:sz="0" w:space="0" w:color="000000"/>
+              </w:pBdr>
+              <w:spacing w:after="100" w:before="100" w:line="240"/>
+              <w:ind w:left="100" w:right="100" w:firstLine="0" w:firstLineChars="0"/>
+              <w:rPr>
+                <w:rFonts w:ascii="Helvetica" w:hAnsi="Helvetica" w:eastAsia="Helvetica" w:cs="Helvetica"/>
+                <w:i w:val="false"/>
+                <w:b w:val="false"/>
+                <w:u w:val="none"/>
+                <w:sz w:val="22"/>
+                <w:szCs w:val="22"/>
+                <w:color w:val="000000"/>
+              </w:rPr>
+            </w:pPr>
+            <w:r>
+              <w:rPr>
+                <w:rFonts w:ascii="Helvetica" w:hAnsi="Helvetica" w:eastAsia="Helvetica" w:cs="Helvetica"/>
+                <w:i w:val="false"/>
+                <w:b w:val="false"/>
+                <w:u w:val="none"/>
+                <w:sz w:val="22"/>
+                <w:szCs w:val="22"/>
+                <w:color w:val="000000"/>
+              </w:rPr>
+              <w:t xml:space="preserve">0.333</w:t>
             </w:r>
           </w:p>
         </w:tc>
@@ -15084,113 +15084,113 @@
                 <w:szCs w:val="22"/>
                 <w:color w:val="000000"/>
               </w:rPr>
-              <w:t xml:space="preserve">-6.0</w:t>
-            </w:r>
-          </w:p>
-        </w:tc>
-        <w:tc>
-          <w:tcPr>
-            <w:tcBorders>
-              <w:bottom w:val="none" w:sz="0" w:space="0" w:color="000000"/>
-              <w:top w:val="none" w:sz="0" w:space="0" w:color="000000"/>
-              <w:left w:val="none" w:sz="0" w:space="0" w:color="000000"/>
-              <w:right w:val="none" w:sz="0" w:space="0" w:color="000000"/>
-            </w:tcBorders>
-            <w:shd w:val="clear" w:color="auto" w:fill="FFFFFF"/>
-            <w:tcMar>
-              <w:top w:w="0" w:type="dxa"/>
-              <w:bottom w:w="0" w:type="dxa"/>
-              <w:left w:w="0" w:type="dxa"/>
-              <w:right w:w="0" w:type="dxa"/>
-            </w:tcMar>
-            <w:vAlign w:val="top"/>
-          </w:tcPr>
-          <w:p>
-            <w:pPr>
-              <w:pStyle w:val="Normal"/>
-              <w:jc w:val="center"/>
-              <w:pBdr>
-                <w:bottom w:val="none" w:sz="0" w:space="0" w:color="000000"/>
-                <w:top w:val="none" w:sz="0" w:space="0" w:color="000000"/>
-                <w:left w:val="none" w:sz="0" w:space="0" w:color="000000"/>
-                <w:right w:val="none" w:sz="0" w:space="0" w:color="000000"/>
-              </w:pBdr>
-              <w:spacing w:after="100" w:before="100" w:line="240"/>
-              <w:ind w:left="100" w:right="100" w:firstLine="0" w:firstLineChars="0"/>
-              <w:rPr>
-                <w:rFonts w:ascii="Helvetica" w:hAnsi="Helvetica" w:eastAsia="Helvetica" w:cs="Helvetica"/>
-                <w:i w:val="false"/>
-                <w:b w:val="false"/>
-                <w:u w:val="none"/>
-                <w:sz w:val="22"/>
-                <w:szCs w:val="22"/>
-                <w:color w:val="000000"/>
-              </w:rPr>
-            </w:pPr>
-            <w:r>
-              <w:rPr>
-                <w:rFonts w:ascii="Helvetica" w:hAnsi="Helvetica" w:eastAsia="Helvetica" w:cs="Helvetica"/>
-                <w:i w:val="false"/>
-                <w:b w:val="false"/>
-                <w:u w:val="none"/>
-                <w:sz w:val="22"/>
-                <w:szCs w:val="22"/>
-                <w:color w:val="000000"/>
-              </w:rPr>
-              <w:t xml:space="preserve">-11, -0.94</w:t>
-            </w:r>
-          </w:p>
-        </w:tc>
-        <w:tc>
-          <w:tcPr>
-            <w:tcBorders>
-              <w:bottom w:val="none" w:sz="0" w:space="0" w:color="000000"/>
-              <w:top w:val="none" w:sz="0" w:space="0" w:color="000000"/>
-              <w:left w:val="none" w:sz="0" w:space="0" w:color="000000"/>
-              <w:right w:val="none" w:sz="0" w:space="0" w:color="000000"/>
-            </w:tcBorders>
-            <w:shd w:val="clear" w:color="auto" w:fill="FFFFFF"/>
-            <w:tcMar>
-              <w:top w:w="0" w:type="dxa"/>
-              <w:bottom w:w="0" w:type="dxa"/>
-              <w:left w:w="0" w:type="dxa"/>
-              <w:right w:w="0" w:type="dxa"/>
-            </w:tcMar>
-            <w:vAlign w:val="top"/>
-          </w:tcPr>
-          <w:p>
-            <w:pPr>
-              <w:pStyle w:val="Normal"/>
-              <w:jc w:val="center"/>
-              <w:pBdr>
-                <w:bottom w:val="none" w:sz="0" w:space="0" w:color="000000"/>
-                <w:top w:val="none" w:sz="0" w:space="0" w:color="000000"/>
-                <w:left w:val="none" w:sz="0" w:space="0" w:color="000000"/>
-                <w:right w:val="none" w:sz="0" w:space="0" w:color="000000"/>
-              </w:pBdr>
-              <w:spacing w:after="100" w:before="100" w:line="240"/>
-              <w:ind w:left="100" w:right="100" w:firstLine="0" w:firstLineChars="0"/>
-              <w:rPr>
-                <w:rFonts w:ascii="Helvetica" w:hAnsi="Helvetica" w:eastAsia="Helvetica" w:cs="Helvetica"/>
-                <w:i w:val="false"/>
-                <w:b w:val="false"/>
-                <w:u w:val="none"/>
-                <w:sz w:val="22"/>
-                <w:szCs w:val="22"/>
-                <w:color w:val="000000"/>
-              </w:rPr>
-            </w:pPr>
-            <w:r>
-              <w:rPr>
-                <w:rFonts w:ascii="Helvetica" w:hAnsi="Helvetica" w:eastAsia="Helvetica" w:cs="Helvetica"/>
-                <w:i w:val="false"/>
-                <w:b w:val="false"/>
-                <w:u w:val="none"/>
-                <w:sz w:val="22"/>
-                <w:szCs w:val="22"/>
-                <w:color w:val="000000"/>
-              </w:rPr>
-              <w:t xml:space="preserve">0.020</w:t>
+              <w:t xml:space="preserve">-6.2</w:t>
+            </w:r>
+          </w:p>
+        </w:tc>
+        <w:tc>
+          <w:tcPr>
+            <w:tcBorders>
+              <w:bottom w:val="none" w:sz="0" w:space="0" w:color="000000"/>
+              <w:top w:val="none" w:sz="0" w:space="0" w:color="000000"/>
+              <w:left w:val="none" w:sz="0" w:space="0" w:color="000000"/>
+              <w:right w:val="none" w:sz="0" w:space="0" w:color="000000"/>
+            </w:tcBorders>
+            <w:shd w:val="clear" w:color="auto" w:fill="FFFFFF"/>
+            <w:tcMar>
+              <w:top w:w="0" w:type="dxa"/>
+              <w:bottom w:w="0" w:type="dxa"/>
+              <w:left w:w="0" w:type="dxa"/>
+              <w:right w:w="0" w:type="dxa"/>
+            </w:tcMar>
+            <w:vAlign w:val="top"/>
+          </w:tcPr>
+          <w:p>
+            <w:pPr>
+              <w:pStyle w:val="Normal"/>
+              <w:jc w:val="center"/>
+              <w:pBdr>
+                <w:bottom w:val="none" w:sz="0" w:space="0" w:color="000000"/>
+                <w:top w:val="none" w:sz="0" w:space="0" w:color="000000"/>
+                <w:left w:val="none" w:sz="0" w:space="0" w:color="000000"/>
+                <w:right w:val="none" w:sz="0" w:space="0" w:color="000000"/>
+              </w:pBdr>
+              <w:spacing w:after="100" w:before="100" w:line="240"/>
+              <w:ind w:left="100" w:right="100" w:firstLine="0" w:firstLineChars="0"/>
+              <w:rPr>
+                <w:rFonts w:ascii="Helvetica" w:hAnsi="Helvetica" w:eastAsia="Helvetica" w:cs="Helvetica"/>
+                <w:i w:val="false"/>
+                <w:b w:val="false"/>
+                <w:u w:val="none"/>
+                <w:sz w:val="22"/>
+                <w:szCs w:val="22"/>
+                <w:color w:val="000000"/>
+              </w:rPr>
+            </w:pPr>
+            <w:r>
+              <w:rPr>
+                <w:rFonts w:ascii="Helvetica" w:hAnsi="Helvetica" w:eastAsia="Helvetica" w:cs="Helvetica"/>
+                <w:i w:val="false"/>
+                <w:b w:val="false"/>
+                <w:u w:val="none"/>
+                <w:sz w:val="22"/>
+                <w:szCs w:val="22"/>
+                <w:color w:val="000000"/>
+              </w:rPr>
+              <w:t xml:space="preserve">-11, -1.1</w:t>
+            </w:r>
+          </w:p>
+        </w:tc>
+        <w:tc>
+          <w:tcPr>
+            <w:tcBorders>
+              <w:bottom w:val="none" w:sz="0" w:space="0" w:color="000000"/>
+              <w:top w:val="none" w:sz="0" w:space="0" w:color="000000"/>
+              <w:left w:val="none" w:sz="0" w:space="0" w:color="000000"/>
+              <w:right w:val="none" w:sz="0" w:space="0" w:color="000000"/>
+            </w:tcBorders>
+            <w:shd w:val="clear" w:color="auto" w:fill="FFFFFF"/>
+            <w:tcMar>
+              <w:top w:w="0" w:type="dxa"/>
+              <w:bottom w:w="0" w:type="dxa"/>
+              <w:left w:w="0" w:type="dxa"/>
+              <w:right w:w="0" w:type="dxa"/>
+            </w:tcMar>
+            <w:vAlign w:val="top"/>
+          </w:tcPr>
+          <w:p>
+            <w:pPr>
+              <w:pStyle w:val="Normal"/>
+              <w:jc w:val="center"/>
+              <w:pBdr>
+                <w:bottom w:val="none" w:sz="0" w:space="0" w:color="000000"/>
+                <w:top w:val="none" w:sz="0" w:space="0" w:color="000000"/>
+                <w:left w:val="none" w:sz="0" w:space="0" w:color="000000"/>
+                <w:right w:val="none" w:sz="0" w:space="0" w:color="000000"/>
+              </w:pBdr>
+              <w:spacing w:after="100" w:before="100" w:line="240"/>
+              <w:ind w:left="100" w:right="100" w:firstLine="0" w:firstLineChars="0"/>
+              <w:rPr>
+                <w:rFonts w:ascii="Helvetica" w:hAnsi="Helvetica" w:eastAsia="Helvetica" w:cs="Helvetica"/>
+                <w:i w:val="false"/>
+                <w:b w:val="false"/>
+                <w:u w:val="none"/>
+                <w:sz w:val="22"/>
+                <w:szCs w:val="22"/>
+                <w:color w:val="000000"/>
+              </w:rPr>
+            </w:pPr>
+            <w:r>
+              <w:rPr>
+                <w:rFonts w:ascii="Helvetica" w:hAnsi="Helvetica" w:eastAsia="Helvetica" w:cs="Helvetica"/>
+                <w:i w:val="false"/>
+                <w:b w:val="false"/>
+                <w:u w:val="none"/>
+                <w:sz w:val="22"/>
+                <w:szCs w:val="22"/>
+                <w:color w:val="000000"/>
+              </w:rPr>
+              <w:t xml:space="preserve">0.017</w:t>
             </w:r>
           </w:p>
         </w:tc>
@@ -15567,113 +15567,113 @@
                 <w:szCs w:val="22"/>
                 <w:color w:val="000000"/>
               </w:rPr>
-              <w:t xml:space="preserve">-4.0</w:t>
-            </w:r>
-          </w:p>
-        </w:tc>
-        <w:tc>
-          <w:tcPr>
-            <w:tcBorders>
-              <w:bottom w:val="none" w:sz="0" w:space="0" w:color="000000"/>
-              <w:top w:val="none" w:sz="0" w:space="0" w:color="000000"/>
-              <w:left w:val="none" w:sz="0" w:space="0" w:color="000000"/>
-              <w:right w:val="none" w:sz="0" w:space="0" w:color="000000"/>
-            </w:tcBorders>
-            <w:shd w:val="clear" w:color="auto" w:fill="FFFFFF"/>
-            <w:tcMar>
-              <w:top w:w="0" w:type="dxa"/>
-              <w:bottom w:w="0" w:type="dxa"/>
-              <w:left w:w="0" w:type="dxa"/>
-              <w:right w:w="0" w:type="dxa"/>
-            </w:tcMar>
-            <w:vAlign w:val="top"/>
-          </w:tcPr>
-          <w:p>
-            <w:pPr>
-              <w:pStyle w:val="Normal"/>
-              <w:jc w:val="center"/>
-              <w:pBdr>
-                <w:bottom w:val="none" w:sz="0" w:space="0" w:color="000000"/>
-                <w:top w:val="none" w:sz="0" w:space="0" w:color="000000"/>
-                <w:left w:val="none" w:sz="0" w:space="0" w:color="000000"/>
-                <w:right w:val="none" w:sz="0" w:space="0" w:color="000000"/>
-              </w:pBdr>
-              <w:spacing w:after="100" w:before="100" w:line="240"/>
-              <w:ind w:left="100" w:right="100" w:firstLine="0" w:firstLineChars="0"/>
-              <w:rPr>
-                <w:rFonts w:ascii="Helvetica" w:hAnsi="Helvetica" w:eastAsia="Helvetica" w:cs="Helvetica"/>
-                <w:i w:val="false"/>
-                <w:b w:val="false"/>
-                <w:u w:val="none"/>
-                <w:sz w:val="22"/>
-                <w:szCs w:val="22"/>
-                <w:color w:val="000000"/>
-              </w:rPr>
-            </w:pPr>
-            <w:r>
-              <w:rPr>
-                <w:rFonts w:ascii="Helvetica" w:hAnsi="Helvetica" w:eastAsia="Helvetica" w:cs="Helvetica"/>
-                <w:i w:val="false"/>
-                <w:b w:val="false"/>
-                <w:u w:val="none"/>
-                <w:sz w:val="22"/>
-                <w:szCs w:val="22"/>
-                <w:color w:val="000000"/>
-              </w:rPr>
-              <w:t xml:space="preserve">-9.9, 1.8</w:t>
-            </w:r>
-          </w:p>
-        </w:tc>
-        <w:tc>
-          <w:tcPr>
-            <w:tcBorders>
-              <w:bottom w:val="none" w:sz="0" w:space="0" w:color="000000"/>
-              <w:top w:val="none" w:sz="0" w:space="0" w:color="000000"/>
-              <w:left w:val="none" w:sz="0" w:space="0" w:color="000000"/>
-              <w:right w:val="none" w:sz="0" w:space="0" w:color="000000"/>
-            </w:tcBorders>
-            <w:shd w:val="clear" w:color="auto" w:fill="FFFFFF"/>
-            <w:tcMar>
-              <w:top w:w="0" w:type="dxa"/>
-              <w:bottom w:w="0" w:type="dxa"/>
-              <w:left w:w="0" w:type="dxa"/>
-              <w:right w:w="0" w:type="dxa"/>
-            </w:tcMar>
-            <w:vAlign w:val="top"/>
-          </w:tcPr>
-          <w:p>
-            <w:pPr>
-              <w:pStyle w:val="Normal"/>
-              <w:jc w:val="center"/>
-              <w:pBdr>
-                <w:bottom w:val="none" w:sz="0" w:space="0" w:color="000000"/>
-                <w:top w:val="none" w:sz="0" w:space="0" w:color="000000"/>
-                <w:left w:val="none" w:sz="0" w:space="0" w:color="000000"/>
-                <w:right w:val="none" w:sz="0" w:space="0" w:color="000000"/>
-              </w:pBdr>
-              <w:spacing w:after="100" w:before="100" w:line="240"/>
-              <w:ind w:left="100" w:right="100" w:firstLine="0" w:firstLineChars="0"/>
-              <w:rPr>
-                <w:rFonts w:ascii="Helvetica" w:hAnsi="Helvetica" w:eastAsia="Helvetica" w:cs="Helvetica"/>
-                <w:i w:val="false"/>
-                <w:b w:val="false"/>
-                <w:u w:val="none"/>
-                <w:sz w:val="22"/>
-                <w:szCs w:val="22"/>
-                <w:color w:val="000000"/>
-              </w:rPr>
-            </w:pPr>
-            <w:r>
-              <w:rPr>
-                <w:rFonts w:ascii="Helvetica" w:hAnsi="Helvetica" w:eastAsia="Helvetica" w:cs="Helvetica"/>
-                <w:i w:val="false"/>
-                <w:b w:val="false"/>
-                <w:u w:val="none"/>
-                <w:sz w:val="22"/>
-                <w:szCs w:val="22"/>
-                <w:color w:val="000000"/>
-              </w:rPr>
-              <w:t xml:space="preserve">0.178</w:t>
+              <w:t xml:space="preserve">-4.4</w:t>
+            </w:r>
+          </w:p>
+        </w:tc>
+        <w:tc>
+          <w:tcPr>
+            <w:tcBorders>
+              <w:bottom w:val="none" w:sz="0" w:space="0" w:color="000000"/>
+              <w:top w:val="none" w:sz="0" w:space="0" w:color="000000"/>
+              <w:left w:val="none" w:sz="0" w:space="0" w:color="000000"/>
+              <w:right w:val="none" w:sz="0" w:space="0" w:color="000000"/>
+            </w:tcBorders>
+            <w:shd w:val="clear" w:color="auto" w:fill="FFFFFF"/>
+            <w:tcMar>
+              <w:top w:w="0" w:type="dxa"/>
+              <w:bottom w:w="0" w:type="dxa"/>
+              <w:left w:w="0" w:type="dxa"/>
+              <w:right w:w="0" w:type="dxa"/>
+            </w:tcMar>
+            <w:vAlign w:val="top"/>
+          </w:tcPr>
+          <w:p>
+            <w:pPr>
+              <w:pStyle w:val="Normal"/>
+              <w:jc w:val="center"/>
+              <w:pBdr>
+                <w:bottom w:val="none" w:sz="0" w:space="0" w:color="000000"/>
+                <w:top w:val="none" w:sz="0" w:space="0" w:color="000000"/>
+                <w:left w:val="none" w:sz="0" w:space="0" w:color="000000"/>
+                <w:right w:val="none" w:sz="0" w:space="0" w:color="000000"/>
+              </w:pBdr>
+              <w:spacing w:after="100" w:before="100" w:line="240"/>
+              <w:ind w:left="100" w:right="100" w:firstLine="0" w:firstLineChars="0"/>
+              <w:rPr>
+                <w:rFonts w:ascii="Helvetica" w:hAnsi="Helvetica" w:eastAsia="Helvetica" w:cs="Helvetica"/>
+                <w:i w:val="false"/>
+                <w:b w:val="false"/>
+                <w:u w:val="none"/>
+                <w:sz w:val="22"/>
+                <w:szCs w:val="22"/>
+                <w:color w:val="000000"/>
+              </w:rPr>
+            </w:pPr>
+            <w:r>
+              <w:rPr>
+                <w:rFonts w:ascii="Helvetica" w:hAnsi="Helvetica" w:eastAsia="Helvetica" w:cs="Helvetica"/>
+                <w:i w:val="false"/>
+                <w:b w:val="false"/>
+                <w:u w:val="none"/>
+                <w:sz w:val="22"/>
+                <w:szCs w:val="22"/>
+                <w:color w:val="000000"/>
+              </w:rPr>
+              <w:t xml:space="preserve">-10, 1.5</w:t>
+            </w:r>
+          </w:p>
+        </w:tc>
+        <w:tc>
+          <w:tcPr>
+            <w:tcBorders>
+              <w:bottom w:val="none" w:sz="0" w:space="0" w:color="000000"/>
+              <w:top w:val="none" w:sz="0" w:space="0" w:color="000000"/>
+              <w:left w:val="none" w:sz="0" w:space="0" w:color="000000"/>
+              <w:right w:val="none" w:sz="0" w:space="0" w:color="000000"/>
+            </w:tcBorders>
+            <w:shd w:val="clear" w:color="auto" w:fill="FFFFFF"/>
+            <w:tcMar>
+              <w:top w:w="0" w:type="dxa"/>
+              <w:bottom w:w="0" w:type="dxa"/>
+              <w:left w:w="0" w:type="dxa"/>
+              <w:right w:w="0" w:type="dxa"/>
+            </w:tcMar>
+            <w:vAlign w:val="top"/>
+          </w:tcPr>
+          <w:p>
+            <w:pPr>
+              <w:pStyle w:val="Normal"/>
+              <w:jc w:val="center"/>
+              <w:pBdr>
+                <w:bottom w:val="none" w:sz="0" w:space="0" w:color="000000"/>
+                <w:top w:val="none" w:sz="0" w:space="0" w:color="000000"/>
+                <w:left w:val="none" w:sz="0" w:space="0" w:color="000000"/>
+                <w:right w:val="none" w:sz="0" w:space="0" w:color="000000"/>
+              </w:pBdr>
+              <w:spacing w:after="100" w:before="100" w:line="240"/>
+              <w:ind w:left="100" w:right="100" w:firstLine="0" w:firstLineChars="0"/>
+              <w:rPr>
+                <w:rFonts w:ascii="Helvetica" w:hAnsi="Helvetica" w:eastAsia="Helvetica" w:cs="Helvetica"/>
+                <w:i w:val="false"/>
+                <w:b w:val="false"/>
+                <w:u w:val="none"/>
+                <w:sz w:val="22"/>
+                <w:szCs w:val="22"/>
+                <w:color w:val="000000"/>
+              </w:rPr>
+            </w:pPr>
+            <w:r>
+              <w:rPr>
+                <w:rFonts w:ascii="Helvetica" w:hAnsi="Helvetica" w:eastAsia="Helvetica" w:cs="Helvetica"/>
+                <w:i w:val="false"/>
+                <w:b w:val="false"/>
+                <w:u w:val="none"/>
+                <w:sz w:val="22"/>
+                <w:szCs w:val="22"/>
+                <w:color w:val="000000"/>
+              </w:rPr>
+              <w:t xml:space="preserve">0.144</w:t>
             </w:r>
           </w:p>
         </w:tc>
@@ -16050,113 +16050,113 @@
                 <w:szCs w:val="22"/>
                 <w:color w:val="000000"/>
               </w:rPr>
-              <w:t xml:space="preserve">3.1</w:t>
-            </w:r>
-          </w:p>
-        </w:tc>
-        <w:tc>
-          <w:tcPr>
-            <w:tcBorders>
-              <w:bottom w:val="none" w:sz="0" w:space="0" w:color="000000"/>
-              <w:top w:val="none" w:sz="0" w:space="0" w:color="000000"/>
-              <w:left w:val="none" w:sz="0" w:space="0" w:color="000000"/>
-              <w:right w:val="none" w:sz="0" w:space="0" w:color="000000"/>
-            </w:tcBorders>
-            <w:shd w:val="clear" w:color="auto" w:fill="FFFFFF"/>
-            <w:tcMar>
-              <w:top w:w="0" w:type="dxa"/>
-              <w:bottom w:w="0" w:type="dxa"/>
-              <w:left w:w="0" w:type="dxa"/>
-              <w:right w:w="0" w:type="dxa"/>
-            </w:tcMar>
-            <w:vAlign w:val="top"/>
-          </w:tcPr>
-          <w:p>
-            <w:pPr>
-              <w:pStyle w:val="Normal"/>
-              <w:jc w:val="center"/>
-              <w:pBdr>
-                <w:bottom w:val="none" w:sz="0" w:space="0" w:color="000000"/>
-                <w:top w:val="none" w:sz="0" w:space="0" w:color="000000"/>
-                <w:left w:val="none" w:sz="0" w:space="0" w:color="000000"/>
-                <w:right w:val="none" w:sz="0" w:space="0" w:color="000000"/>
-              </w:pBdr>
-              <w:spacing w:after="100" w:before="100" w:line="240"/>
-              <w:ind w:left="100" w:right="100" w:firstLine="0" w:firstLineChars="0"/>
-              <w:rPr>
-                <w:rFonts w:ascii="Helvetica" w:hAnsi="Helvetica" w:eastAsia="Helvetica" w:cs="Helvetica"/>
-                <w:i w:val="false"/>
-                <w:b w:val="false"/>
-                <w:u w:val="none"/>
-                <w:sz w:val="22"/>
-                <w:szCs w:val="22"/>
-                <w:color w:val="000000"/>
-              </w:rPr>
-            </w:pPr>
-            <w:r>
-              <w:rPr>
-                <w:rFonts w:ascii="Helvetica" w:hAnsi="Helvetica" w:eastAsia="Helvetica" w:cs="Helvetica"/>
-                <w:i w:val="false"/>
-                <w:b w:val="false"/>
-                <w:u w:val="none"/>
-                <w:sz w:val="22"/>
-                <w:szCs w:val="22"/>
-                <w:color w:val="000000"/>
-              </w:rPr>
-              <w:t xml:space="preserve">-0.58, 6.7</w:t>
-            </w:r>
-          </w:p>
-        </w:tc>
-        <w:tc>
-          <w:tcPr>
-            <w:tcBorders>
-              <w:bottom w:val="none" w:sz="0" w:space="0" w:color="000000"/>
-              <w:top w:val="none" w:sz="0" w:space="0" w:color="000000"/>
-              <w:left w:val="none" w:sz="0" w:space="0" w:color="000000"/>
-              <w:right w:val="none" w:sz="0" w:space="0" w:color="000000"/>
-            </w:tcBorders>
-            <w:shd w:val="clear" w:color="auto" w:fill="FFFFFF"/>
-            <w:tcMar>
-              <w:top w:w="0" w:type="dxa"/>
-              <w:bottom w:w="0" w:type="dxa"/>
-              <w:left w:w="0" w:type="dxa"/>
-              <w:right w:w="0" w:type="dxa"/>
-            </w:tcMar>
-            <w:vAlign w:val="top"/>
-          </w:tcPr>
-          <w:p>
-            <w:pPr>
-              <w:pStyle w:val="Normal"/>
-              <w:jc w:val="center"/>
-              <w:pBdr>
-                <w:bottom w:val="none" w:sz="0" w:space="0" w:color="000000"/>
-                <w:top w:val="none" w:sz="0" w:space="0" w:color="000000"/>
-                <w:left w:val="none" w:sz="0" w:space="0" w:color="000000"/>
-                <w:right w:val="none" w:sz="0" w:space="0" w:color="000000"/>
-              </w:pBdr>
-              <w:spacing w:after="100" w:before="100" w:line="240"/>
-              <w:ind w:left="100" w:right="100" w:firstLine="0" w:firstLineChars="0"/>
-              <w:rPr>
-                <w:rFonts w:ascii="Helvetica" w:hAnsi="Helvetica" w:eastAsia="Helvetica" w:cs="Helvetica"/>
-                <w:i w:val="false"/>
-                <w:b w:val="false"/>
-                <w:u w:val="none"/>
-                <w:sz w:val="22"/>
-                <w:szCs w:val="22"/>
-                <w:color w:val="000000"/>
-              </w:rPr>
-            </w:pPr>
-            <w:r>
-              <w:rPr>
-                <w:rFonts w:ascii="Helvetica" w:hAnsi="Helvetica" w:eastAsia="Helvetica" w:cs="Helvetica"/>
-                <w:i w:val="false"/>
-                <w:b w:val="false"/>
-                <w:u w:val="none"/>
-                <w:sz w:val="22"/>
-                <w:szCs w:val="22"/>
-                <w:color w:val="000000"/>
-              </w:rPr>
-              <w:t xml:space="preserve">0.099</w:t>
+              <w:t xml:space="preserve">2.9</w:t>
+            </w:r>
+          </w:p>
+        </w:tc>
+        <w:tc>
+          <w:tcPr>
+            <w:tcBorders>
+              <w:bottom w:val="none" w:sz="0" w:space="0" w:color="000000"/>
+              <w:top w:val="none" w:sz="0" w:space="0" w:color="000000"/>
+              <w:left w:val="none" w:sz="0" w:space="0" w:color="000000"/>
+              <w:right w:val="none" w:sz="0" w:space="0" w:color="000000"/>
+            </w:tcBorders>
+            <w:shd w:val="clear" w:color="auto" w:fill="FFFFFF"/>
+            <w:tcMar>
+              <w:top w:w="0" w:type="dxa"/>
+              <w:bottom w:w="0" w:type="dxa"/>
+              <w:left w:w="0" w:type="dxa"/>
+              <w:right w:w="0" w:type="dxa"/>
+            </w:tcMar>
+            <w:vAlign w:val="top"/>
+          </w:tcPr>
+          <w:p>
+            <w:pPr>
+              <w:pStyle w:val="Normal"/>
+              <w:jc w:val="center"/>
+              <w:pBdr>
+                <w:bottom w:val="none" w:sz="0" w:space="0" w:color="000000"/>
+                <w:top w:val="none" w:sz="0" w:space="0" w:color="000000"/>
+                <w:left w:val="none" w:sz="0" w:space="0" w:color="000000"/>
+                <w:right w:val="none" w:sz="0" w:space="0" w:color="000000"/>
+              </w:pBdr>
+              <w:spacing w:after="100" w:before="100" w:line="240"/>
+              <w:ind w:left="100" w:right="100" w:firstLine="0" w:firstLineChars="0"/>
+              <w:rPr>
+                <w:rFonts w:ascii="Helvetica" w:hAnsi="Helvetica" w:eastAsia="Helvetica" w:cs="Helvetica"/>
+                <w:i w:val="false"/>
+                <w:b w:val="false"/>
+                <w:u w:val="none"/>
+                <w:sz w:val="22"/>
+                <w:szCs w:val="22"/>
+                <w:color w:val="000000"/>
+              </w:rPr>
+            </w:pPr>
+            <w:r>
+              <w:rPr>
+                <w:rFonts w:ascii="Helvetica" w:hAnsi="Helvetica" w:eastAsia="Helvetica" w:cs="Helvetica"/>
+                <w:i w:val="false"/>
+                <w:b w:val="false"/>
+                <w:u w:val="none"/>
+                <w:sz w:val="22"/>
+                <w:szCs w:val="22"/>
+                <w:color w:val="000000"/>
+              </w:rPr>
+              <w:t xml:space="preserve">-0.77, 6.6</w:t>
+            </w:r>
+          </w:p>
+        </w:tc>
+        <w:tc>
+          <w:tcPr>
+            <w:tcBorders>
+              <w:bottom w:val="none" w:sz="0" w:space="0" w:color="000000"/>
+              <w:top w:val="none" w:sz="0" w:space="0" w:color="000000"/>
+              <w:left w:val="none" w:sz="0" w:space="0" w:color="000000"/>
+              <w:right w:val="none" w:sz="0" w:space="0" w:color="000000"/>
+            </w:tcBorders>
+            <w:shd w:val="clear" w:color="auto" w:fill="FFFFFF"/>
+            <w:tcMar>
+              <w:top w:w="0" w:type="dxa"/>
+              <w:bottom w:w="0" w:type="dxa"/>
+              <w:left w:w="0" w:type="dxa"/>
+              <w:right w:w="0" w:type="dxa"/>
+            </w:tcMar>
+            <w:vAlign w:val="top"/>
+          </w:tcPr>
+          <w:p>
+            <w:pPr>
+              <w:pStyle w:val="Normal"/>
+              <w:jc w:val="center"/>
+              <w:pBdr>
+                <w:bottom w:val="none" w:sz="0" w:space="0" w:color="000000"/>
+                <w:top w:val="none" w:sz="0" w:space="0" w:color="000000"/>
+                <w:left w:val="none" w:sz="0" w:space="0" w:color="000000"/>
+                <w:right w:val="none" w:sz="0" w:space="0" w:color="000000"/>
+              </w:pBdr>
+              <w:spacing w:after="100" w:before="100" w:line="240"/>
+              <w:ind w:left="100" w:right="100" w:firstLine="0" w:firstLineChars="0"/>
+              <w:rPr>
+                <w:rFonts w:ascii="Helvetica" w:hAnsi="Helvetica" w:eastAsia="Helvetica" w:cs="Helvetica"/>
+                <w:i w:val="false"/>
+                <w:b w:val="false"/>
+                <w:u w:val="none"/>
+                <w:sz w:val="22"/>
+                <w:szCs w:val="22"/>
+                <w:color w:val="000000"/>
+              </w:rPr>
+            </w:pPr>
+            <w:r>
+              <w:rPr>
+                <w:rFonts w:ascii="Helvetica" w:hAnsi="Helvetica" w:eastAsia="Helvetica" w:cs="Helvetica"/>
+                <w:i w:val="false"/>
+                <w:b w:val="false"/>
+                <w:u w:val="none"/>
+                <w:sz w:val="22"/>
+                <w:szCs w:val="22"/>
+                <w:color w:val="000000"/>
+              </w:rPr>
+              <w:t xml:space="preserve">0.121</w:t>
             </w:r>
           </w:p>
         </w:tc>
@@ -16533,113 +16533,113 @@
                 <w:szCs w:val="22"/>
                 <w:color w:val="000000"/>
               </w:rPr>
-              <w:t xml:space="preserve">0.38</w:t>
-            </w:r>
-          </w:p>
-        </w:tc>
-        <w:tc>
-          <w:tcPr>
-            <w:tcBorders>
-              <w:bottom w:val="none" w:sz="0" w:space="0" w:color="000000"/>
-              <w:top w:val="none" w:sz="0" w:space="0" w:color="000000"/>
-              <w:left w:val="none" w:sz="0" w:space="0" w:color="000000"/>
-              <w:right w:val="none" w:sz="0" w:space="0" w:color="000000"/>
-            </w:tcBorders>
-            <w:shd w:val="clear" w:color="auto" w:fill="FFFFFF"/>
-            <w:tcMar>
-              <w:top w:w="0" w:type="dxa"/>
-              <w:bottom w:w="0" w:type="dxa"/>
-              <w:left w:w="0" w:type="dxa"/>
-              <w:right w:w="0" w:type="dxa"/>
-            </w:tcMar>
-            <w:vAlign w:val="top"/>
-          </w:tcPr>
-          <w:p>
-            <w:pPr>
-              <w:pStyle w:val="Normal"/>
-              <w:jc w:val="center"/>
-              <w:pBdr>
-                <w:bottom w:val="none" w:sz="0" w:space="0" w:color="000000"/>
-                <w:top w:val="none" w:sz="0" w:space="0" w:color="000000"/>
-                <w:left w:val="none" w:sz="0" w:space="0" w:color="000000"/>
-                <w:right w:val="none" w:sz="0" w:space="0" w:color="000000"/>
-              </w:pBdr>
-              <w:spacing w:after="100" w:before="100" w:line="240"/>
-              <w:ind w:left="100" w:right="100" w:firstLine="0" w:firstLineChars="0"/>
-              <w:rPr>
-                <w:rFonts w:ascii="Helvetica" w:hAnsi="Helvetica" w:eastAsia="Helvetica" w:cs="Helvetica"/>
-                <w:i w:val="false"/>
-                <w:b w:val="false"/>
-                <w:u w:val="none"/>
-                <w:sz w:val="22"/>
-                <w:szCs w:val="22"/>
-                <w:color w:val="000000"/>
-              </w:rPr>
-            </w:pPr>
-            <w:r>
-              <w:rPr>
-                <w:rFonts w:ascii="Helvetica" w:hAnsi="Helvetica" w:eastAsia="Helvetica" w:cs="Helvetica"/>
-                <w:i w:val="false"/>
-                <w:b w:val="false"/>
-                <w:u w:val="none"/>
-                <w:sz w:val="22"/>
-                <w:szCs w:val="22"/>
-                <w:color w:val="000000"/>
-              </w:rPr>
-              <w:t xml:space="preserve">0.10, 0.66</w:t>
-            </w:r>
-          </w:p>
-        </w:tc>
-        <w:tc>
-          <w:tcPr>
-            <w:tcBorders>
-              <w:bottom w:val="none" w:sz="0" w:space="0" w:color="000000"/>
-              <w:top w:val="none" w:sz="0" w:space="0" w:color="000000"/>
-              <w:left w:val="none" w:sz="0" w:space="0" w:color="000000"/>
-              <w:right w:val="none" w:sz="0" w:space="0" w:color="000000"/>
-            </w:tcBorders>
-            <w:shd w:val="clear" w:color="auto" w:fill="FFFFFF"/>
-            <w:tcMar>
-              <w:top w:w="0" w:type="dxa"/>
-              <w:bottom w:w="0" w:type="dxa"/>
-              <w:left w:w="0" w:type="dxa"/>
-              <w:right w:w="0" w:type="dxa"/>
-            </w:tcMar>
-            <w:vAlign w:val="top"/>
-          </w:tcPr>
-          <w:p>
-            <w:pPr>
-              <w:pStyle w:val="Normal"/>
-              <w:jc w:val="center"/>
-              <w:pBdr>
-                <w:bottom w:val="none" w:sz="0" w:space="0" w:color="000000"/>
-                <w:top w:val="none" w:sz="0" w:space="0" w:color="000000"/>
-                <w:left w:val="none" w:sz="0" w:space="0" w:color="000000"/>
-                <w:right w:val="none" w:sz="0" w:space="0" w:color="000000"/>
-              </w:pBdr>
-              <w:spacing w:after="100" w:before="100" w:line="240"/>
-              <w:ind w:left="100" w:right="100" w:firstLine="0" w:firstLineChars="0"/>
-              <w:rPr>
-                <w:rFonts w:ascii="Helvetica" w:hAnsi="Helvetica" w:eastAsia="Helvetica" w:cs="Helvetica"/>
-                <w:i w:val="false"/>
-                <w:b w:val="false"/>
-                <w:u w:val="none"/>
-                <w:sz w:val="22"/>
-                <w:szCs w:val="22"/>
-                <w:color w:val="000000"/>
-              </w:rPr>
-            </w:pPr>
-            <w:r>
-              <w:rPr>
-                <w:rFonts w:ascii="Helvetica" w:hAnsi="Helvetica" w:eastAsia="Helvetica" w:cs="Helvetica"/>
-                <w:i w:val="false"/>
-                <w:b w:val="false"/>
-                <w:u w:val="none"/>
-                <w:sz w:val="22"/>
-                <w:szCs w:val="22"/>
-                <w:color w:val="000000"/>
-              </w:rPr>
-              <w:t xml:space="preserve">0.008</w:t>
+              <w:t xml:space="preserve">-0.05</w:t>
+            </w:r>
+          </w:p>
+        </w:tc>
+        <w:tc>
+          <w:tcPr>
+            <w:tcBorders>
+              <w:bottom w:val="none" w:sz="0" w:space="0" w:color="000000"/>
+              <w:top w:val="none" w:sz="0" w:space="0" w:color="000000"/>
+              <w:left w:val="none" w:sz="0" w:space="0" w:color="000000"/>
+              <w:right w:val="none" w:sz="0" w:space="0" w:color="000000"/>
+            </w:tcBorders>
+            <w:shd w:val="clear" w:color="auto" w:fill="FFFFFF"/>
+            <w:tcMar>
+              <w:top w:w="0" w:type="dxa"/>
+              <w:bottom w:w="0" w:type="dxa"/>
+              <w:left w:w="0" w:type="dxa"/>
+              <w:right w:w="0" w:type="dxa"/>
+            </w:tcMar>
+            <w:vAlign w:val="top"/>
+          </w:tcPr>
+          <w:p>
+            <w:pPr>
+              <w:pStyle w:val="Normal"/>
+              <w:jc w:val="center"/>
+              <w:pBdr>
+                <w:bottom w:val="none" w:sz="0" w:space="0" w:color="000000"/>
+                <w:top w:val="none" w:sz="0" w:space="0" w:color="000000"/>
+                <w:left w:val="none" w:sz="0" w:space="0" w:color="000000"/>
+                <w:right w:val="none" w:sz="0" w:space="0" w:color="000000"/>
+              </w:pBdr>
+              <w:spacing w:after="100" w:before="100" w:line="240"/>
+              <w:ind w:left="100" w:right="100" w:firstLine="0" w:firstLineChars="0"/>
+              <w:rPr>
+                <w:rFonts w:ascii="Helvetica" w:hAnsi="Helvetica" w:eastAsia="Helvetica" w:cs="Helvetica"/>
+                <w:i w:val="false"/>
+                <w:b w:val="false"/>
+                <w:u w:val="none"/>
+                <w:sz w:val="22"/>
+                <w:szCs w:val="22"/>
+                <w:color w:val="000000"/>
+              </w:rPr>
+            </w:pPr>
+            <w:r>
+              <w:rPr>
+                <w:rFonts w:ascii="Helvetica" w:hAnsi="Helvetica" w:eastAsia="Helvetica" w:cs="Helvetica"/>
+                <w:i w:val="false"/>
+                <w:b w:val="false"/>
+                <w:u w:val="none"/>
+                <w:sz w:val="22"/>
+                <w:szCs w:val="22"/>
+                <w:color w:val="000000"/>
+              </w:rPr>
+              <w:t xml:space="preserve">-0.29, 0.18</w:t>
+            </w:r>
+          </w:p>
+        </w:tc>
+        <w:tc>
+          <w:tcPr>
+            <w:tcBorders>
+              <w:bottom w:val="none" w:sz="0" w:space="0" w:color="000000"/>
+              <w:top w:val="none" w:sz="0" w:space="0" w:color="000000"/>
+              <w:left w:val="none" w:sz="0" w:space="0" w:color="000000"/>
+              <w:right w:val="none" w:sz="0" w:space="0" w:color="000000"/>
+            </w:tcBorders>
+            <w:shd w:val="clear" w:color="auto" w:fill="FFFFFF"/>
+            <w:tcMar>
+              <w:top w:w="0" w:type="dxa"/>
+              <w:bottom w:w="0" w:type="dxa"/>
+              <w:left w:w="0" w:type="dxa"/>
+              <w:right w:w="0" w:type="dxa"/>
+            </w:tcMar>
+            <w:vAlign w:val="top"/>
+          </w:tcPr>
+          <w:p>
+            <w:pPr>
+              <w:pStyle w:val="Normal"/>
+              <w:jc w:val="center"/>
+              <w:pBdr>
+                <w:bottom w:val="none" w:sz="0" w:space="0" w:color="000000"/>
+                <w:top w:val="none" w:sz="0" w:space="0" w:color="000000"/>
+                <w:left w:val="none" w:sz="0" w:space="0" w:color="000000"/>
+                <w:right w:val="none" w:sz="0" w:space="0" w:color="000000"/>
+              </w:pBdr>
+              <w:spacing w:after="100" w:before="100" w:line="240"/>
+              <w:ind w:left="100" w:right="100" w:firstLine="0" w:firstLineChars="0"/>
+              <w:rPr>
+                <w:rFonts w:ascii="Helvetica" w:hAnsi="Helvetica" w:eastAsia="Helvetica" w:cs="Helvetica"/>
+                <w:i w:val="false"/>
+                <w:b w:val="false"/>
+                <w:u w:val="none"/>
+                <w:sz w:val="22"/>
+                <w:szCs w:val="22"/>
+                <w:color w:val="000000"/>
+              </w:rPr>
+            </w:pPr>
+            <w:r>
+              <w:rPr>
+                <w:rFonts w:ascii="Helvetica" w:hAnsi="Helvetica" w:eastAsia="Helvetica" w:cs="Helvetica"/>
+                <w:i w:val="false"/>
+                <w:b w:val="false"/>
+                <w:u w:val="none"/>
+                <w:sz w:val="22"/>
+                <w:szCs w:val="22"/>
+                <w:color w:val="000000"/>
+              </w:rPr>
+              <w:t xml:space="preserve">0.652</w:t>
             </w:r>
           </w:p>
         </w:tc>
@@ -17016,113 +17016,113 @@
                 <w:szCs w:val="22"/>
                 <w:color w:val="000000"/>
               </w:rPr>
-              <w:t xml:space="preserve">1.1</w:t>
-            </w:r>
-          </w:p>
-        </w:tc>
-        <w:tc>
-          <w:tcPr>
-            <w:tcBorders>
-              <w:bottom w:val="none" w:sz="0" w:space="0" w:color="000000"/>
-              <w:top w:val="none" w:sz="0" w:space="0" w:color="000000"/>
-              <w:left w:val="none" w:sz="0" w:space="0" w:color="000000"/>
-              <w:right w:val="none" w:sz="0" w:space="0" w:color="000000"/>
-            </w:tcBorders>
-            <w:shd w:val="clear" w:color="auto" w:fill="FFFFFF"/>
-            <w:tcMar>
-              <w:top w:w="0" w:type="dxa"/>
-              <w:bottom w:w="0" w:type="dxa"/>
-              <w:left w:w="0" w:type="dxa"/>
-              <w:right w:w="0" w:type="dxa"/>
-            </w:tcMar>
-            <w:vAlign w:val="top"/>
-          </w:tcPr>
-          <w:p>
-            <w:pPr>
-              <w:pStyle w:val="Normal"/>
-              <w:jc w:val="center"/>
-              <w:pBdr>
-                <w:bottom w:val="none" w:sz="0" w:space="0" w:color="000000"/>
-                <w:top w:val="none" w:sz="0" w:space="0" w:color="000000"/>
-                <w:left w:val="none" w:sz="0" w:space="0" w:color="000000"/>
-                <w:right w:val="none" w:sz="0" w:space="0" w:color="000000"/>
-              </w:pBdr>
-              <w:spacing w:after="100" w:before="100" w:line="240"/>
-              <w:ind w:left="100" w:right="100" w:firstLine="0" w:firstLineChars="0"/>
-              <w:rPr>
-                <w:rFonts w:ascii="Helvetica" w:hAnsi="Helvetica" w:eastAsia="Helvetica" w:cs="Helvetica"/>
-                <w:i w:val="false"/>
-                <w:b w:val="false"/>
-                <w:u w:val="none"/>
-                <w:sz w:val="22"/>
-                <w:szCs w:val="22"/>
-                <w:color w:val="000000"/>
-              </w:rPr>
-            </w:pPr>
-            <w:r>
-              <w:rPr>
-                <w:rFonts w:ascii="Helvetica" w:hAnsi="Helvetica" w:eastAsia="Helvetica" w:cs="Helvetica"/>
-                <w:i w:val="false"/>
-                <w:b w:val="false"/>
-                <w:u w:val="none"/>
-                <w:sz w:val="22"/>
-                <w:szCs w:val="22"/>
-                <w:color w:val="000000"/>
-              </w:rPr>
-              <w:t xml:space="preserve">-1.8, 4.0</w:t>
-            </w:r>
-          </w:p>
-        </w:tc>
-        <w:tc>
-          <w:tcPr>
-            <w:tcBorders>
-              <w:bottom w:val="none" w:sz="0" w:space="0" w:color="000000"/>
-              <w:top w:val="none" w:sz="0" w:space="0" w:color="000000"/>
-              <w:left w:val="none" w:sz="0" w:space="0" w:color="000000"/>
-              <w:right w:val="none" w:sz="0" w:space="0" w:color="000000"/>
-            </w:tcBorders>
-            <w:shd w:val="clear" w:color="auto" w:fill="FFFFFF"/>
-            <w:tcMar>
-              <w:top w:w="0" w:type="dxa"/>
-              <w:bottom w:w="0" w:type="dxa"/>
-              <w:left w:w="0" w:type="dxa"/>
-              <w:right w:w="0" w:type="dxa"/>
-            </w:tcMar>
-            <w:vAlign w:val="top"/>
-          </w:tcPr>
-          <w:p>
-            <w:pPr>
-              <w:pStyle w:val="Normal"/>
-              <w:jc w:val="center"/>
-              <w:pBdr>
-                <w:bottom w:val="none" w:sz="0" w:space="0" w:color="000000"/>
-                <w:top w:val="none" w:sz="0" w:space="0" w:color="000000"/>
-                <w:left w:val="none" w:sz="0" w:space="0" w:color="000000"/>
-                <w:right w:val="none" w:sz="0" w:space="0" w:color="000000"/>
-              </w:pBdr>
-              <w:spacing w:after="100" w:before="100" w:line="240"/>
-              <w:ind w:left="100" w:right="100" w:firstLine="0" w:firstLineChars="0"/>
-              <w:rPr>
-                <w:rFonts w:ascii="Helvetica" w:hAnsi="Helvetica" w:eastAsia="Helvetica" w:cs="Helvetica"/>
-                <w:i w:val="false"/>
-                <w:b w:val="false"/>
-                <w:u w:val="none"/>
-                <w:sz w:val="22"/>
-                <w:szCs w:val="22"/>
-                <w:color w:val="000000"/>
-              </w:rPr>
-            </w:pPr>
-            <w:r>
-              <w:rPr>
-                <w:rFonts w:ascii="Helvetica" w:hAnsi="Helvetica" w:eastAsia="Helvetica" w:cs="Helvetica"/>
-                <w:i w:val="false"/>
-                <w:b w:val="false"/>
-                <w:u w:val="none"/>
-                <w:sz w:val="22"/>
-                <w:szCs w:val="22"/>
-                <w:color w:val="000000"/>
-              </w:rPr>
-              <w:t xml:space="preserve">0.457</w:t>
+              <w:t xml:space="preserve">0.99</w:t>
+            </w:r>
+          </w:p>
+        </w:tc>
+        <w:tc>
+          <w:tcPr>
+            <w:tcBorders>
+              <w:bottom w:val="none" w:sz="0" w:space="0" w:color="000000"/>
+              <w:top w:val="none" w:sz="0" w:space="0" w:color="000000"/>
+              <w:left w:val="none" w:sz="0" w:space="0" w:color="000000"/>
+              <w:right w:val="none" w:sz="0" w:space="0" w:color="000000"/>
+            </w:tcBorders>
+            <w:shd w:val="clear" w:color="auto" w:fill="FFFFFF"/>
+            <w:tcMar>
+              <w:top w:w="0" w:type="dxa"/>
+              <w:bottom w:w="0" w:type="dxa"/>
+              <w:left w:w="0" w:type="dxa"/>
+              <w:right w:w="0" w:type="dxa"/>
+            </w:tcMar>
+            <w:vAlign w:val="top"/>
+          </w:tcPr>
+          <w:p>
+            <w:pPr>
+              <w:pStyle w:val="Normal"/>
+              <w:jc w:val="center"/>
+              <w:pBdr>
+                <w:bottom w:val="none" w:sz="0" w:space="0" w:color="000000"/>
+                <w:top w:val="none" w:sz="0" w:space="0" w:color="000000"/>
+                <w:left w:val="none" w:sz="0" w:space="0" w:color="000000"/>
+                <w:right w:val="none" w:sz="0" w:space="0" w:color="000000"/>
+              </w:pBdr>
+              <w:spacing w:after="100" w:before="100" w:line="240"/>
+              <w:ind w:left="100" w:right="100" w:firstLine="0" w:firstLineChars="0"/>
+              <w:rPr>
+                <w:rFonts w:ascii="Helvetica" w:hAnsi="Helvetica" w:eastAsia="Helvetica" w:cs="Helvetica"/>
+                <w:i w:val="false"/>
+                <w:b w:val="false"/>
+                <w:u w:val="none"/>
+                <w:sz w:val="22"/>
+                <w:szCs w:val="22"/>
+                <w:color w:val="000000"/>
+              </w:rPr>
+            </w:pPr>
+            <w:r>
+              <w:rPr>
+                <w:rFonts w:ascii="Helvetica" w:hAnsi="Helvetica" w:eastAsia="Helvetica" w:cs="Helvetica"/>
+                <w:i w:val="false"/>
+                <w:b w:val="false"/>
+                <w:u w:val="none"/>
+                <w:sz w:val="22"/>
+                <w:szCs w:val="22"/>
+                <w:color w:val="000000"/>
+              </w:rPr>
+              <w:t xml:space="preserve">-1.9, 3.9</w:t>
+            </w:r>
+          </w:p>
+        </w:tc>
+        <w:tc>
+          <w:tcPr>
+            <w:tcBorders>
+              <w:bottom w:val="none" w:sz="0" w:space="0" w:color="000000"/>
+              <w:top w:val="none" w:sz="0" w:space="0" w:color="000000"/>
+              <w:left w:val="none" w:sz="0" w:space="0" w:color="000000"/>
+              <w:right w:val="none" w:sz="0" w:space="0" w:color="000000"/>
+            </w:tcBorders>
+            <w:shd w:val="clear" w:color="auto" w:fill="FFFFFF"/>
+            <w:tcMar>
+              <w:top w:w="0" w:type="dxa"/>
+              <w:bottom w:w="0" w:type="dxa"/>
+              <w:left w:w="0" w:type="dxa"/>
+              <w:right w:w="0" w:type="dxa"/>
+            </w:tcMar>
+            <w:vAlign w:val="top"/>
+          </w:tcPr>
+          <w:p>
+            <w:pPr>
+              <w:pStyle w:val="Normal"/>
+              <w:jc w:val="center"/>
+              <w:pBdr>
+                <w:bottom w:val="none" w:sz="0" w:space="0" w:color="000000"/>
+                <w:top w:val="none" w:sz="0" w:space="0" w:color="000000"/>
+                <w:left w:val="none" w:sz="0" w:space="0" w:color="000000"/>
+                <w:right w:val="none" w:sz="0" w:space="0" w:color="000000"/>
+              </w:pBdr>
+              <w:spacing w:after="100" w:before="100" w:line="240"/>
+              <w:ind w:left="100" w:right="100" w:firstLine="0" w:firstLineChars="0"/>
+              <w:rPr>
+                <w:rFonts w:ascii="Helvetica" w:hAnsi="Helvetica" w:eastAsia="Helvetica" w:cs="Helvetica"/>
+                <w:i w:val="false"/>
+                <w:b w:val="false"/>
+                <w:u w:val="none"/>
+                <w:sz w:val="22"/>
+                <w:szCs w:val="22"/>
+                <w:color w:val="000000"/>
+              </w:rPr>
+            </w:pPr>
+            <w:r>
+              <w:rPr>
+                <w:rFonts w:ascii="Helvetica" w:hAnsi="Helvetica" w:eastAsia="Helvetica" w:cs="Helvetica"/>
+                <w:i w:val="false"/>
+                <w:b w:val="false"/>
+                <w:u w:val="none"/>
+                <w:sz w:val="22"/>
+                <w:szCs w:val="22"/>
+                <w:color w:val="000000"/>
+              </w:rPr>
+              <w:t xml:space="preserve">0.506</w:t>
             </w:r>
           </w:p>
         </w:tc>
@@ -17499,113 +17499,113 @@
                 <w:szCs w:val="22"/>
                 <w:color w:val="000000"/>
               </w:rPr>
-              <w:t xml:space="preserve">1.0</w:t>
-            </w:r>
-          </w:p>
-        </w:tc>
-        <w:tc>
-          <w:tcPr>
-            <w:tcBorders>
-              <w:bottom w:val="none" w:sz="0" w:space="0" w:color="000000"/>
-              <w:top w:val="none" w:sz="0" w:space="0" w:color="000000"/>
-              <w:left w:val="none" w:sz="0" w:space="0" w:color="000000"/>
-              <w:right w:val="none" w:sz="0" w:space="0" w:color="000000"/>
-            </w:tcBorders>
-            <w:shd w:val="clear" w:color="auto" w:fill="FFFFFF"/>
-            <w:tcMar>
-              <w:top w:w="0" w:type="dxa"/>
-              <w:bottom w:w="0" w:type="dxa"/>
-              <w:left w:w="0" w:type="dxa"/>
-              <w:right w:w="0" w:type="dxa"/>
-            </w:tcMar>
-            <w:vAlign w:val="top"/>
-          </w:tcPr>
-          <w:p>
-            <w:pPr>
-              <w:pStyle w:val="Normal"/>
-              <w:jc w:val="center"/>
-              <w:pBdr>
-                <w:bottom w:val="none" w:sz="0" w:space="0" w:color="000000"/>
-                <w:top w:val="none" w:sz="0" w:space="0" w:color="000000"/>
-                <w:left w:val="none" w:sz="0" w:space="0" w:color="000000"/>
-                <w:right w:val="none" w:sz="0" w:space="0" w:color="000000"/>
-              </w:pBdr>
-              <w:spacing w:after="100" w:before="100" w:line="240"/>
-              <w:ind w:left="100" w:right="100" w:firstLine="0" w:firstLineChars="0"/>
-              <w:rPr>
-                <w:rFonts w:ascii="Helvetica" w:hAnsi="Helvetica" w:eastAsia="Helvetica" w:cs="Helvetica"/>
-                <w:i w:val="false"/>
-                <w:b w:val="false"/>
-                <w:u w:val="none"/>
-                <w:sz w:val="22"/>
-                <w:szCs w:val="22"/>
-                <w:color w:val="000000"/>
-              </w:rPr>
-            </w:pPr>
-            <w:r>
-              <w:rPr>
-                <w:rFonts w:ascii="Helvetica" w:hAnsi="Helvetica" w:eastAsia="Helvetica" w:cs="Helvetica"/>
-                <w:i w:val="false"/>
-                <w:b w:val="false"/>
-                <w:u w:val="none"/>
-                <w:sz w:val="22"/>
-                <w:szCs w:val="22"/>
-                <w:color w:val="000000"/>
-              </w:rPr>
-              <w:t xml:space="preserve">-7.2, 9.3</w:t>
-            </w:r>
-          </w:p>
-        </w:tc>
-        <w:tc>
-          <w:tcPr>
-            <w:tcBorders>
-              <w:bottom w:val="none" w:sz="0" w:space="0" w:color="000000"/>
-              <w:top w:val="none" w:sz="0" w:space="0" w:color="000000"/>
-              <w:left w:val="none" w:sz="0" w:space="0" w:color="000000"/>
-              <w:right w:val="none" w:sz="0" w:space="0" w:color="000000"/>
-            </w:tcBorders>
-            <w:shd w:val="clear" w:color="auto" w:fill="FFFFFF"/>
-            <w:tcMar>
-              <w:top w:w="0" w:type="dxa"/>
-              <w:bottom w:w="0" w:type="dxa"/>
-              <w:left w:w="0" w:type="dxa"/>
-              <w:right w:w="0" w:type="dxa"/>
-            </w:tcMar>
-            <w:vAlign w:val="top"/>
-          </w:tcPr>
-          <w:p>
-            <w:pPr>
-              <w:pStyle w:val="Normal"/>
-              <w:jc w:val="center"/>
-              <w:pBdr>
-                <w:bottom w:val="none" w:sz="0" w:space="0" w:color="000000"/>
-                <w:top w:val="none" w:sz="0" w:space="0" w:color="000000"/>
-                <w:left w:val="none" w:sz="0" w:space="0" w:color="000000"/>
-                <w:right w:val="none" w:sz="0" w:space="0" w:color="000000"/>
-              </w:pBdr>
-              <w:spacing w:after="100" w:before="100" w:line="240"/>
-              <w:ind w:left="100" w:right="100" w:firstLine="0" w:firstLineChars="0"/>
-              <w:rPr>
-                <w:rFonts w:ascii="Helvetica" w:hAnsi="Helvetica" w:eastAsia="Helvetica" w:cs="Helvetica"/>
-                <w:i w:val="false"/>
-                <w:b w:val="false"/>
-                <w:u w:val="none"/>
-                <w:sz w:val="22"/>
-                <w:szCs w:val="22"/>
-                <w:color w:val="000000"/>
-              </w:rPr>
-            </w:pPr>
-            <w:r>
-              <w:rPr>
-                <w:rFonts w:ascii="Helvetica" w:hAnsi="Helvetica" w:eastAsia="Helvetica" w:cs="Helvetica"/>
-                <w:i w:val="false"/>
-                <w:b w:val="false"/>
-                <w:u w:val="none"/>
-                <w:sz w:val="22"/>
-                <w:szCs w:val="22"/>
-                <w:color w:val="000000"/>
-              </w:rPr>
-              <w:t xml:space="preserve">0.808</w:t>
+              <w:t xml:space="preserve">0.85</w:t>
+            </w:r>
+          </w:p>
+        </w:tc>
+        <w:tc>
+          <w:tcPr>
+            <w:tcBorders>
+              <w:bottom w:val="none" w:sz="0" w:space="0" w:color="000000"/>
+              <w:top w:val="none" w:sz="0" w:space="0" w:color="000000"/>
+              <w:left w:val="none" w:sz="0" w:space="0" w:color="000000"/>
+              <w:right w:val="none" w:sz="0" w:space="0" w:color="000000"/>
+            </w:tcBorders>
+            <w:shd w:val="clear" w:color="auto" w:fill="FFFFFF"/>
+            <w:tcMar>
+              <w:top w:w="0" w:type="dxa"/>
+              <w:bottom w:w="0" w:type="dxa"/>
+              <w:left w:w="0" w:type="dxa"/>
+              <w:right w:w="0" w:type="dxa"/>
+            </w:tcMar>
+            <w:vAlign w:val="top"/>
+          </w:tcPr>
+          <w:p>
+            <w:pPr>
+              <w:pStyle w:val="Normal"/>
+              <w:jc w:val="center"/>
+              <w:pBdr>
+                <w:bottom w:val="none" w:sz="0" w:space="0" w:color="000000"/>
+                <w:top w:val="none" w:sz="0" w:space="0" w:color="000000"/>
+                <w:left w:val="none" w:sz="0" w:space="0" w:color="000000"/>
+                <w:right w:val="none" w:sz="0" w:space="0" w:color="000000"/>
+              </w:pBdr>
+              <w:spacing w:after="100" w:before="100" w:line="240"/>
+              <w:ind w:left="100" w:right="100" w:firstLine="0" w:firstLineChars="0"/>
+              <w:rPr>
+                <w:rFonts w:ascii="Helvetica" w:hAnsi="Helvetica" w:eastAsia="Helvetica" w:cs="Helvetica"/>
+                <w:i w:val="false"/>
+                <w:b w:val="false"/>
+                <w:u w:val="none"/>
+                <w:sz w:val="22"/>
+                <w:szCs w:val="22"/>
+                <w:color w:val="000000"/>
+              </w:rPr>
+            </w:pPr>
+            <w:r>
+              <w:rPr>
+                <w:rFonts w:ascii="Helvetica" w:hAnsi="Helvetica" w:eastAsia="Helvetica" w:cs="Helvetica"/>
+                <w:i w:val="false"/>
+                <w:b w:val="false"/>
+                <w:u w:val="none"/>
+                <w:sz w:val="22"/>
+                <w:szCs w:val="22"/>
+                <w:color w:val="000000"/>
+              </w:rPr>
+              <w:t xml:space="preserve">-7.4, 9.1</w:t>
+            </w:r>
+          </w:p>
+        </w:tc>
+        <w:tc>
+          <w:tcPr>
+            <w:tcBorders>
+              <w:bottom w:val="none" w:sz="0" w:space="0" w:color="000000"/>
+              <w:top w:val="none" w:sz="0" w:space="0" w:color="000000"/>
+              <w:left w:val="none" w:sz="0" w:space="0" w:color="000000"/>
+              <w:right w:val="none" w:sz="0" w:space="0" w:color="000000"/>
+            </w:tcBorders>
+            <w:shd w:val="clear" w:color="auto" w:fill="FFFFFF"/>
+            <w:tcMar>
+              <w:top w:w="0" w:type="dxa"/>
+              <w:bottom w:w="0" w:type="dxa"/>
+              <w:left w:w="0" w:type="dxa"/>
+              <w:right w:w="0" w:type="dxa"/>
+            </w:tcMar>
+            <w:vAlign w:val="top"/>
+          </w:tcPr>
+          <w:p>
+            <w:pPr>
+              <w:pStyle w:val="Normal"/>
+              <w:jc w:val="center"/>
+              <w:pBdr>
+                <w:bottom w:val="none" w:sz="0" w:space="0" w:color="000000"/>
+                <w:top w:val="none" w:sz="0" w:space="0" w:color="000000"/>
+                <w:left w:val="none" w:sz="0" w:space="0" w:color="000000"/>
+                <w:right w:val="none" w:sz="0" w:space="0" w:color="000000"/>
+              </w:pBdr>
+              <w:spacing w:after="100" w:before="100" w:line="240"/>
+              <w:ind w:left="100" w:right="100" w:firstLine="0" w:firstLineChars="0"/>
+              <w:rPr>
+                <w:rFonts w:ascii="Helvetica" w:hAnsi="Helvetica" w:eastAsia="Helvetica" w:cs="Helvetica"/>
+                <w:i w:val="false"/>
+                <w:b w:val="false"/>
+                <w:u w:val="none"/>
+                <w:sz w:val="22"/>
+                <w:szCs w:val="22"/>
+                <w:color w:val="000000"/>
+              </w:rPr>
+            </w:pPr>
+            <w:r>
+              <w:rPr>
+                <w:rFonts w:ascii="Helvetica" w:hAnsi="Helvetica" w:eastAsia="Helvetica" w:cs="Helvetica"/>
+                <w:i w:val="false"/>
+                <w:b w:val="false"/>
+                <w:u w:val="none"/>
+                <w:sz w:val="22"/>
+                <w:szCs w:val="22"/>
+                <w:color w:val="000000"/>
+              </w:rPr>
+              <w:t xml:space="preserve">0.840</w:t>
             </w:r>
           </w:p>
         </w:tc>
@@ -17982,120 +17982,120 @@
                 <w:szCs w:val="22"/>
                 <w:color w:val="000000"/>
               </w:rPr>
-              <w:t xml:space="preserve">1.2</w:t>
-            </w:r>
-          </w:p>
-        </w:tc>
-        <w:tc>
-          <w:tcPr>
-            <w:tcBorders>
-              <w:bottom w:val="none" w:sz="0" w:space="0" w:color="000000"/>
-              <w:top w:val="none" w:sz="0" w:space="0" w:color="000000"/>
-              <w:left w:val="none" w:sz="0" w:space="0" w:color="000000"/>
-              <w:right w:val="none" w:sz="0" w:space="0" w:color="000000"/>
-            </w:tcBorders>
-            <w:shd w:val="clear" w:color="auto" w:fill="FFFFFF"/>
-            <w:tcMar>
-              <w:top w:w="0" w:type="dxa"/>
-              <w:bottom w:w="0" w:type="dxa"/>
-              <w:left w:w="0" w:type="dxa"/>
-              <w:right w:w="0" w:type="dxa"/>
-            </w:tcMar>
-            <w:vAlign w:val="top"/>
-          </w:tcPr>
-          <w:p>
-            <w:pPr>
-              <w:pStyle w:val="Normal"/>
-              <w:jc w:val="center"/>
-              <w:pBdr>
-                <w:bottom w:val="none" w:sz="0" w:space="0" w:color="000000"/>
-                <w:top w:val="none" w:sz="0" w:space="0" w:color="000000"/>
-                <w:left w:val="none" w:sz="0" w:space="0" w:color="000000"/>
-                <w:right w:val="none" w:sz="0" w:space="0" w:color="000000"/>
-              </w:pBdr>
-              <w:spacing w:after="100" w:before="100" w:line="240"/>
-              <w:ind w:left="100" w:right="100" w:firstLine="0" w:firstLineChars="0"/>
-              <w:rPr>
-                <w:rFonts w:ascii="Helvetica" w:hAnsi="Helvetica" w:eastAsia="Helvetica" w:cs="Helvetica"/>
-                <w:i w:val="false"/>
-                <w:b w:val="false"/>
-                <w:u w:val="none"/>
-                <w:sz w:val="22"/>
-                <w:szCs w:val="22"/>
-                <w:color w:val="000000"/>
-              </w:rPr>
-            </w:pPr>
-            <w:r>
-              <w:rPr>
-                <w:rFonts w:ascii="Helvetica" w:hAnsi="Helvetica" w:eastAsia="Helvetica" w:cs="Helvetica"/>
-                <w:i w:val="false"/>
-                <w:b w:val="false"/>
-                <w:u w:val="none"/>
-                <w:sz w:val="22"/>
-                <w:szCs w:val="22"/>
-                <w:color w:val="000000"/>
-              </w:rPr>
-              <w:t xml:space="preserve">-2.3, 4.7</w:t>
-            </w:r>
-          </w:p>
-        </w:tc>
-        <w:tc>
-          <w:tcPr>
-            <w:tcBorders>
-              <w:bottom w:val="none" w:sz="0" w:space="0" w:color="000000"/>
-              <w:top w:val="none" w:sz="0" w:space="0" w:color="000000"/>
-              <w:left w:val="none" w:sz="0" w:space="0" w:color="000000"/>
-              <w:right w:val="none" w:sz="0" w:space="0" w:color="000000"/>
-            </w:tcBorders>
-            <w:shd w:val="clear" w:color="auto" w:fill="FFFFFF"/>
-            <w:tcMar>
-              <w:top w:w="0" w:type="dxa"/>
-              <w:bottom w:w="0" w:type="dxa"/>
-              <w:left w:w="0" w:type="dxa"/>
-              <w:right w:w="0" w:type="dxa"/>
-            </w:tcMar>
-            <w:vAlign w:val="top"/>
-          </w:tcPr>
-          <w:p>
-            <w:pPr>
-              <w:pStyle w:val="Normal"/>
-              <w:jc w:val="center"/>
-              <w:pBdr>
-                <w:bottom w:val="none" w:sz="0" w:space="0" w:color="000000"/>
-                <w:top w:val="none" w:sz="0" w:space="0" w:color="000000"/>
-                <w:left w:val="none" w:sz="0" w:space="0" w:color="000000"/>
-                <w:right w:val="none" w:sz="0" w:space="0" w:color="000000"/>
-              </w:pBdr>
-              <w:spacing w:after="100" w:before="100" w:line="240"/>
-              <w:ind w:left="100" w:right="100" w:firstLine="0" w:firstLineChars="0"/>
-              <w:rPr>
-                <w:rFonts w:ascii="Helvetica" w:hAnsi="Helvetica" w:eastAsia="Helvetica" w:cs="Helvetica"/>
-                <w:i w:val="false"/>
-                <w:b w:val="false"/>
-                <w:u w:val="none"/>
-                <w:sz w:val="22"/>
-                <w:szCs w:val="22"/>
-                <w:color w:val="000000"/>
-              </w:rPr>
-            </w:pPr>
-            <w:r>
-              <w:rPr>
-                <w:rFonts w:ascii="Helvetica" w:hAnsi="Helvetica" w:eastAsia="Helvetica" w:cs="Helvetica"/>
-                <w:i w:val="false"/>
-                <w:b w:val="false"/>
-                <w:u w:val="none"/>
-                <w:sz w:val="22"/>
-                <w:szCs w:val="22"/>
-                <w:color w:val="000000"/>
-              </w:rPr>
-              <w:t xml:space="preserve">0.488</w:t>
+              <w:t xml:space="preserve">1.3</w:t>
+            </w:r>
+          </w:p>
+        </w:tc>
+        <w:tc>
+          <w:tcPr>
+            <w:tcBorders>
+              <w:bottom w:val="none" w:sz="0" w:space="0" w:color="000000"/>
+              <w:top w:val="none" w:sz="0" w:space="0" w:color="000000"/>
+              <w:left w:val="none" w:sz="0" w:space="0" w:color="000000"/>
+              <w:right w:val="none" w:sz="0" w:space="0" w:color="000000"/>
+            </w:tcBorders>
+            <w:shd w:val="clear" w:color="auto" w:fill="FFFFFF"/>
+            <w:tcMar>
+              <w:top w:w="0" w:type="dxa"/>
+              <w:bottom w:w="0" w:type="dxa"/>
+              <w:left w:w="0" w:type="dxa"/>
+              <w:right w:w="0" w:type="dxa"/>
+            </w:tcMar>
+            <w:vAlign w:val="top"/>
+          </w:tcPr>
+          <w:p>
+            <w:pPr>
+              <w:pStyle w:val="Normal"/>
+              <w:jc w:val="center"/>
+              <w:pBdr>
+                <w:bottom w:val="none" w:sz="0" w:space="0" w:color="000000"/>
+                <w:top w:val="none" w:sz="0" w:space="0" w:color="000000"/>
+                <w:left w:val="none" w:sz="0" w:space="0" w:color="000000"/>
+                <w:right w:val="none" w:sz="0" w:space="0" w:color="000000"/>
+              </w:pBdr>
+              <w:spacing w:after="100" w:before="100" w:line="240"/>
+              <w:ind w:left="100" w:right="100" w:firstLine="0" w:firstLineChars="0"/>
+              <w:rPr>
+                <w:rFonts w:ascii="Helvetica" w:hAnsi="Helvetica" w:eastAsia="Helvetica" w:cs="Helvetica"/>
+                <w:i w:val="false"/>
+                <w:b w:val="false"/>
+                <w:u w:val="none"/>
+                <w:sz w:val="22"/>
+                <w:szCs w:val="22"/>
+                <w:color w:val="000000"/>
+              </w:rPr>
+            </w:pPr>
+            <w:r>
+              <w:rPr>
+                <w:rFonts w:ascii="Helvetica" w:hAnsi="Helvetica" w:eastAsia="Helvetica" w:cs="Helvetica"/>
+                <w:i w:val="false"/>
+                <w:b w:val="false"/>
+                <w:u w:val="none"/>
+                <w:sz w:val="22"/>
+                <w:szCs w:val="22"/>
+                <w:color w:val="000000"/>
+              </w:rPr>
+              <w:t xml:space="preserve">-2.2, 4.8</w:t>
+            </w:r>
+          </w:p>
+        </w:tc>
+        <w:tc>
+          <w:tcPr>
+            <w:tcBorders>
+              <w:bottom w:val="none" w:sz="0" w:space="0" w:color="000000"/>
+              <w:top w:val="none" w:sz="0" w:space="0" w:color="000000"/>
+              <w:left w:val="none" w:sz="0" w:space="0" w:color="000000"/>
+              <w:right w:val="none" w:sz="0" w:space="0" w:color="000000"/>
+            </w:tcBorders>
+            <w:shd w:val="clear" w:color="auto" w:fill="FFFFFF"/>
+            <w:tcMar>
+              <w:top w:w="0" w:type="dxa"/>
+              <w:bottom w:w="0" w:type="dxa"/>
+              <w:left w:w="0" w:type="dxa"/>
+              <w:right w:w="0" w:type="dxa"/>
+            </w:tcMar>
+            <w:vAlign w:val="top"/>
+          </w:tcPr>
+          <w:p>
+            <w:pPr>
+              <w:pStyle w:val="Normal"/>
+              <w:jc w:val="center"/>
+              <w:pBdr>
+                <w:bottom w:val="none" w:sz="0" w:space="0" w:color="000000"/>
+                <w:top w:val="none" w:sz="0" w:space="0" w:color="000000"/>
+                <w:left w:val="none" w:sz="0" w:space="0" w:color="000000"/>
+                <w:right w:val="none" w:sz="0" w:space="0" w:color="000000"/>
+              </w:pBdr>
+              <w:spacing w:after="100" w:before="100" w:line="240"/>
+              <w:ind w:left="100" w:right="100" w:firstLine="0" w:firstLineChars="0"/>
+              <w:rPr>
+                <w:rFonts w:ascii="Helvetica" w:hAnsi="Helvetica" w:eastAsia="Helvetica" w:cs="Helvetica"/>
+                <w:i w:val="false"/>
+                <w:b w:val="false"/>
+                <w:u w:val="none"/>
+                <w:sz w:val="22"/>
+                <w:szCs w:val="22"/>
+                <w:color w:val="000000"/>
+              </w:rPr>
+            </w:pPr>
+            <w:r>
+              <w:rPr>
+                <w:rFonts w:ascii="Helvetica" w:hAnsi="Helvetica" w:eastAsia="Helvetica" w:cs="Helvetica"/>
+                <w:i w:val="false"/>
+                <w:b w:val="false"/>
+                <w:u w:val="none"/>
+                <w:sz w:val="22"/>
+                <w:szCs w:val="22"/>
+                <w:color w:val="000000"/>
+              </w:rPr>
+              <w:t xml:space="preserve">0.475</w:t>
             </w:r>
           </w:p>
         </w:tc>
       </w:tr>
       <w:tr>
         <w:trPr>
-          <w:trHeight w:val="598" w:hRule="auto"/>
+          <w:trHeight w:val="619" w:hRule="auto"/>
         </w:trPr>
         body37
         <w:tc>
@@ -18147,7 +18147,7 @@
                 <w:szCs w:val="22"/>
                 <w:color w:val="000000"/>
               </w:rPr>
-              <w:t xml:space="preserve">cockcroft</w:t>
+              <w:t xml:space="preserve">ckd_epi_gfr_cre_cys</w:t>
             </w:r>
           </w:p>
         </w:tc>
@@ -18253,7 +18253,7 @@
                 <w:szCs w:val="22"/>
                 <w:color w:val="000000"/>
               </w:rPr>
-              <w:t xml:space="preserve">-0.06</w:t>
+              <w:t xml:space="preserve">-0.07</w:t>
             </w:r>
           </w:p>
         </w:tc>
@@ -18306,7 +18306,7 @@
                 <w:szCs w:val="22"/>
                 <w:color w:val="000000"/>
               </w:rPr>
-              <w:t xml:space="preserve">-0.11, -0.02</w:t>
+              <w:t xml:space="preserve">-0.13, -0.01</w:t>
             </w:r>
           </w:p>
         </w:tc>
@@ -18359,7 +18359,7 @@
                 <w:szCs w:val="22"/>
                 <w:color w:val="000000"/>
               </w:rPr>
-              <w:t xml:space="preserve">0.002</w:t>
+              <w:t xml:space="preserve">0.019</w:t>
             </w:r>
           </w:p>
         </w:tc>
@@ -18465,7 +18465,7 @@
                 <w:szCs w:val="22"/>
                 <w:color w:val="000000"/>
               </w:rPr>
-              <w:t xml:space="preserve">-0.14</w:t>
+              <w:t xml:space="preserve">-0.15</w:t>
             </w:r>
           </w:p>
         </w:tc>
@@ -18518,7 +18518,7 @@
                 <w:szCs w:val="22"/>
                 <w:color w:val="000000"/>
               </w:rPr>
-              <w:t xml:space="preserve">-0.20, -0.08</w:t>
+              <w:t xml:space="preserve">-0.23, -0.07</w:t>
             </w:r>
           </w:p>
         </w:tc>
